--- a/docs/traindoc.docx
+++ b/docs/traindoc.docx
@@ -235,7 +235,7 @@
       <w:r>
         <w:fldChar w:fldCharType="separate"/>
       </w:r>
-      <w:hyperlink w:anchor="_Toc243250142" w:history="1">
+      <w:hyperlink w:anchor="_Toc243250648" w:history="1">
         <w:r>
           <w:rPr>
             <w:rStyle w:val="af"/>
@@ -290,7 +290,7 @@
             <w:noProof/>
             <w:webHidden/>
           </w:rPr>
-          <w:instrText>PAGEREF _Toc243250142 \h</w:instrText>
+          <w:instrText>PAGEREF _Toc243250648 \h</w:instrText>
         </w:r>
         <w:r>
           <w:rPr>
@@ -348,7 +348,7 @@
           <w14:ligatures w14:val="standardContextual"/>
         </w:rPr>
       </w:pPr>
-      <w:hyperlink w:anchor="_Toc243250143" w:history="1">
+      <w:hyperlink w:anchor="_Toc243250649" w:history="1">
         <w:r>
           <w:rPr>
             <w:rStyle w:val="af"/>
@@ -403,7 +403,7 @@
             <w:noProof/>
             <w:webHidden/>
           </w:rPr>
-          <w:instrText>PAGEREF _Toc243250143 \h</w:instrText>
+          <w:instrText>PAGEREF _Toc243250649 \h</w:instrText>
         </w:r>
         <w:r>
           <w:rPr>
@@ -461,7 +461,7 @@
           <w14:ligatures w14:val="standardContextual"/>
         </w:rPr>
       </w:pPr>
-      <w:hyperlink w:anchor="_Toc243250144" w:history="1">
+      <w:hyperlink w:anchor="_Toc243250650" w:history="1">
         <w:r>
           <w:rPr>
             <w:rStyle w:val="af"/>
@@ -516,7 +516,7 @@
             <w:noProof/>
             <w:webHidden/>
           </w:rPr>
-          <w:instrText>PAGEREF _Toc243250144 \h</w:instrText>
+          <w:instrText>PAGEREF _Toc243250650 \h</w:instrText>
         </w:r>
         <w:r>
           <w:rPr>
@@ -574,7 +574,7 @@
           <w14:ligatures w14:val="standardContextual"/>
         </w:rPr>
       </w:pPr>
-      <w:hyperlink w:anchor="_Toc243250145" w:history="1">
+      <w:hyperlink w:anchor="_Toc243250651" w:history="1">
         <w:r>
           <w:rPr>
             <w:rStyle w:val="af"/>
@@ -629,7 +629,7 @@
             <w:noProof/>
             <w:webHidden/>
           </w:rPr>
-          <w:instrText>PAGEREF _Toc243250145 \h</w:instrText>
+          <w:instrText>PAGEREF _Toc243250651 \h</w:instrText>
         </w:r>
         <w:r>
           <w:rPr>
@@ -687,7 +687,7 @@
           <w14:ligatures w14:val="standardContextual"/>
         </w:rPr>
       </w:pPr>
-      <w:hyperlink w:anchor="_Toc243250146" w:history="1">
+      <w:hyperlink w:anchor="_Toc243250652" w:history="1">
         <w:r>
           <w:rPr>
             <w:rStyle w:val="af"/>
@@ -742,7 +742,7 @@
             <w:noProof/>
             <w:webHidden/>
           </w:rPr>
-          <w:instrText>PAGEREF _Toc243250146 \h</w:instrText>
+          <w:instrText>PAGEREF _Toc243250652 \h</w:instrText>
         </w:r>
         <w:r>
           <w:rPr>
@@ -800,7 +800,7 @@
           <w14:ligatures w14:val="standardContextual"/>
         </w:rPr>
       </w:pPr>
-      <w:hyperlink w:anchor="_Toc243250147" w:history="1">
+      <w:hyperlink w:anchor="_Toc243250653" w:history="1">
         <w:r>
           <w:rPr>
             <w:rStyle w:val="af"/>
@@ -855,7 +855,7 @@
             <w:noProof/>
             <w:webHidden/>
           </w:rPr>
-          <w:instrText>PAGEREF _Toc243250147 \h</w:instrText>
+          <w:instrText>PAGEREF _Toc243250653 \h</w:instrText>
         </w:r>
         <w:r>
           <w:rPr>
@@ -913,7 +913,7 @@
           <w14:ligatures w14:val="standardContextual"/>
         </w:rPr>
       </w:pPr>
-      <w:hyperlink w:anchor="_Toc243250148" w:history="1">
+      <w:hyperlink w:anchor="_Toc243250654" w:history="1">
         <w:r>
           <w:rPr>
             <w:rStyle w:val="af"/>
@@ -937,7 +937,21 @@
             <w:rStyle w:val="af"/>
             <w:noProof/>
           </w:rPr>
-          <w:t>推荐学习顺序</w:t>
+          <w:t>并行入门路线（</w:t>
+        </w:r>
+        <w:r>
+          <w:rPr>
+            <w:rStyle w:val="af"/>
+            <w:noProof/>
+          </w:rPr>
+          <w:t xml:space="preserve">2 </w:t>
+        </w:r>
+        <w:r>
+          <w:rPr>
+            <w:rStyle w:val="af"/>
+            <w:noProof/>
+          </w:rPr>
+          <w:t>周）</w:t>
         </w:r>
         <w:r>
           <w:rPr>
@@ -968,7 +982,7 @@
             <w:noProof/>
             <w:webHidden/>
           </w:rPr>
-          <w:instrText>PAGEREF _Toc243250148 \h</w:instrText>
+          <w:instrText>PAGEREF _Toc243250654 \h</w:instrText>
         </w:r>
         <w:r>
           <w:rPr>
@@ -1026,7 +1040,7 @@
           <w14:ligatures w14:val="standardContextual"/>
         </w:rPr>
       </w:pPr>
-      <w:hyperlink w:anchor="_Toc243250149" w:history="1">
+      <w:hyperlink w:anchor="_Toc243250655" w:history="1">
         <w:r>
           <w:rPr>
             <w:rStyle w:val="af"/>
@@ -1050,7 +1064,7 @@
             <w:rStyle w:val="af"/>
             <w:noProof/>
           </w:rPr>
-          <w:t>各阶段怎么学</w:t>
+          <w:t>各条线怎么学</w:t>
         </w:r>
         <w:r>
           <w:rPr>
@@ -1081,7 +1095,7 @@
             <w:noProof/>
             <w:webHidden/>
           </w:rPr>
-          <w:instrText>PAGEREF _Toc243250149 \h</w:instrText>
+          <w:instrText>PAGEREF _Toc243250655 \h</w:instrText>
         </w:r>
         <w:r>
           <w:rPr>
@@ -1111,7 +1125,7 @@
             <w:noProof/>
             <w:webHidden/>
           </w:rPr>
-          <w:t>7</w:t>
+          <w:t>6</w:t>
         </w:r>
         <w:r>
           <w:rPr>
@@ -1139,7 +1153,7 @@
           <w14:ligatures w14:val="standardContextual"/>
         </w:rPr>
       </w:pPr>
-      <w:hyperlink w:anchor="_Toc243250150" w:history="1">
+      <w:hyperlink w:anchor="_Toc243250656" w:history="1">
         <w:r>
           <w:rPr>
             <w:rStyle w:val="af"/>
@@ -1194,7 +1208,7 @@
             <w:noProof/>
             <w:webHidden/>
           </w:rPr>
-          <w:instrText>PAGEREF _Toc243250150 \h</w:instrText>
+          <w:instrText>PAGEREF _Toc243250656 \h</w:instrText>
         </w:r>
         <w:r>
           <w:rPr>
@@ -1252,7 +1266,7 @@
           <w14:ligatures w14:val="standardContextual"/>
         </w:rPr>
       </w:pPr>
-      <w:hyperlink w:anchor="_Toc243250151" w:history="1">
+      <w:hyperlink w:anchor="_Toc243250657" w:history="1">
         <w:r>
           <w:rPr>
             <w:rStyle w:val="af"/>
@@ -1307,7 +1321,7 @@
             <w:noProof/>
             <w:webHidden/>
           </w:rPr>
-          <w:instrText>PAGEREF _Toc243250151 \h</w:instrText>
+          <w:instrText>PAGEREF _Toc243250657 \h</w:instrText>
         </w:r>
         <w:r>
           <w:rPr>
@@ -1365,7 +1379,7 @@
           <w14:ligatures w14:val="standardContextual"/>
         </w:rPr>
       </w:pPr>
-      <w:hyperlink w:anchor="_Toc243250152" w:history="1">
+      <w:hyperlink w:anchor="_Toc243250658" w:history="1">
         <w:r>
           <w:rPr>
             <w:rStyle w:val="af"/>
@@ -1441,7 +1455,7 @@
             <w:noProof/>
             <w:webHidden/>
           </w:rPr>
-          <w:instrText>PAGEREF _Toc243250152 \h</w:instrText>
+          <w:instrText>PAGEREF _Toc243250658 \h</w:instrText>
         </w:r>
         <w:r>
           <w:rPr>
@@ -1499,7 +1513,7 @@
           <w14:ligatures w14:val="standardContextual"/>
         </w:rPr>
       </w:pPr>
-      <w:hyperlink w:anchor="_Toc243250153" w:history="1">
+      <w:hyperlink w:anchor="_Toc243250659" w:history="1">
         <w:r>
           <w:rPr>
             <w:rStyle w:val="af"/>
@@ -1554,7 +1568,7 @@
             <w:noProof/>
             <w:webHidden/>
           </w:rPr>
-          <w:instrText>PAGEREF _Toc243250153 \h</w:instrText>
+          <w:instrText>PAGEREF _Toc243250659 \h</w:instrText>
         </w:r>
         <w:r>
           <w:rPr>
@@ -1612,7 +1626,7 @@
           <w14:ligatures w14:val="standardContextual"/>
         </w:rPr>
       </w:pPr>
-      <w:hyperlink w:anchor="_Toc243250154" w:history="1">
+      <w:hyperlink w:anchor="_Toc243250660" w:history="1">
         <w:r>
           <w:rPr>
             <w:rStyle w:val="af"/>
@@ -1667,7 +1681,7 @@
             <w:noProof/>
             <w:webHidden/>
           </w:rPr>
-          <w:instrText>PAGEREF _Toc243250154 \h</w:instrText>
+          <w:instrText>PAGEREF _Toc243250660 \h</w:instrText>
         </w:r>
         <w:r>
           <w:rPr>
@@ -1725,7 +1739,7 @@
           <w14:ligatures w14:val="standardContextual"/>
         </w:rPr>
       </w:pPr>
-      <w:hyperlink w:anchor="_Toc243250155" w:history="1">
+      <w:hyperlink w:anchor="_Toc243250661" w:history="1">
         <w:r>
           <w:rPr>
             <w:rStyle w:val="af"/>
@@ -1780,7 +1794,7 @@
             <w:noProof/>
             <w:webHidden/>
           </w:rPr>
-          <w:instrText>PAGEREF _Toc243250155 \h</w:instrText>
+          <w:instrText>PAGEREF _Toc243250661 \h</w:instrText>
         </w:r>
         <w:r>
           <w:rPr>
@@ -1838,7 +1852,7 @@
           <w14:ligatures w14:val="standardContextual"/>
         </w:rPr>
       </w:pPr>
-      <w:hyperlink w:anchor="_Toc243250156" w:history="1">
+      <w:hyperlink w:anchor="_Toc243250662" w:history="1">
         <w:r>
           <w:rPr>
             <w:rStyle w:val="af"/>
@@ -1914,7 +1928,7 @@
             <w:noProof/>
             <w:webHidden/>
           </w:rPr>
-          <w:instrText>PAGEREF _Toc243250156 \h</w:instrText>
+          <w:instrText>PAGEREF _Toc243250662 \h</w:instrText>
         </w:r>
         <w:r>
           <w:rPr>
@@ -1972,7 +1986,7 @@
           <w14:ligatures w14:val="standardContextual"/>
         </w:rPr>
       </w:pPr>
-      <w:hyperlink w:anchor="_Toc243250157" w:history="1">
+      <w:hyperlink w:anchor="_Toc243250663" w:history="1">
         <w:r>
           <w:rPr>
             <w:rStyle w:val="af"/>
@@ -2041,7 +2055,7 @@
             <w:noProof/>
             <w:webHidden/>
           </w:rPr>
-          <w:instrText>PAGEREF _Toc243250157 \h</w:instrText>
+          <w:instrText>PAGEREF _Toc243250663 \h</w:instrText>
         </w:r>
         <w:r>
           <w:rPr>
@@ -2099,7 +2113,7 @@
           <w14:ligatures w14:val="standardContextual"/>
         </w:rPr>
       </w:pPr>
-      <w:hyperlink w:anchor="_Toc243250158" w:history="1">
+      <w:hyperlink w:anchor="_Toc243250664" w:history="1">
         <w:r>
           <w:rPr>
             <w:rStyle w:val="af"/>
@@ -2175,7 +2189,7 @@
             <w:noProof/>
             <w:webHidden/>
           </w:rPr>
-          <w:instrText>PAGEREF _Toc243250158 \h</w:instrText>
+          <w:instrText>PAGEREF _Toc243250664 \h</w:instrText>
         </w:r>
         <w:r>
           <w:rPr>
@@ -2233,7 +2247,7 @@
           <w14:ligatures w14:val="standardContextual"/>
         </w:rPr>
       </w:pPr>
-      <w:hyperlink w:anchor="_Toc243250159" w:history="1">
+      <w:hyperlink w:anchor="_Toc243250665" w:history="1">
         <w:r>
           <w:rPr>
             <w:rStyle w:val="af"/>
@@ -2295,7 +2309,7 @@
             <w:noProof/>
             <w:webHidden/>
           </w:rPr>
-          <w:instrText>PAGEREF _Toc243250159 \h</w:instrText>
+          <w:instrText>PAGEREF _Toc243250665 \h</w:instrText>
         </w:r>
         <w:r>
           <w:rPr>
@@ -2353,7 +2367,7 @@
           <w14:ligatures w14:val="standardContextual"/>
         </w:rPr>
       </w:pPr>
-      <w:hyperlink w:anchor="_Toc243250160" w:history="1">
+      <w:hyperlink w:anchor="_Toc243250666" w:history="1">
         <w:r>
           <w:rPr>
             <w:rStyle w:val="af"/>
@@ -2408,7 +2422,7 @@
             <w:noProof/>
             <w:webHidden/>
           </w:rPr>
-          <w:instrText>PAGEREF _Toc243250160 \h</w:instrText>
+          <w:instrText>PAGEREF _Toc243250666 \h</w:instrText>
         </w:r>
         <w:r>
           <w:rPr>
@@ -2466,7 +2480,7 @@
           <w14:ligatures w14:val="standardContextual"/>
         </w:rPr>
       </w:pPr>
-      <w:hyperlink w:anchor="_Toc243250161" w:history="1">
+      <w:hyperlink w:anchor="_Toc243250667" w:history="1">
         <w:r>
           <w:rPr>
             <w:rStyle w:val="af"/>
@@ -2521,7 +2535,7 @@
             <w:noProof/>
             <w:webHidden/>
           </w:rPr>
-          <w:instrText>PAGEREF _Toc243250161 \h</w:instrText>
+          <w:instrText>PAGEREF _Toc243250667 \h</w:instrText>
         </w:r>
         <w:r>
           <w:rPr>
@@ -2579,7 +2593,7 @@
           <w14:ligatures w14:val="standardContextual"/>
         </w:rPr>
       </w:pPr>
-      <w:hyperlink w:anchor="_Toc243250162" w:history="1">
+      <w:hyperlink w:anchor="_Toc243250668" w:history="1">
         <w:r>
           <w:rPr>
             <w:rStyle w:val="af"/>
@@ -2634,7 +2648,7 @@
             <w:noProof/>
             <w:webHidden/>
           </w:rPr>
-          <w:instrText>PAGEREF _Toc243250162 \h</w:instrText>
+          <w:instrText>PAGEREF _Toc243250668 \h</w:instrText>
         </w:r>
         <w:r>
           <w:rPr>
@@ -2692,7 +2706,7 @@
           <w14:ligatures w14:val="standardContextual"/>
         </w:rPr>
       </w:pPr>
-      <w:hyperlink w:anchor="_Toc243250163" w:history="1">
+      <w:hyperlink w:anchor="_Toc243250669" w:history="1">
         <w:r>
           <w:rPr>
             <w:rStyle w:val="af"/>
@@ -2754,7 +2768,7 @@
             <w:noProof/>
             <w:webHidden/>
           </w:rPr>
-          <w:instrText>PAGEREF _Toc243250163 \h</w:instrText>
+          <w:instrText>PAGEREF _Toc243250669 \h</w:instrText>
         </w:r>
         <w:r>
           <w:rPr>
@@ -2812,7 +2826,7 @@
           <w14:ligatures w14:val="standardContextual"/>
         </w:rPr>
       </w:pPr>
-      <w:hyperlink w:anchor="_Toc243250164" w:history="1">
+      <w:hyperlink w:anchor="_Toc243250670" w:history="1">
         <w:r>
           <w:rPr>
             <w:rStyle w:val="af"/>
@@ -2874,7 +2888,7 @@
             <w:noProof/>
             <w:webHidden/>
           </w:rPr>
-          <w:instrText>PAGEREF _Toc243250164 \h</w:instrText>
+          <w:instrText>PAGEREF _Toc243250670 \h</w:instrText>
         </w:r>
         <w:r>
           <w:rPr>
@@ -2932,7 +2946,7 @@
           <w14:ligatures w14:val="standardContextual"/>
         </w:rPr>
       </w:pPr>
-      <w:hyperlink w:anchor="_Toc243250165" w:history="1">
+      <w:hyperlink w:anchor="_Toc243250671" w:history="1">
         <w:r>
           <w:rPr>
             <w:rStyle w:val="af"/>
@@ -2987,7 +3001,7 @@
             <w:noProof/>
             <w:webHidden/>
           </w:rPr>
-          <w:instrText>PAGEREF _Toc243250165 \h</w:instrText>
+          <w:instrText>PAGEREF _Toc243250671 \h</w:instrText>
         </w:r>
         <w:r>
           <w:rPr>
@@ -3045,7 +3059,7 @@
           <w14:ligatures w14:val="standardContextual"/>
         </w:rPr>
       </w:pPr>
-      <w:hyperlink w:anchor="_Toc243250166" w:history="1">
+      <w:hyperlink w:anchor="_Toc243250672" w:history="1">
         <w:r>
           <w:rPr>
             <w:rStyle w:val="af"/>
@@ -3114,7 +3128,7 @@
             <w:noProof/>
             <w:webHidden/>
           </w:rPr>
-          <w:instrText>PAGEREF _Toc243250166 \h</w:instrText>
+          <w:instrText>PAGEREF _Toc243250672 \h</w:instrText>
         </w:r>
         <w:r>
           <w:rPr>
@@ -3172,7 +3186,7 @@
           <w14:ligatures w14:val="standardContextual"/>
         </w:rPr>
       </w:pPr>
-      <w:hyperlink w:anchor="_Toc243250167" w:history="1">
+      <w:hyperlink w:anchor="_Toc243250673" w:history="1">
         <w:r>
           <w:rPr>
             <w:rStyle w:val="af"/>
@@ -3234,7 +3248,7 @@
             <w:noProof/>
             <w:webHidden/>
           </w:rPr>
-          <w:instrText>PAGEREF _Toc243250167 \h</w:instrText>
+          <w:instrText>PAGEREF _Toc243250673 \h</w:instrText>
         </w:r>
         <w:r>
           <w:rPr>
@@ -3291,7 +3305,7 @@
           <w:bottom w:val="single" w:sz="18" w:space="8" w:color="00A6B2"/>
         </w:pBdr>
       </w:pPr>
-      <w:bookmarkStart w:id="0" w:name="_Toc243250142"/>
+      <w:bookmarkStart w:id="0" w:name="_Toc243250648"/>
       <w:r>
         <w:rPr>
           <w:rFonts w:ascii="Noto Sans" w:eastAsia="微软雅黑" w:hAnsi="Noto Sans" w:cs="Noto Sans"/>
@@ -3356,7 +3370,7 @@
       <w:pPr>
         <w:pStyle w:val="2"/>
       </w:pPr>
-      <w:bookmarkStart w:id="1" w:name="_Toc243250143"/>
+      <w:bookmarkStart w:id="1" w:name="_Toc243250649"/>
       <w:r>
         <w:rPr>
           <w:rFonts w:ascii="Noto Sans" w:eastAsia="微软雅黑" w:hAnsi="Noto Sans" w:cs="Noto Sans"/>
@@ -4425,7 +4439,7 @@
       <w:pPr>
         <w:pStyle w:val="2"/>
       </w:pPr>
-      <w:bookmarkStart w:id="2" w:name="_Toc243250144"/>
+      <w:bookmarkStart w:id="2" w:name="_Toc243250650"/>
       <w:r>
         <w:rPr>
           <w:rFonts w:ascii="Noto Sans" w:eastAsia="微软雅黑" w:hAnsi="Noto Sans" w:cs="Noto Sans"/>
@@ -5171,7 +5185,7 @@
       <w:pPr>
         <w:pStyle w:val="2"/>
       </w:pPr>
-      <w:bookmarkStart w:id="3" w:name="_Toc243250145"/>
+      <w:bookmarkStart w:id="3" w:name="_Toc243250651"/>
       <w:r>
         <w:rPr>
           <w:rFonts w:ascii="Noto Sans" w:eastAsia="微软雅黑" w:hAnsi="Noto Sans" w:cs="Noto Sans"/>
@@ -5925,7 +5939,7 @@
       <w:pPr>
         <w:pStyle w:val="2"/>
       </w:pPr>
-      <w:bookmarkStart w:id="4" w:name="_Toc243250146"/>
+      <w:bookmarkStart w:id="4" w:name="_Toc243250652"/>
       <w:r>
         <w:rPr>
           <w:rFonts w:ascii="Noto Sans" w:eastAsia="微软雅黑" w:hAnsi="Noto Sans" w:cs="Noto Sans"/>
@@ -6197,7 +6211,7 @@
           <w:bottom w:val="single" w:sz="18" w:space="8" w:color="00A6B2"/>
         </w:pBdr>
       </w:pPr>
-      <w:bookmarkStart w:id="5" w:name="_Toc243250147"/>
+      <w:bookmarkStart w:id="5" w:name="_Toc243250653"/>
       <w:r>
         <w:rPr>
           <w:rFonts w:ascii="Noto Sans" w:eastAsia="微软雅黑" w:hAnsi="Noto Sans" w:cs="Noto Sans"/>
@@ -6225,62 +6239,80 @@
         <w:pStyle w:val="FirstParagraph"/>
       </w:pPr>
       <w:r>
-        <w:t>这些部分都重要，下面按先基础后综合、先单点后系统的难度顺序排列。</w:t>
-      </w:r>
-      <w:r>
-        <w:t xml:space="preserve">C </w:t>
-      </w:r>
-      <w:r>
-        <w:t>语言和</w:t>
-      </w:r>
-      <w:r>
-        <w:t xml:space="preserve"> Verilog </w:t>
-      </w:r>
-      <w:r>
-        <w:t>决定能不能独立写代码，</w:t>
+        <w:t>这几门课不需要按顺序学完，也不要求把推荐教程从头刷到尾。建议用</w:t>
+      </w:r>
+      <w:r>
+        <w:t xml:space="preserve"> 2 </w:t>
+      </w:r>
+      <w:r>
+        <w:t>周做并行入门：第</w:t>
+      </w:r>
+      <w:r>
+        <w:t xml:space="preserve"> 1 </w:t>
+      </w:r>
+      <w:r>
+        <w:t>周铺开</w:t>
+      </w:r>
+      <w:r>
+        <w:t xml:space="preserve"> C</w:t>
+      </w:r>
+      <w:r>
+        <w:t>、</w:t>
+      </w:r>
+      <w:r>
+        <w:t>Python</w:t>
+      </w:r>
+      <w:r>
+        <w:t>、</w:t>
+      </w:r>
+      <w:r>
+        <w:t>FPGA</w:t>
+      </w:r>
+      <w:r>
+        <w:t>、</w:t>
+      </w:r>
+      <w:r>
+        <w:t xml:space="preserve">STM32 </w:t>
+      </w:r>
+      <w:r>
+        <w:t>的基础章节，第</w:t>
+      </w:r>
+      <w:r>
+        <w:t xml:space="preserve"> 2 </w:t>
+      </w:r>
+      <w:r>
+        <w:t>周集中做</w:t>
+      </w:r>
+      <w:r>
+        <w:t xml:space="preserve"> ZYNQ </w:t>
+      </w:r>
+      <w:r>
+        <w:t>最小闭环和</w:t>
+      </w:r>
+      <w:r>
+        <w:t xml:space="preserve"> Shell </w:t>
+      </w:r>
+      <w:r>
+        <w:t>集成；每门只取最必要的章节，先形成可运行的最小闭环，遇到缺口再回查对应课程。</w:t>
       </w:r>
       <w:r>
         <w:t xml:space="preserve">Python </w:t>
       </w:r>
       <w:r>
-        <w:t>负责串口日志、数据处理和自动化验证，</w:t>
-      </w:r>
-      <w:r>
-        <w:t xml:space="preserve">STM32 </w:t>
-      </w:r>
-      <w:r>
-        <w:t>外设帮助理解中断、定时器和寄存器，</w:t>
-      </w:r>
-      <w:r>
-        <w:t xml:space="preserve">ZYNQ </w:t>
-      </w:r>
-      <w:r>
-        <w:t>课程覆盖</w:t>
-      </w:r>
-      <w:r>
-        <w:t xml:space="preserve"> PS/PL </w:t>
-      </w:r>
-      <w:r>
-        <w:t>协同，</w:t>
-      </w:r>
-      <w:r>
-        <w:t xml:space="preserve">Shell </w:t>
-      </w:r>
-      <w:r>
-        <w:t>移植把前面能力串成一个完整项目，树莓派</w:t>
-      </w:r>
-      <w:r>
-        <w:t xml:space="preserve">/Linux </w:t>
-      </w:r>
-      <w:r>
-        <w:t>扩展用于补系统与远程调试。顺序按难度递进，不按收藏夹标签页排序。</w:t>
+        <w:t>只学语法基础；</w:t>
+      </w:r>
+      <w:r>
+        <w:t xml:space="preserve">Linux </w:t>
+      </w:r>
+      <w:r>
+        <w:t>放到主线之后。</w:t>
       </w:r>
     </w:p>
     <w:p>
       <w:pPr>
         <w:pStyle w:val="2"/>
       </w:pPr>
-      <w:bookmarkStart w:id="6" w:name="_Toc243250148"/>
+      <w:bookmarkStart w:id="6" w:name="_Toc243250654"/>
       <w:r>
         <w:rPr>
           <w:rFonts w:ascii="Noto Sans" w:eastAsia="微软雅黑" w:hAnsi="Noto Sans" w:cs="Noto Sans"/>
@@ -6298,7 +6330,19 @@
         <w:rPr>
           <w:rFonts w:ascii="Noto Sans" w:eastAsia="微软雅黑" w:hAnsi="Noto Sans" w:cs="Noto Sans"/>
         </w:rPr>
-        <w:t>推荐学习顺序</w:t>
+        <w:t>并行入门路线（</w:t>
+      </w:r>
+      <w:r>
+        <w:rPr>
+          <w:rFonts w:ascii="Noto Sans" w:eastAsia="微软雅黑" w:hAnsi="Noto Sans" w:cs="Noto Sans"/>
+        </w:rPr>
+        <w:t xml:space="preserve">2 </w:t>
+      </w:r>
+      <w:r>
+        <w:rPr>
+          <w:rFonts w:ascii="Noto Sans" w:eastAsia="微软雅黑" w:hAnsi="Noto Sans" w:cs="Noto Sans"/>
+        </w:rPr>
+        <w:t>周）</w:t>
       </w:r>
       <w:bookmarkEnd w:id="6"/>
     </w:p>
@@ -6307,34 +6351,13 @@
         <w:pStyle w:val="TableCaption"/>
       </w:pPr>
       <w:r>
-        <w:rPr>
-          <w:color w:val="000000"/>
-        </w:rPr>
         <w:t>表</w:t>
       </w:r>
       <w:r>
-        <w:rPr>
-          <w:color w:val="000000"/>
-        </w:rPr>
-        <w:t xml:space="preserve"> 2-1  </w:t>
-      </w:r>
-      <w:r>
-        <w:rPr>
-          <w:color w:val="000000"/>
-        </w:rPr>
-        <w:t>从零基础到</w:t>
-      </w:r>
-      <w:r>
-        <w:rPr>
-          <w:color w:val="000000"/>
-        </w:rPr>
-        <w:t xml:space="preserve"> Shell </w:t>
-      </w:r>
-      <w:r>
-        <w:rPr>
-          <w:color w:val="000000"/>
-        </w:rPr>
-        <w:t>移植的难度递进路径</w:t>
+        <w:t xml:space="preserve"> 2-1  2 </w:t>
+      </w:r>
+      <w:r>
+        <w:t>周并行入门路线（只学必要章节）</w:t>
       </w:r>
     </w:p>
     <w:tbl>
@@ -6388,7 +6411,7 @@
                 <w:b/>
                 <w:sz w:val="17"/>
               </w:rPr>
-              <w:t>阶段</w:t>
+              <w:t>学习线</w:t>
             </w:r>
           </w:p>
         </w:tc>
@@ -6410,7 +6433,7 @@
                 <w:b/>
                 <w:sz w:val="17"/>
               </w:rPr>
-              <w:t>课程与建议集数</w:t>
+              <w:t>课程与选看范围</w:t>
             </w:r>
           </w:p>
         </w:tc>
@@ -6432,7 +6455,7 @@
                 <w:b/>
                 <w:sz w:val="17"/>
               </w:rPr>
-              <w:t>学习重点</w:t>
+              <w:t>入门内容</w:t>
             </w:r>
           </w:p>
         </w:tc>
@@ -6454,7 +6477,14 @@
                 <w:b/>
                 <w:sz w:val="17"/>
               </w:rPr>
-              <w:t>阶段验收</w:t>
+              <w:t xml:space="preserve">2 </w:t>
+            </w:r>
+            <w:r>
+              <w:rPr>
+                <w:b/>
+                <w:sz w:val="17"/>
+              </w:rPr>
+              <w:t>周验收</w:t>
             </w:r>
           </w:p>
         </w:tc>
@@ -6477,13 +6507,26 @@
               <w:rPr>
                 <w:sz w:val="17"/>
               </w:rPr>
-              <w:t xml:space="preserve">1  </w:t>
+              <w:t xml:space="preserve">C </w:t>
             </w:r>
             <w:r>
               <w:rPr>
                 <w:sz w:val="17"/>
               </w:rPr>
-              <w:t>编程基础（入门）</w:t>
+              <w:t>语言线</w:t>
+            </w:r>
+            <w:r>
+              <w:rPr>
+                <w:sz w:val="17"/>
+              </w:rPr>
+              <w:br/>
+              <w:t xml:space="preserve">3-4 </w:t>
+            </w:r>
+            <w:r>
+              <w:rPr>
+                <w:sz w:val="17"/>
+              </w:rPr>
+              <w:t>天</w:t>
             </w:r>
           </w:p>
         </w:tc>
@@ -6545,67 +6588,7 @@
               <w:rPr>
                 <w:sz w:val="17"/>
               </w:rPr>
-              <w:t>先看</w:t>
-            </w:r>
-            <w:r>
-              <w:rPr>
-                <w:sz w:val="17"/>
-              </w:rPr>
-              <w:t xml:space="preserve"> 1-18</w:t>
-            </w:r>
-            <w:r>
-              <w:rPr>
-                <w:sz w:val="17"/>
-              </w:rPr>
-              <w:t>、</w:t>
-            </w:r>
-            <w:r>
-              <w:rPr>
-                <w:sz w:val="17"/>
-              </w:rPr>
-              <w:t>19-31</w:t>
-            </w:r>
-            <w:r>
-              <w:rPr>
-                <w:sz w:val="17"/>
-              </w:rPr>
-              <w:t>，再重点看</w:t>
-            </w:r>
-            <w:r>
-              <w:rPr>
-                <w:sz w:val="17"/>
-              </w:rPr>
-              <w:t xml:space="preserve"> 43-74</w:t>
-            </w:r>
-            <w:r>
-              <w:rPr>
-                <w:sz w:val="17"/>
-              </w:rPr>
-              <w:t>、</w:t>
-            </w:r>
-            <w:r>
-              <w:rPr>
-                <w:sz w:val="17"/>
-              </w:rPr>
-              <w:t>82-97</w:t>
-            </w:r>
-            <w:r>
-              <w:rPr>
-                <w:sz w:val="17"/>
-              </w:rPr>
-              <w:t>。算法专题</w:t>
-            </w:r>
-            <w:r>
-              <w:rPr>
-                <w:sz w:val="17"/>
-              </w:rPr>
-              <w:t xml:space="preserve"> 36-42 </w:t>
-            </w:r>
-            <w:r>
-              <w:rPr>
-                <w:sz w:val="17"/>
-              </w:rPr>
-              <w:t>可后置。</w:t>
+              <w:t>变量、流程、数组、函数，重点是数组、函数、指针和结构体；算法专题后置</w:t>
             </w:r>
           </w:p>
         </w:tc>
@@ -6622,7 +6605,7 @@
               <w:rPr>
                 <w:sz w:val="17"/>
               </w:rPr>
-              <w:t>能独立使用指针、结构体、函数指针和动态内存写一个串口缓冲区。</w:t>
+              <w:t>能读懂并使用变量、数组、函数、指针和结构体，完成一个简单缓冲区示例。</w:t>
             </w:r>
           </w:p>
         </w:tc>
@@ -6646,13 +6629,26 @@
               <w:rPr>
                 <w:sz w:val="17"/>
               </w:rPr>
-              <w:t xml:space="preserve">2  Python </w:t>
+              <w:t xml:space="preserve">Python </w:t>
             </w:r>
             <w:r>
               <w:rPr>
                 <w:sz w:val="17"/>
               </w:rPr>
-              <w:t>脚本（入门）</w:t>
+              <w:t>线</w:t>
+            </w:r>
+            <w:r>
+              <w:rPr>
+                <w:sz w:val="17"/>
+              </w:rPr>
+              <w:br/>
+              <w:t xml:space="preserve">2-3 </w:t>
+            </w:r>
+            <w:r>
+              <w:rPr>
+                <w:sz w:val="17"/>
+              </w:rPr>
+              <w:t>天</w:t>
             </w:r>
           </w:p>
         </w:tc>
@@ -6688,19 +6684,7 @@
               <w:rPr>
                 <w:sz w:val="17"/>
               </w:rPr>
-              <w:t>集，选看约</w:t>
-            </w:r>
-            <w:r>
-              <w:rPr>
-                <w:sz w:val="17"/>
-              </w:rPr>
-              <w:t xml:space="preserve"> 20%</w:t>
-            </w:r>
-            <w:r>
-              <w:rPr>
-                <w:sz w:val="17"/>
-              </w:rPr>
-              <w:t>）</w:t>
+              <w:t>集，只看语法基础）</w:t>
             </w:r>
           </w:p>
         </w:tc>
@@ -6718,91 +6702,19 @@
               <w:rPr>
                 <w:sz w:val="17"/>
               </w:rPr>
-              <w:t>语法与数据结构</w:t>
+              <w:t>变量与类型、分支循环、列表</w:t>
             </w:r>
             <w:r>
               <w:rPr>
                 <w:sz w:val="17"/>
               </w:rPr>
-              <w:t xml:space="preserve"> → </w:t>
+              <w:t>/</w:t>
             </w:r>
             <w:r>
               <w:rPr>
                 <w:sz w:val="17"/>
               </w:rPr>
-              <w:t>文件</w:t>
-            </w:r>
-            <w:r>
-              <w:rPr>
-                <w:sz w:val="17"/>
-              </w:rPr>
-              <w:t>/</w:t>
-            </w:r>
-            <w:r>
-              <w:rPr>
-                <w:sz w:val="17"/>
-              </w:rPr>
-              <w:t>异常</w:t>
-            </w:r>
-            <w:r>
-              <w:rPr>
-                <w:sz w:val="17"/>
-              </w:rPr>
-              <w:t xml:space="preserve"> → </w:t>
-            </w:r>
-            <w:r>
-              <w:rPr>
-                <w:sz w:val="17"/>
-              </w:rPr>
-              <w:t>模块与类</w:t>
-            </w:r>
-            <w:r>
-              <w:rPr>
-                <w:sz w:val="17"/>
-              </w:rPr>
-              <w:t xml:space="preserve"> → </w:t>
-            </w:r>
-            <w:r>
-              <w:rPr>
-                <w:sz w:val="17"/>
-              </w:rPr>
-              <w:t>标准库</w:t>
-            </w:r>
-            <w:r>
-              <w:rPr>
-                <w:sz w:val="17"/>
-              </w:rPr>
-              <w:t xml:space="preserve"> → pyserial </w:t>
-            </w:r>
-            <w:r>
-              <w:rPr>
-                <w:sz w:val="17"/>
-              </w:rPr>
-              <w:t>日志脚本；跳过</w:t>
-            </w:r>
-            <w:r>
-              <w:rPr>
-                <w:sz w:val="17"/>
-              </w:rPr>
-              <w:t xml:space="preserve"> GUI</w:t>
-            </w:r>
-            <w:r>
-              <w:rPr>
-                <w:sz w:val="17"/>
-              </w:rPr>
-              <w:t>、爬虫和</w:t>
-            </w:r>
-            <w:r>
-              <w:rPr>
-                <w:sz w:val="17"/>
-              </w:rPr>
-              <w:t xml:space="preserve"> Web </w:t>
-            </w:r>
-            <w:r>
-              <w:rPr>
-                <w:sz w:val="17"/>
-              </w:rPr>
-              <w:t>章节。</w:t>
+              <w:t>字典、函数、文件读写；类、模块、标准库进阶和串口项目后置</w:t>
             </w:r>
           </w:p>
         </w:tc>
@@ -6820,31 +6732,31 @@
               <w:rPr>
                 <w:sz w:val="17"/>
               </w:rPr>
-              <w:t>能写带</w:t>
+              <w:t>能读懂并改写</w:t>
             </w:r>
             <w:r>
               <w:rPr>
                 <w:sz w:val="17"/>
               </w:rPr>
-              <w:t xml:space="preserve"> argparse </w:t>
+              <w:t xml:space="preserve"> 20-40 </w:t>
             </w:r>
             <w:r>
               <w:rPr>
                 <w:sz w:val="17"/>
               </w:rPr>
-              <w:t>的串口日志脚本，按行记录时间戳、匹配关键字并输出</w:t>
+              <w:t>行小脚本，完成列表</w:t>
             </w:r>
             <w:r>
               <w:rPr>
                 <w:sz w:val="17"/>
               </w:rPr>
-              <w:t xml:space="preserve"> CSV </w:t>
+              <w:t>/</w:t>
             </w:r>
             <w:r>
               <w:rPr>
                 <w:sz w:val="17"/>
               </w:rPr>
-              <w:t>摘要。</w:t>
+              <w:t>字典处理和文件读写。</w:t>
             </w:r>
           </w:p>
         </w:tc>
@@ -6867,13 +6779,26 @@
               <w:rPr>
                 <w:sz w:val="17"/>
               </w:rPr>
-              <w:t xml:space="preserve">3  FPGA </w:t>
+              <w:t xml:space="preserve">FPGA </w:t>
             </w:r>
             <w:r>
               <w:rPr>
                 <w:sz w:val="17"/>
               </w:rPr>
-              <w:t>基础（基础）</w:t>
+              <w:t>线</w:t>
+            </w:r>
+            <w:r>
+              <w:rPr>
+                <w:sz w:val="17"/>
+              </w:rPr>
+              <w:br/>
+              <w:t xml:space="preserve">3-4 </w:t>
+            </w:r>
+            <w:r>
+              <w:rPr>
+                <w:sz w:val="17"/>
+              </w:rPr>
+              <w:t>天</w:t>
             </w:r>
           </w:p>
         </w:tc>
@@ -6935,79 +6860,25 @@
               <w:rPr>
                 <w:sz w:val="17"/>
               </w:rPr>
-              <w:t>主看</w:t>
+              <w:t xml:space="preserve">Verilog </w:t>
             </w:r>
             <w:r>
               <w:rPr>
                 <w:sz w:val="17"/>
               </w:rPr>
-              <w:t xml:space="preserve"> 01-26</w:t>
+              <w:t>语法、时钟、触发器、阻塞</w:t>
             </w:r>
             <w:r>
               <w:rPr>
                 <w:sz w:val="17"/>
               </w:rPr>
-              <w:t>、</w:t>
+              <w:t>/</w:t>
             </w:r>
             <w:r>
               <w:rPr>
                 <w:sz w:val="17"/>
               </w:rPr>
-              <w:t>44-48</w:t>
-            </w:r>
-            <w:r>
-              <w:rPr>
-                <w:sz w:val="17"/>
-              </w:rPr>
-              <w:t>、</w:t>
-            </w:r>
-            <w:r>
-              <w:rPr>
-                <w:sz w:val="17"/>
-              </w:rPr>
-              <w:t>49-53</w:t>
-            </w:r>
-            <w:r>
-              <w:rPr>
-                <w:sz w:val="17"/>
-              </w:rPr>
-              <w:t>。课程用</w:t>
-            </w:r>
-            <w:r>
-              <w:rPr>
-                <w:sz w:val="17"/>
-              </w:rPr>
-              <w:t xml:space="preserve"> Quartus </w:t>
-            </w:r>
-            <w:r>
-              <w:rPr>
-                <w:sz w:val="17"/>
-              </w:rPr>
-              <w:t>和</w:t>
-            </w:r>
-            <w:r>
-              <w:rPr>
-                <w:sz w:val="17"/>
-              </w:rPr>
-              <w:t xml:space="preserve"> GVIM</w:t>
-            </w:r>
-            <w:r>
-              <w:rPr>
-                <w:sz w:val="17"/>
-              </w:rPr>
-              <w:t>，重点迁移概念到</w:t>
-            </w:r>
-            <w:r>
-              <w:rPr>
-                <w:sz w:val="17"/>
-              </w:rPr>
-              <w:t xml:space="preserve"> Vivado</w:t>
-            </w:r>
-            <w:r>
-              <w:rPr>
-                <w:sz w:val="17"/>
-              </w:rPr>
-              <w:t>。</w:t>
+              <w:t>非阻塞赋值；计数器、状态机入门</w:t>
             </w:r>
           </w:p>
         </w:tc>
@@ -7024,31 +6895,7 @@
               <w:rPr>
                 <w:sz w:val="17"/>
               </w:rPr>
-              <w:t>能解释时钟、触发器、阻塞</w:t>
-            </w:r>
-            <w:r>
-              <w:rPr>
-                <w:sz w:val="17"/>
-              </w:rPr>
-              <w:t>/</w:t>
-            </w:r>
-            <w:r>
-              <w:rPr>
-                <w:sz w:val="17"/>
-              </w:rPr>
-              <w:t>非阻塞赋值，并写出计数器、状态机、</w:t>
-            </w:r>
-            <w:r>
-              <w:rPr>
-                <w:sz w:val="17"/>
-              </w:rPr>
-              <w:t>PWM</w:t>
-            </w:r>
-            <w:r>
-              <w:rPr>
-                <w:sz w:val="17"/>
-              </w:rPr>
-              <w:t>。</w:t>
+              <w:t>能解释基本时序概念，改写计数器或状态机示例。</w:t>
             </w:r>
           </w:p>
         </w:tc>
@@ -7072,13 +6919,26 @@
               <w:rPr>
                 <w:sz w:val="17"/>
               </w:rPr>
-              <w:t xml:space="preserve">4  STM32 </w:t>
+              <w:t xml:space="preserve">STM32 </w:t>
             </w:r>
             <w:r>
               <w:rPr>
                 <w:sz w:val="17"/>
               </w:rPr>
-              <w:t>外设（基础）</w:t>
+              <w:t>线</w:t>
+            </w:r>
+            <w:r>
+              <w:rPr>
+                <w:sz w:val="17"/>
+              </w:rPr>
+              <w:br/>
+              <w:t xml:space="preserve">2-3 </w:t>
+            </w:r>
+            <w:r>
+              <w:rPr>
+                <w:sz w:val="17"/>
+              </w:rPr>
+              <w:t>天</w:t>
             </w:r>
           </w:p>
         </w:tc>
@@ -7158,25 +7018,43 @@
               <w:rPr>
                 <w:sz w:val="17"/>
               </w:rPr>
-              <w:t>按需看</w:t>
+              <w:t xml:space="preserve">GPIO </w:t>
             </w:r>
             <w:r>
               <w:rPr>
                 <w:sz w:val="17"/>
               </w:rPr>
-              <w:t xml:space="preserve"> GPIO</w:t>
+              <w:t>输出、定时器中断、</w:t>
             </w:r>
             <w:r>
               <w:rPr>
                 <w:sz w:val="17"/>
               </w:rPr>
+              <w:t xml:space="preserve">PWM </w:t>
+            </w:r>
+            <w:r>
+              <w:rPr>
+                <w:sz w:val="17"/>
+              </w:rPr>
+              <w:t>和串口收发；</w:t>
+            </w:r>
+            <w:r>
+              <w:rPr>
+                <w:sz w:val="17"/>
+              </w:rPr>
+              <w:t>DMA</w:t>
+            </w:r>
+            <w:r>
+              <w:rPr>
+                <w:sz w:val="17"/>
+              </w:rPr>
               <w:t>、</w:t>
             </w:r>
             <w:r>
               <w:rPr>
                 <w:sz w:val="17"/>
               </w:rPr>
-              <w:t>EXTI</w:t>
+              <w:t>I2C</w:t>
             </w:r>
             <w:r>
               <w:rPr>
@@ -7188,85 +7066,13 @@
               <w:rPr>
                 <w:sz w:val="17"/>
               </w:rPr>
-              <w:t>TIM/PWM</w:t>
+              <w:t xml:space="preserve">SPI </w:t>
             </w:r>
             <w:r>
               <w:rPr>
                 <w:sz w:val="17"/>
               </w:rPr>
-              <w:t>、</w:t>
-            </w:r>
-            <w:r>
-              <w:rPr>
-                <w:sz w:val="17"/>
-              </w:rPr>
-              <w:t>ADC</w:t>
-            </w:r>
-            <w:r>
-              <w:rPr>
-                <w:sz w:val="17"/>
-              </w:rPr>
-              <w:t>、</w:t>
-            </w:r>
-            <w:r>
-              <w:rPr>
-                <w:sz w:val="17"/>
-              </w:rPr>
-              <w:t>DMA</w:t>
-            </w:r>
-            <w:r>
-              <w:rPr>
-                <w:sz w:val="17"/>
-              </w:rPr>
-              <w:t>、</w:t>
-            </w:r>
-            <w:r>
-              <w:rPr>
-                <w:sz w:val="17"/>
-              </w:rPr>
-              <w:t>USART</w:t>
-            </w:r>
-            <w:r>
-              <w:rPr>
-                <w:sz w:val="17"/>
-              </w:rPr>
-              <w:t>；</w:t>
-            </w:r>
-            <w:r>
-              <w:rPr>
-                <w:sz w:val="17"/>
-              </w:rPr>
-              <w:t>I2C</w:t>
-            </w:r>
-            <w:r>
-              <w:rPr>
-                <w:sz w:val="17"/>
-              </w:rPr>
-              <w:t>、</w:t>
-            </w:r>
-            <w:r>
-              <w:rPr>
-                <w:sz w:val="17"/>
-              </w:rPr>
-              <w:t>SPI</w:t>
-            </w:r>
-            <w:r>
-              <w:rPr>
-                <w:sz w:val="17"/>
-              </w:rPr>
-              <w:t>、</w:t>
-            </w:r>
-            <w:r>
-              <w:rPr>
-                <w:sz w:val="17"/>
-              </w:rPr>
-              <w:t xml:space="preserve">RTC </w:t>
-            </w:r>
-            <w:r>
-              <w:rPr>
-                <w:sz w:val="17"/>
-              </w:rPr>
-              <w:t>等以后回查。</w:t>
+              <w:t>后置</w:t>
             </w:r>
           </w:p>
         </w:tc>
@@ -7284,19 +7090,31 @@
               <w:rPr>
                 <w:sz w:val="17"/>
               </w:rPr>
-              <w:t>能独立完成串口收发、定时器中断和</w:t>
+              <w:t>能跑通</w:t>
             </w:r>
             <w:r>
               <w:rPr>
                 <w:sz w:val="17"/>
               </w:rPr>
-              <w:t xml:space="preserve"> PWM </w:t>
+              <w:t xml:space="preserve"> GPIO</w:t>
             </w:r>
             <w:r>
               <w:rPr>
                 <w:sz w:val="17"/>
               </w:rPr>
-              <w:t>输出，并看得懂外设初始化流程。</w:t>
+              <w:t>、串口收发和一个定时器</w:t>
+            </w:r>
+            <w:r>
+              <w:rPr>
+                <w:sz w:val="17"/>
+              </w:rPr>
+              <w:t xml:space="preserve">/PWM </w:t>
+            </w:r>
+            <w:r>
+              <w:rPr>
+                <w:sz w:val="17"/>
+              </w:rPr>
+              <w:t>示例。</w:t>
             </w:r>
           </w:p>
         </w:tc>
@@ -7319,13 +7137,26 @@
               <w:rPr>
                 <w:sz w:val="17"/>
               </w:rPr>
-              <w:t>5  ZYNQ</w:t>
+              <w:t xml:space="preserve">ZYNQ </w:t>
             </w:r>
             <w:r>
               <w:rPr>
                 <w:sz w:val="17"/>
               </w:rPr>
-              <w:t>（进阶）</w:t>
+              <w:t>线</w:t>
+            </w:r>
+            <w:r>
+              <w:rPr>
+                <w:sz w:val="17"/>
+              </w:rPr>
+              <w:br/>
+              <w:t xml:space="preserve">3-4 </w:t>
+            </w:r>
+            <w:r>
+              <w:rPr>
+                <w:sz w:val="17"/>
+              </w:rPr>
+              <w:t>天</w:t>
             </w:r>
           </w:p>
         </w:tc>
@@ -7387,55 +7218,37 @@
               <w:rPr>
                 <w:sz w:val="17"/>
               </w:rPr>
-              <w:t>先看</w:t>
+              <w:t>板卡资源、</w:t>
             </w:r>
             <w:r>
               <w:rPr>
                 <w:sz w:val="17"/>
               </w:rPr>
-              <w:t xml:space="preserve"> 01-05</w:t>
+              <w:t xml:space="preserve">PL </w:t>
             </w:r>
             <w:r>
               <w:rPr>
                 <w:sz w:val="17"/>
               </w:rPr>
-              <w:t>：板卡资源、</w:t>
+              <w:t>流水灯、</w:t>
             </w:r>
             <w:r>
               <w:rPr>
                 <w:sz w:val="17"/>
               </w:rPr>
-              <w:t xml:space="preserve">PL </w:t>
+              <w:t>PS Hello World</w:t>
             </w:r>
             <w:r>
               <w:rPr>
                 <w:sz w:val="17"/>
               </w:rPr>
-              <w:t>流水灯、</w:t>
+              <w:t>、按键控制</w:t>
             </w:r>
             <w:r>
               <w:rPr>
                 <w:sz w:val="17"/>
               </w:rPr>
-              <w:t>PS Hello World</w:t>
-            </w:r>
-            <w:r>
-              <w:rPr>
-                <w:sz w:val="17"/>
-              </w:rPr>
-              <w:t>、按键控制</w:t>
-            </w:r>
-            <w:r>
-              <w:rPr>
-                <w:sz w:val="17"/>
-              </w:rPr>
               <w:t xml:space="preserve"> LED</w:t>
-            </w:r>
-            <w:r>
-              <w:rPr>
-                <w:sz w:val="17"/>
-              </w:rPr>
-              <w:t>。视频接口部分后置。</w:t>
             </w:r>
           </w:p>
         </w:tc>
@@ -7482,37 +7295,25 @@
               <w:rPr>
                 <w:sz w:val="17"/>
               </w:rPr>
-              <w:t xml:space="preserve"> PS </w:t>
+              <w:t xml:space="preserve"> AXI-Lite </w:t>
             </w:r>
             <w:r>
               <w:rPr>
                 <w:sz w:val="17"/>
               </w:rPr>
-              <w:t>通过</w:t>
+              <w:t>控制</w:t>
             </w:r>
             <w:r>
               <w:rPr>
                 <w:sz w:val="17"/>
               </w:rPr>
-              <w:t xml:space="preserve"> AXI-Lite </w:t>
+              <w:t xml:space="preserve"> LED </w:t>
             </w:r>
             <w:r>
               <w:rPr>
                 <w:sz w:val="17"/>
               </w:rPr>
-              <w:t>控制</w:t>
-            </w:r>
-            <w:r>
-              <w:rPr>
-                <w:sz w:val="17"/>
-              </w:rPr>
-              <w:t xml:space="preserve"> PL</w:t>
-            </w:r>
-            <w:r>
-              <w:rPr>
-                <w:sz w:val="17"/>
-              </w:rPr>
-              <w:t>。</w:t>
+              <w:t>的最小闭环。</w:t>
             </w:r>
           </w:p>
         </w:tc>
@@ -7536,13 +7337,26 @@
               <w:rPr>
                 <w:sz w:val="17"/>
               </w:rPr>
-              <w:t>6  Shell</w:t>
+              <w:t xml:space="preserve">Shell </w:t>
             </w:r>
             <w:r>
               <w:rPr>
                 <w:sz w:val="17"/>
               </w:rPr>
-              <w:t>（综合）</w:t>
+              <w:t>线</w:t>
+            </w:r>
+            <w:r>
+              <w:rPr>
+                <w:sz w:val="17"/>
+              </w:rPr>
+              <w:br/>
+              <w:t xml:space="preserve">2-3 </w:t>
+            </w:r>
+            <w:r>
+              <w:rPr>
+                <w:sz w:val="17"/>
+              </w:rPr>
+              <w:t>天</w:t>
             </w:r>
           </w:p>
         </w:tc>
@@ -7614,43 +7428,37 @@
               <w:rPr>
                 <w:sz w:val="17"/>
               </w:rPr>
-              <w:t>围绕</w:t>
+              <w:t>UART read/write</w:t>
             </w:r>
             <w:r>
               <w:rPr>
                 <w:sz w:val="17"/>
               </w:rPr>
-              <w:t xml:space="preserve"> UART read/write</w:t>
+              <w:t>、</w:t>
             </w:r>
             <w:r>
               <w:rPr>
                 <w:sz w:val="17"/>
               </w:rPr>
-              <w:t>、</w:t>
+              <w:t xml:space="preserve">shellCommand </w:t>
             </w:r>
             <w:r>
               <w:rPr>
                 <w:sz w:val="17"/>
               </w:rPr>
-              <w:t xml:space="preserve">shellCommand </w:t>
+              <w:t>链接段、命令表、</w:t>
             </w:r>
             <w:r>
               <w:rPr>
                 <w:sz w:val="17"/>
               </w:rPr>
-              <w:t>链接段、命令表、</w:t>
+              <w:t xml:space="preserve">main </w:t>
             </w:r>
             <w:r>
               <w:rPr>
                 <w:sz w:val="17"/>
               </w:rPr>
-              <w:t xml:space="preserve">main </w:t>
-            </w:r>
-            <w:r>
-              <w:rPr>
-                <w:sz w:val="17"/>
-              </w:rPr>
-              <w:t>循环逐项验证。</w:t>
+              <w:t>循环</w:t>
             </w:r>
           </w:p>
         </w:tc>
@@ -7704,7 +7512,7 @@
               <w:rPr>
                 <w:sz w:val="17"/>
               </w:rPr>
-              <w:t>命令可执行，能解释内存布局。</w:t>
+              <w:t>命令可执行。</w:t>
             </w:r>
           </w:p>
         </w:tc>
@@ -7727,13 +7535,25 @@
               <w:rPr>
                 <w:sz w:val="17"/>
               </w:rPr>
-              <w:t xml:space="preserve">7  Linux </w:t>
+              <w:t xml:space="preserve">Linux </w:t>
             </w:r>
             <w:r>
               <w:rPr>
                 <w:sz w:val="17"/>
               </w:rPr>
-              <w:t>扩展（拓展）</w:t>
+              <w:t>线</w:t>
+            </w:r>
+            <w:r>
+              <w:rPr>
+                <w:sz w:val="17"/>
+              </w:rPr>
+              <w:br/>
+            </w:r>
+            <w:r>
+              <w:rPr>
+                <w:sz w:val="17"/>
+              </w:rPr>
+              <w:t>后置</w:t>
             </w:r>
           </w:p>
         </w:tc>
@@ -7803,31 +7623,19 @@
               <w:rPr>
                 <w:sz w:val="17"/>
               </w:rPr>
-              <w:t>先看</w:t>
+              <w:t>系统安装、</w:t>
             </w:r>
             <w:r>
               <w:rPr>
                 <w:sz w:val="17"/>
               </w:rPr>
-              <w:t xml:space="preserve"> 1-3 </w:t>
+              <w:t>SSH/VNC</w:t>
             </w:r>
             <w:r>
               <w:rPr>
                 <w:sz w:val="17"/>
               </w:rPr>
-              <w:t>集掌握系统、</w:t>
-            </w:r>
-            <w:r>
-              <w:rPr>
-                <w:sz w:val="17"/>
-              </w:rPr>
-              <w:t xml:space="preserve">SSH/VNC </w:t>
-            </w:r>
-            <w:r>
-              <w:rPr>
-                <w:sz w:val="17"/>
-              </w:rPr>
-              <w:t>和编译环境，再挑传感器实验。</w:t>
+              <w:t>、编译环境和传感器实验</w:t>
             </w:r>
           </w:p>
         </w:tc>
@@ -7844,31 +7652,7 @@
               <w:rPr>
                 <w:sz w:val="17"/>
               </w:rPr>
-              <w:t>能远程登录树莓派并完成一个</w:t>
-            </w:r>
-            <w:r>
-              <w:rPr>
-                <w:sz w:val="17"/>
-              </w:rPr>
-              <w:t xml:space="preserve"> C </w:t>
-            </w:r>
-            <w:r>
-              <w:rPr>
-                <w:sz w:val="17"/>
-              </w:rPr>
-              <w:t>或</w:t>
-            </w:r>
-            <w:r>
-              <w:rPr>
-                <w:sz w:val="17"/>
-              </w:rPr>
-              <w:t xml:space="preserve"> Python </w:t>
-            </w:r>
-            <w:r>
-              <w:rPr>
-                <w:sz w:val="17"/>
-              </w:rPr>
-              <w:t>传感器实验。</w:t>
+              <w:t>完成主线后再开始，能远程登录树莓派并跑一个示例。</w:t>
             </w:r>
           </w:p>
         </w:tc>
@@ -7878,13 +7662,12 @@
       <w:pPr>
         <w:pStyle w:val="2"/>
       </w:pPr>
-      <w:bookmarkStart w:id="7" w:name="_Toc243250149"/>
+      <w:bookmarkStart w:id="7" w:name="_Toc243250655"/>
       <w:r>
         <w:rPr>
           <w:rFonts w:ascii="Noto Sans" w:eastAsia="微软雅黑" w:hAnsi="Noto Sans" w:cs="Noto Sans"/>
           <w:color w:val="007C8A"/>
         </w:rPr>
-        <w:lastRenderedPageBreak/>
         <w:t>2.2</w:t>
       </w:r>
       <w:r>
@@ -7897,7 +7680,7 @@
         <w:rPr>
           <w:rFonts w:ascii="Noto Sans" w:eastAsia="微软雅黑" w:hAnsi="Noto Sans" w:cs="Noto Sans"/>
         </w:rPr>
-        <w:t>各阶段怎么学</w:t>
+        <w:t>各条线怎么学</w:t>
       </w:r>
       <w:bookmarkEnd w:id="7"/>
     </w:p>
@@ -7923,7 +7706,7 @@
         <w:rPr>
           <w:rFonts w:eastAsia="微软雅黑" w:cs="Noto Sans"/>
         </w:rPr>
-        <w:t>语言先学到能控制内存</w:t>
+        <w:t>语言先补语法、指针和结构体</w:t>
       </w:r>
     </w:p>
     <w:p>
@@ -7937,19 +7720,19 @@
         <w:t xml:space="preserve"> C </w:t>
       </w:r>
       <w:r>
-        <w:t>语言课程内容很全，但不适合把每一集都当成任务打卡。先建立变量、流程控制、数组、函数和调试能力，再把指针、内存分区、</w:t>
-      </w:r>
-      <w:r>
-        <w:t>malloc/free</w:t>
-      </w:r>
-      <w:r>
-        <w:t>、函数指针和结构体吃透。它们分别对应</w:t>
+        <w:t>语言课程内容很全，</w:t>
+      </w:r>
+      <w:r>
+        <w:t xml:space="preserve">2 </w:t>
+      </w:r>
+      <w:r>
+        <w:t>周入门不适合逐集打卡。先看变量、流程控制、数组和函数，再挑指针、结构体和动态内存的关键章节；它们分别对应</w:t>
       </w:r>
       <w:r>
         <w:t xml:space="preserve"> Shell </w:t>
       </w:r>
       <w:r>
-        <w:t>的读写回调、命令表、缓冲区管理和寄存器映射。查找、排序等算法可以练手，但不应早于指针和结构体。</w:t>
+        <w:t>的读写回调、命令表、缓冲区管理和寄存器映射。函数指针、算法专题和复杂内存分区可以后置。</w:t>
       </w:r>
     </w:p>
     <w:p>
@@ -7961,6 +7744,7 @@
           <w:rFonts w:eastAsia="微软雅黑" w:cs="Noto Sans"/>
           <w:color w:val="007C8A"/>
         </w:rPr>
+        <w:lastRenderedPageBreak/>
         <w:t>2.2.2</w:t>
       </w:r>
       <w:r>
@@ -7974,7 +7758,7 @@
         <w:rPr>
           <w:rFonts w:eastAsia="微软雅黑" w:cs="Noto Sans"/>
         </w:rPr>
-        <w:t>课程按辅助脚本目标选学</w:t>
+        <w:t>只学语法基础</w:t>
       </w:r>
     </w:p>
     <w:p>
@@ -7982,25 +7766,13 @@
         <w:pStyle w:val="a0"/>
       </w:pPr>
       <w:r>
-        <w:t>这套</w:t>
-      </w:r>
-      <w:r>
-        <w:t xml:space="preserve"> Python </w:t>
-      </w:r>
-      <w:r>
-        <w:t>零基础课程共</w:t>
+        <w:t>这套课程共</w:t>
       </w:r>
       <w:r>
         <w:t xml:space="preserve"> 748 </w:t>
       </w:r>
       <w:r>
-        <w:t>集，按顺序全部看完会挤占硬件主线的时间。更合适的做法是只学能直接服务调试和验证的部分：先建立语法与数据结构，再补文件、异常、模块和常用标准库，最后用</w:t>
-      </w:r>
-      <w:r>
-        <w:t xml:space="preserve"> pyserial </w:t>
-      </w:r>
-      <w:r>
-        <w:t>做一个真正能跑的串口日志脚本。</w:t>
+        <w:t>集，本阶段只学语法基础，不要求学完面向对象、工程化、标准库进阶或串口项目。先掌握能读懂和改写小脚本的最小语法集，后续需要时再按主题回查。</w:t>
       </w:r>
     </w:p>
     <w:p>
@@ -8027,7 +7799,7 @@
         <w:rPr>
           <w:b/>
         </w:rPr>
-        <w:t>语法闭环（约</w:t>
+        <w:t>语法与流程（约</w:t>
       </w:r>
       <w:r>
         <w:rPr>
@@ -8039,22 +7811,10 @@
         <w:rPr>
           <w:b/>
         </w:rPr>
-        <w:t>周）：</w:t>
-      </w:r>
-      <w:r>
-        <w:t>变量与类型、分支循环、列表</w:t>
-      </w:r>
-      <w:r>
-        <w:t>/</w:t>
-      </w:r>
-      <w:r>
-        <w:t>字典、函数、文件读写、异常处理；每学完一块写</w:t>
-      </w:r>
-      <w:r>
-        <w:t xml:space="preserve"> 20-40 </w:t>
-      </w:r>
-      <w:r>
-        <w:t>行小脚本。</w:t>
+        <w:t>天）：</w:t>
+      </w:r>
+      <w:r>
+        <w:t>变量与类型、分支、循环、函数；能看懂缩进、表达式和基本输入输出。</w:t>
       </w:r>
     </w:p>
     <w:p>
@@ -8081,7 +7841,7 @@
         <w:rPr>
           <w:b/>
         </w:rPr>
-        <w:t>工程化（约</w:t>
+        <w:t>容器与文件（约</w:t>
       </w:r>
       <w:r>
         <w:rPr>
@@ -8093,16 +7853,10 @@
         <w:rPr>
           <w:b/>
         </w:rPr>
-        <w:t>周）：</w:t>
-      </w:r>
-      <w:r>
-        <w:t>模块与包、类、虚拟环境、</w:t>
-      </w:r>
-      <w:r>
-        <w:t xml:space="preserve">pip </w:t>
-      </w:r>
-      <w:r>
-        <w:t>和调试；把重复脚本拆成函数与模块，避免所有代码堆在一个文件里。</w:t>
+        <w:t>天）：</w:t>
+      </w:r>
+      <w:r>
+        <w:t>列表、字典、字符串处理、文件读写；能把重复操作写成函数。</w:t>
       </w:r>
     </w:p>
     <w:p>
@@ -8129,7 +7883,7 @@
         <w:rPr>
           <w:b/>
         </w:rPr>
-        <w:t>标准库（约</w:t>
+        <w:t>小脚本练习（约</w:t>
       </w:r>
       <w:r>
         <w:rPr>
@@ -8141,61 +7895,610 @@
         <w:rPr>
           <w:b/>
         </w:rPr>
-        <w:t>周）：</w:t>
-      </w:r>
-      <w:r>
-        <w:t>pathlib/os</w:t>
+        <w:t>天）：</w:t>
+      </w:r>
+      <w:r>
+        <w:t>改写</w:t>
+      </w:r>
+      <w:r>
+        <w:t xml:space="preserve"> 20-40 </w:t>
+      </w:r>
+      <w:r>
+        <w:t>行的文本或</w:t>
+      </w:r>
+      <w:r>
+        <w:t xml:space="preserve"> CSV </w:t>
+      </w:r>
+      <w:r>
+        <w:t>处理脚本；类、装饰器、异步、</w:t>
+      </w:r>
+      <w:r>
+        <w:t>GUI</w:t>
+      </w:r>
+      <w:r>
+        <w:t>、爬虫和</w:t>
+      </w:r>
+      <w:r>
+        <w:t xml:space="preserve"> Web </w:t>
+      </w:r>
+      <w:r>
+        <w:t>框架直接跳过。</w:t>
+      </w:r>
+    </w:p>
+    <w:p>
+      <w:pPr>
+        <w:pStyle w:val="a0"/>
+      </w:pPr>
+      <w:r>
+        <w:t>验收标准：能读懂</w:t>
+      </w:r>
+      <w:r>
+        <w:t xml:space="preserve"> 20-40 </w:t>
+      </w:r>
+      <w:r>
+        <w:t>行</w:t>
+      </w:r>
+      <w:r>
+        <w:t xml:space="preserve"> Python </w:t>
+      </w:r>
+      <w:r>
+        <w:t>小脚本，能修改条件、循环、列表</w:t>
+      </w:r>
+      <w:r>
+        <w:t>/</w:t>
+      </w:r>
+      <w:r>
+        <w:t>字典和文件读写；不要求独立完成串口项目。</w:t>
+      </w:r>
+    </w:p>
+    <w:p>
+      <w:pPr>
+        <w:pStyle w:val="a0"/>
+      </w:pPr>
+      <w:r>
+        <w:rPr>
+          <w:b/>
+        </w:rPr>
+        <w:t>课程：</w:t>
+      </w:r>
+      <w:hyperlink r:id="rId23">
+        <w:r>
+          <w:rPr>
+            <w:color w:val="007C8A"/>
+            <w:u w:val="single"/>
+          </w:rPr>
+          <w:t>【全</w:t>
+        </w:r>
+        <w:r>
+          <w:rPr>
+            <w:color w:val="007C8A"/>
+            <w:u w:val="single"/>
+          </w:rPr>
+          <w:t>748</w:t>
+        </w:r>
+        <w:r>
+          <w:rPr>
+            <w:color w:val="007C8A"/>
+            <w:u w:val="single"/>
+          </w:rPr>
+          <w:t>集】</w:t>
+        </w:r>
+        <w:r>
+          <w:rPr>
+            <w:color w:val="007C8A"/>
+            <w:u w:val="single"/>
+          </w:rPr>
+          <w:t xml:space="preserve">Python </w:t>
+        </w:r>
+        <w:r>
+          <w:rPr>
+            <w:color w:val="007C8A"/>
+            <w:u w:val="single"/>
+          </w:rPr>
+          <w:t>零基础全套教程（</w:t>
+        </w:r>
+        <w:r>
+          <w:rPr>
+            <w:color w:val="007C8A"/>
+            <w:u w:val="single"/>
+          </w:rPr>
+          <w:t xml:space="preserve">2026 </w:t>
+        </w:r>
+        <w:r>
+          <w:rPr>
+            <w:color w:val="007C8A"/>
+            <w:u w:val="single"/>
+          </w:rPr>
+          <w:t>最新版）</w:t>
+        </w:r>
+      </w:hyperlink>
+      <w:r>
+        <w:rPr>
+          <w:color w:val="4B5563"/>
+          <w:sz w:val="18"/>
+        </w:rPr>
+        <w:t xml:space="preserve">  ·  Python</w:t>
+      </w:r>
+      <w:r>
+        <w:rPr>
+          <w:color w:val="4B5563"/>
+          <w:sz w:val="18"/>
+        </w:rPr>
+        <w:t>官方课程</w:t>
+      </w:r>
+      <w:r>
+        <w:rPr>
+          <w:color w:val="4B5563"/>
+          <w:sz w:val="18"/>
+        </w:rPr>
+        <w:t xml:space="preserve">  |  39:58:14</w:t>
+      </w:r>
+    </w:p>
+    <w:p>
+      <w:pPr>
+        <w:pStyle w:val="3"/>
+      </w:pPr>
+      <w:r>
+        <w:rPr>
+          <w:rFonts w:eastAsia="微软雅黑" w:cs="Noto Sans"/>
+          <w:color w:val="007C8A"/>
+        </w:rPr>
+        <w:t>2.2.3</w:t>
+      </w:r>
+      <w:r>
+        <w:rPr>
+          <w:rFonts w:eastAsia="微软雅黑" w:cs="Noto Sans"/>
+        </w:rPr>
+        <w:tab/>
+        <w:t xml:space="preserve">FPGA </w:t>
+      </w:r>
+      <w:r>
+        <w:rPr>
+          <w:rFonts w:eastAsia="微软雅黑" w:cs="Noto Sans"/>
+        </w:rPr>
+        <w:t>课程重点在时序，不在软件菜单</w:t>
+      </w:r>
+    </w:p>
+    <w:p>
+      <w:pPr>
+        <w:pStyle w:val="a0"/>
+      </w:pPr>
+      <w:r>
+        <w:t xml:space="preserve">FPGA </w:t>
+      </w:r>
+      <w:r>
+        <w:t>课程前半段讲</w:t>
+      </w:r>
+      <w:r>
+        <w:t xml:space="preserve"> Verilog </w:t>
+      </w:r>
+      <w:r>
+        <w:t>语法、时钟、触发器和阻塞</w:t>
+      </w:r>
+      <w:r>
+        <w:t>/</w:t>
+      </w:r>
+      <w:r>
+        <w:t>非阻塞赋值，后半段进入计数器、状态机、</w:t>
+      </w:r>
+      <w:r>
+        <w:t>FIFO</w:t>
       </w:r>
       <w:r>
         <w:t>、</w:t>
       </w:r>
       <w:r>
-        <w:t>json</w:t>
+        <w:t xml:space="preserve">PWM </w:t>
+      </w:r>
+      <w:r>
+        <w:t>和串口。</w:t>
+      </w:r>
+      <w:r>
+        <w:t xml:space="preserve">2 </w:t>
+      </w:r>
+      <w:r>
+        <w:t>周内主看</w:t>
+      </w:r>
+      <w:r>
+        <w:t xml:space="preserve"> 01-26 </w:t>
+      </w:r>
+      <w:r>
+        <w:t>与</w:t>
+      </w:r>
+      <w:r>
+        <w:t xml:space="preserve"> 44-48</w:t>
+      </w:r>
+      <w:r>
+        <w:t>，先建立时序概念和计数器、状态机示例；</w:t>
+      </w:r>
+      <w:r>
+        <w:t>Quartus</w:t>
       </w:r>
       <w:r>
         <w:t>、</w:t>
       </w:r>
       <w:r>
-        <w:t>csv</w:t>
+        <w:t xml:space="preserve">GVIM </w:t>
+      </w:r>
+      <w:r>
+        <w:t>的菜单操作可以略读，</w:t>
+      </w:r>
+      <w:r>
+        <w:t xml:space="preserve">49-53 </w:t>
+      </w:r>
+      <w:r>
+        <w:t>和视频接口后置。</w:t>
+      </w:r>
+    </w:p>
+    <w:p>
+      <w:pPr>
+        <w:pStyle w:val="3"/>
+      </w:pPr>
+      <w:r>
+        <w:rPr>
+          <w:rFonts w:eastAsia="微软雅黑" w:cs="Noto Sans"/>
+          <w:color w:val="007C8A"/>
+        </w:rPr>
+        <w:t>2.2.4</w:t>
+      </w:r>
+      <w:r>
+        <w:rPr>
+          <w:rFonts w:eastAsia="微软雅黑" w:cs="Noto Sans"/>
+        </w:rPr>
+        <w:tab/>
+        <w:t xml:space="preserve">STM32 </w:t>
+      </w:r>
+      <w:r>
+        <w:rPr>
+          <w:rFonts w:eastAsia="微软雅黑" w:cs="Noto Sans"/>
+        </w:rPr>
+        <w:t>只补常用外设</w:t>
+      </w:r>
+    </w:p>
+    <w:p>
+      <w:pPr>
+        <w:pStyle w:val="a0"/>
+      </w:pPr>
+      <w:r>
+        <w:t xml:space="preserve">2 </w:t>
+      </w:r>
+      <w:r>
+        <w:t>周内只看</w:t>
+      </w:r>
+      <w:r>
+        <w:t xml:space="preserve"> GPIO</w:t>
+      </w:r>
+      <w:r>
+        <w:t>、定时器</w:t>
+      </w:r>
+      <w:r>
+        <w:t>/</w:t>
+      </w:r>
+      <w:r>
+        <w:t>中断和</w:t>
+      </w:r>
+      <w:r>
+        <w:t xml:space="preserve"> USART</w:t>
+      </w:r>
+      <w:r>
+        <w:t>，先跑通串口收发、定时器中断和</w:t>
+      </w:r>
+      <w:r>
+        <w:t xml:space="preserve"> PWM</w:t>
+      </w:r>
+      <w:r>
+        <w:t>；</w:t>
+      </w:r>
+      <w:r>
+        <w:t>DMA</w:t>
       </w:r>
       <w:r>
         <w:t>、</w:t>
       </w:r>
       <w:r>
-        <w:t>argparse</w:t>
+        <w:t>SPI/I2C</w:t>
       </w:r>
       <w:r>
         <w:t>、</w:t>
       </w:r>
       <w:r>
-        <w:t>logging</w:t>
+        <w:t xml:space="preserve">RTC </w:t>
+      </w:r>
+      <w:r>
+        <w:t>后置。外设不必逐集刷完，关键接口能独立复现即可。</w:t>
+      </w:r>
+    </w:p>
+    <w:p>
+      <w:pPr>
+        <w:pStyle w:val="3"/>
+      </w:pPr>
+      <w:r>
+        <w:rPr>
+          <w:rFonts w:eastAsia="微软雅黑" w:cs="Noto Sans"/>
+          <w:color w:val="007C8A"/>
+        </w:rPr>
+        <w:t>2.2.5</w:t>
+      </w:r>
+      <w:r>
+        <w:rPr>
+          <w:rFonts w:eastAsia="微软雅黑" w:cs="Noto Sans"/>
+        </w:rPr>
+        <w:tab/>
+      </w:r>
+      <w:r>
+        <w:rPr>
+          <w:rFonts w:eastAsia="微软雅黑" w:cs="Noto Sans"/>
+        </w:rPr>
+        <w:t>先在同一块</w:t>
+      </w:r>
+      <w:r>
+        <w:rPr>
+          <w:rFonts w:eastAsia="微软雅黑" w:cs="Noto Sans"/>
+        </w:rPr>
+        <w:t xml:space="preserve"> EBAZ4205 </w:t>
+      </w:r>
+      <w:r>
+        <w:rPr>
+          <w:rFonts w:eastAsia="微软雅黑" w:cs="Noto Sans"/>
+        </w:rPr>
+        <w:t>上跑通最小闭环</w:t>
+      </w:r>
+    </w:p>
+    <w:p>
+      <w:pPr>
+        <w:pStyle w:val="a0"/>
+      </w:pPr>
+      <w:r>
+        <w:t xml:space="preserve">ZYNQ </w:t>
+      </w:r>
+      <w:r>
+        <w:t>矿板课程和当前项目使用同一类低成本板卡，优先级最高。先跟着做</w:t>
+      </w:r>
+      <w:r>
+        <w:t xml:space="preserve"> PL </w:t>
+      </w:r>
+      <w:r>
+        <w:t>流水灯、</w:t>
+      </w:r>
+      <w:r>
+        <w:t xml:space="preserve">PS </w:t>
+      </w:r>
+      <w:r>
+        <w:t>串口</w:t>
+      </w:r>
+      <w:r>
+        <w:t xml:space="preserve"> Hello World</w:t>
+      </w:r>
+      <w:r>
+        <w:t>、按键控制</w:t>
+      </w:r>
+      <w:r>
+        <w:t xml:space="preserve"> LED </w:t>
+      </w:r>
+      <w:r>
+        <w:t>和</w:t>
+      </w:r>
+      <w:r>
+        <w:t xml:space="preserve"> AXI-Lite </w:t>
+      </w:r>
+      <w:r>
+        <w:t>控制</w:t>
+      </w:r>
+      <w:r>
+        <w:t xml:space="preserve"> LED</w:t>
+      </w:r>
+      <w:r>
+        <w:t>。课程中同一主题存在不同</w:t>
+      </w:r>
+      <w:r>
+        <w:t xml:space="preserve"> Vivado </w:t>
+      </w:r>
+      <w:r>
+        <w:t>版本，选择与你环境最接近的一套即可，不要重复看两遍。</w:t>
+      </w:r>
+      <w:r>
+        <w:t>VGA</w:t>
+      </w:r>
+      <w:r>
+        <w:t>、摄像头和</w:t>
+      </w:r>
+      <w:r>
+        <w:t xml:space="preserve"> HDMI </w:t>
+      </w:r>
+      <w:r>
+        <w:t>属于后续扩展，不应阻塞</w:t>
+      </w:r>
+      <w:r>
+        <w:t xml:space="preserve"> Shell </w:t>
+      </w:r>
+      <w:r>
+        <w:t>主线。</w:t>
+      </w:r>
+    </w:p>
+    <w:p>
+      <w:pPr>
+        <w:pStyle w:val="3"/>
+      </w:pPr>
+      <w:r>
+        <w:rPr>
+          <w:rFonts w:eastAsia="微软雅黑" w:cs="Noto Sans"/>
+          <w:color w:val="007C8A"/>
+        </w:rPr>
+        <w:t>2.2.6</w:t>
+      </w:r>
+      <w:r>
+        <w:rPr>
+          <w:rFonts w:eastAsia="微软雅黑" w:cs="Noto Sans"/>
+        </w:rPr>
+        <w:tab/>
+      </w:r>
+      <w:r>
+        <w:rPr>
+          <w:rFonts w:eastAsia="微软雅黑" w:cs="Noto Sans"/>
+        </w:rPr>
+        <w:t>用</w:t>
+      </w:r>
+      <w:r>
+        <w:rPr>
+          <w:rFonts w:eastAsia="微软雅黑" w:cs="Noto Sans"/>
+        </w:rPr>
+        <w:t xml:space="preserve"> Shell </w:t>
+      </w:r>
+      <w:r>
+        <w:rPr>
+          <w:rFonts w:eastAsia="微软雅黑" w:cs="Noto Sans"/>
+        </w:rPr>
+        <w:t>集成检验各条线</w:t>
+      </w:r>
+    </w:p>
+    <w:p>
+      <w:pPr>
+        <w:pStyle w:val="a0"/>
+      </w:pPr>
+      <w:r>
+        <w:t>当</w:t>
+      </w:r>
+      <w:r>
+        <w:t xml:space="preserve"> ZYNQ </w:t>
+      </w:r>
+      <w:r>
+        <w:t>最小闭环稳定后，按本文第</w:t>
+      </w:r>
+      <w:r>
+        <w:t xml:space="preserve"> 3 </w:t>
+      </w:r>
+      <w:r>
+        <w:t>章检查</w:t>
+      </w:r>
+      <w:r>
+        <w:t xml:space="preserve"> UART </w:t>
+      </w:r>
+      <w:r>
+        <w:t>的</w:t>
+      </w:r>
+      <w:r>
+        <w:t xml:space="preserve"> read/write</w:t>
       </w:r>
       <w:r>
         <w:t>、</w:t>
       </w:r>
       <w:r>
-        <w:t>re</w:t>
+        <w:t xml:space="preserve">shellCommand </w:t>
+      </w:r>
+      <w:r>
+        <w:t>链接段、命令表和</w:t>
+      </w:r>
+      <w:r>
+        <w:t xml:space="preserve"> main </w:t>
+      </w:r>
+      <w:r>
+        <w:t>循环。每增加一个命令，就在串口终端验证输入、回显、参数解析和执行结果。此时视频只作为故障排查资料，遇到具体现象再回看对应章节，而不是继续顺序刷课。</w:t>
+      </w:r>
+    </w:p>
+    <w:p>
+      <w:pPr>
+        <w:pStyle w:val="3"/>
+      </w:pPr>
+      <w:r>
+        <w:rPr>
+          <w:rFonts w:eastAsia="微软雅黑" w:cs="Noto Sans"/>
+          <w:color w:val="007C8A"/>
+        </w:rPr>
+        <w:t>2.2.7</w:t>
+      </w:r>
+      <w:r>
+        <w:rPr>
+          <w:rFonts w:eastAsia="微软雅黑" w:cs="Noto Sans"/>
+        </w:rPr>
+        <w:tab/>
+      </w:r>
+      <w:r>
+        <w:rPr>
+          <w:rFonts w:eastAsia="微软雅黑" w:cs="Noto Sans"/>
+        </w:rPr>
+        <w:t>树莓派放在扩展位置</w:t>
+      </w:r>
+    </w:p>
+    <w:p>
+      <w:pPr>
+        <w:pStyle w:val="a0"/>
+      </w:pPr>
+      <w:r>
+        <w:t>树莓派课程不占前</w:t>
+      </w:r>
+      <w:r>
+        <w:t xml:space="preserve"> 2 </w:t>
+      </w:r>
+      <w:r>
+        <w:t>周，适合在主线完成后补充</w:t>
+      </w:r>
+      <w:r>
+        <w:t xml:space="preserve"> Linux</w:t>
       </w:r>
       <w:r>
         <w:t>、</w:t>
       </w:r>
       <w:r>
-        <w:t>datetime</w:t>
+        <w:t>SSH/VNC</w:t>
       </w:r>
       <w:r>
         <w:t>、</w:t>
       </w:r>
       <w:r>
-        <w:t>subprocess</w:t>
-      </w:r>
-      <w:r>
-        <w:t>；优先掌握日志和命令调用相关部分。</w:t>
-      </w:r>
+        <w:t xml:space="preserve">Python/C </w:t>
+      </w:r>
+      <w:r>
+        <w:t>和传感器实验。它不会直接解决</w:t>
+      </w:r>
+      <w:r>
+        <w:t xml:space="preserve"> Zynq </w:t>
+      </w:r>
+      <w:r>
+        <w:t>的</w:t>
+      </w:r>
+      <w:r>
+        <w:t xml:space="preserve"> PS/PL </w:t>
+      </w:r>
+      <w:r>
+        <w:t>协同问题，但能帮助你建立远程开发和系统调试习惯。先看</w:t>
+      </w:r>
+      <w:r>
+        <w:t xml:space="preserve"> 1-3 </w:t>
+      </w:r>
+      <w:r>
+        <w:t>集，再根据课程设计或竞赛需求挑选模块。</w:t>
+      </w:r>
+    </w:p>
+    <w:p>
+      <w:pPr>
+        <w:pStyle w:val="2"/>
+      </w:pPr>
+      <w:bookmarkStart w:id="8" w:name="_Toc243250656"/>
+      <w:r>
+        <w:rPr>
+          <w:rFonts w:ascii="Noto Sans" w:eastAsia="微软雅黑" w:hAnsi="Noto Sans" w:cs="Noto Sans"/>
+          <w:color w:val="007C8A"/>
+        </w:rPr>
+        <w:lastRenderedPageBreak/>
+        <w:t>2.3</w:t>
+      </w:r>
+      <w:r>
+        <w:rPr>
+          <w:rFonts w:ascii="Noto Sans" w:eastAsia="微软雅黑" w:hAnsi="Noto Sans" w:cs="Noto Sans"/>
+        </w:rPr>
+        <w:tab/>
+      </w:r>
+      <w:r>
+        <w:rPr>
+          <w:rFonts w:ascii="Noto Sans" w:eastAsia="微软雅黑" w:hAnsi="Noto Sans" w:cs="Noto Sans"/>
+        </w:rPr>
+        <w:t>课程取舍与学习原则</w:t>
+      </w:r>
+      <w:bookmarkEnd w:id="8"/>
     </w:p>
     <w:p>
       <w:pPr>
         <w:pStyle w:val="a0"/>
-        <w:spacing w:after="60"/>
         <w:ind w:left="490" w:hanging="288"/>
       </w:pPr>
       <w:r>
@@ -8210,580 +8513,167 @@
           <w:b/>
           <w:color w:val="007C8A"/>
         </w:rPr>
-        <w:t xml:space="preserve">　</w:t>
+        <w:tab/>
       </w:r>
       <w:r>
         <w:rPr>
           <w:b/>
         </w:rPr>
-        <w:t>串口实战（约</w:t>
-      </w:r>
+        <w:t>一集一产物：</w:t>
+      </w:r>
+      <w:r>
+        <w:t>每看完一个关键主题，至少留下一个可运行程序、波形或串口日志，避免只看不练。</w:t>
+      </w:r>
+    </w:p>
+    <w:p>
+      <w:pPr>
+        <w:pStyle w:val="a0"/>
+        <w:ind w:left="490" w:hanging="288"/>
+      </w:pPr>
       <w:r>
         <w:rPr>
           <w:b/>
-        </w:rPr>
-        <w:t xml:space="preserve"> 1 </w:t>
+          <w:color w:val="007C8A"/>
+        </w:rPr>
+        <w:t>•</w:t>
       </w:r>
       <w:r>
         <w:rPr>
           <w:b/>
-        </w:rPr>
-        <w:t>周）：</w:t>
-      </w:r>
-      <w:r>
-        <w:t>安装</w:t>
-      </w:r>
-      <w:r>
-        <w:t xml:space="preserve"> pyserial</w:t>
-      </w:r>
-      <w:r>
-        <w:t>，打开</w:t>
-      </w:r>
-      <w:r>
-        <w:t xml:space="preserve"> COM </w:t>
-      </w:r>
-      <w:r>
-        <w:t>口，按行读取，记录时间戳，匹配关键字，超时退出，并把结果写入</w:t>
-      </w:r>
-      <w:r>
-        <w:t xml:space="preserve"> CSV</w:t>
-      </w:r>
-      <w:r>
-        <w:t>。</w:t>
+          <w:color w:val="007C8A"/>
+        </w:rPr>
+        <w:tab/>
+      </w:r>
+      <w:r>
+        <w:rPr>
+          <w:b/>
+        </w:rPr>
+        <w:t>并行入门，先闭环后扩展：</w:t>
+      </w:r>
+      <w:r>
+        <w:t>C</w:t>
+      </w:r>
+      <w:r>
+        <w:t>、</w:t>
+      </w:r>
+      <w:r>
+        <w:t>Python</w:t>
+      </w:r>
+      <w:r>
+        <w:t>、</w:t>
+      </w:r>
+      <w:r>
+        <w:t>FPGA</w:t>
+      </w:r>
+      <w:r>
+        <w:t>、</w:t>
+      </w:r>
+      <w:r>
+        <w:t xml:space="preserve">STM32 </w:t>
+      </w:r>
+      <w:r>
+        <w:t>和</w:t>
+      </w:r>
+      <w:r>
+        <w:t xml:space="preserve"> ZYNQ </w:t>
+      </w:r>
+      <w:r>
+        <w:t>可以同时推进，每条线先形成最小闭环，再增加</w:t>
+      </w:r>
+      <w:r>
+        <w:t xml:space="preserve"> VGA</w:t>
+      </w:r>
+      <w:r>
+        <w:t>、摄像头或传感器。</w:t>
       </w:r>
     </w:p>
     <w:p>
       <w:pPr>
         <w:pStyle w:val="a0"/>
-      </w:pPr>
-      <w:r>
-        <w:t>验收标准：写一个</w:t>
-      </w:r>
-      <w:r>
-        <w:t xml:space="preserve"> serial_log.py</w:t>
-      </w:r>
-      <w:r>
-        <w:t>，通过</w:t>
-      </w:r>
-      <w:r>
-        <w:t xml:space="preserve"> argparse </w:t>
-      </w:r>
-      <w:r>
-        <w:t>接收串口、波特率和输出路径，持续记录日志；收到</w:t>
-      </w:r>
-      <w:r>
-        <w:t xml:space="preserve"> letter:/$ </w:t>
-      </w:r>
-      <w:r>
-        <w:t>或指定关键字时打印提示；异常退出时仍能关闭串口并保存已收到的数据。做到这一步，</w:t>
-      </w:r>
-      <w:r>
-        <w:t xml:space="preserve">Python </w:t>
-      </w:r>
-      <w:r>
-        <w:t>就足够支撑串口调试、日志分析和自动化测试，不必继续刷完</w:t>
-      </w:r>
-      <w:r>
-        <w:t xml:space="preserve"> 748 </w:t>
-      </w:r>
-      <w:r>
-        <w:t>集。</w:t>
+        <w:ind w:left="490" w:hanging="288"/>
+      </w:pPr>
+      <w:r>
+        <w:rPr>
+          <w:b/>
+          <w:color w:val="007C8A"/>
+        </w:rPr>
+        <w:t>•</w:t>
+      </w:r>
+      <w:r>
+        <w:rPr>
+          <w:b/>
+          <w:color w:val="007C8A"/>
+        </w:rPr>
+        <w:tab/>
+      </w:r>
+      <w:r>
+        <w:rPr>
+          <w:b/>
+        </w:rPr>
+        <w:t>以工程版本为准：</w:t>
+      </w:r>
+      <w:r>
+        <w:t>遇到课程版本差异时，以当前工程的</w:t>
+      </w:r>
+      <w:r>
+        <w:t xml:space="preserve"> Vivado 2018.3</w:t>
+      </w:r>
+      <w:r>
+        <w:t>、</w:t>
+      </w:r>
+      <w:r>
+        <w:t xml:space="preserve">SDK 2018.3 </w:t>
+      </w:r>
+      <w:r>
+        <w:t>以及板卡原理图为准。</w:t>
       </w:r>
     </w:p>
     <w:p>
       <w:pPr>
         <w:pStyle w:val="a0"/>
+        <w:ind w:left="490" w:hanging="288"/>
       </w:pPr>
       <w:r>
         <w:rPr>
           <w:b/>
-        </w:rPr>
-        <w:t>课程：</w:t>
-      </w:r>
-      <w:hyperlink r:id="rId23">
-        <w:r>
-          <w:rPr>
-            <w:color w:val="007C8A"/>
-            <w:u w:val="single"/>
-          </w:rPr>
-          <w:t>【全</w:t>
-        </w:r>
-        <w:r>
-          <w:rPr>
-            <w:color w:val="007C8A"/>
-            <w:u w:val="single"/>
-          </w:rPr>
-          <w:t>748</w:t>
-        </w:r>
-        <w:r>
-          <w:rPr>
-            <w:color w:val="007C8A"/>
-            <w:u w:val="single"/>
-          </w:rPr>
-          <w:t>集】</w:t>
-        </w:r>
-        <w:r>
-          <w:rPr>
-            <w:color w:val="007C8A"/>
-            <w:u w:val="single"/>
-          </w:rPr>
-          <w:t xml:space="preserve">Python </w:t>
-        </w:r>
-        <w:r>
-          <w:rPr>
-            <w:color w:val="007C8A"/>
-            <w:u w:val="single"/>
-          </w:rPr>
-          <w:t>零基础全套教程（</w:t>
-        </w:r>
-        <w:r>
-          <w:rPr>
-            <w:color w:val="007C8A"/>
-            <w:u w:val="single"/>
-          </w:rPr>
-          <w:t xml:space="preserve">2026 </w:t>
-        </w:r>
-        <w:r>
-          <w:rPr>
-            <w:color w:val="007C8A"/>
-            <w:u w:val="single"/>
-          </w:rPr>
-          <w:t>最新版）</w:t>
-        </w:r>
-      </w:hyperlink>
-      <w:r>
-        <w:rPr>
-          <w:color w:val="4B5563"/>
-          <w:sz w:val="18"/>
-        </w:rPr>
-        <w:t xml:space="preserve">  ·  Python</w:t>
-      </w:r>
-      <w:r>
-        <w:rPr>
-          <w:color w:val="4B5563"/>
-          <w:sz w:val="18"/>
-        </w:rPr>
-        <w:t>官方课程</w:t>
-      </w:r>
-      <w:r>
-        <w:rPr>
-          <w:color w:val="4B5563"/>
-          <w:sz w:val="18"/>
-        </w:rPr>
-        <w:t xml:space="preserve">  |  39:58:14</w:t>
-      </w:r>
-    </w:p>
-    <w:p>
-      <w:pPr>
-        <w:pStyle w:val="3"/>
-      </w:pPr>
-      <w:r>
-        <w:rPr>
-          <w:rFonts w:eastAsia="微软雅黑" w:cs="Noto Sans"/>
           <w:color w:val="007C8A"/>
         </w:rPr>
-        <w:t>2.2.3</w:t>
-      </w:r>
-      <w:r>
-        <w:rPr>
-          <w:rFonts w:eastAsia="微软雅黑" w:cs="Noto Sans"/>
+        <w:t>•</w:t>
+      </w:r>
+      <w:r>
+        <w:rPr>
+          <w:b/>
+          <w:color w:val="007C8A"/>
         </w:rPr>
         <w:tab/>
-        <w:t xml:space="preserve">FPGA </w:t>
-      </w:r>
-      <w:r>
-        <w:rPr>
-          <w:rFonts w:eastAsia="微软雅黑" w:cs="Noto Sans"/>
-        </w:rPr>
-        <w:t>课程重点在时序，不在软件菜单</w:t>
-      </w:r>
-    </w:p>
-    <w:p>
-      <w:pPr>
-        <w:pStyle w:val="a0"/>
-      </w:pPr>
-      <w:r>
-        <w:t xml:space="preserve">FPGA </w:t>
-      </w:r>
-      <w:r>
-        <w:t>课程前半段讲</w:t>
-      </w:r>
-      <w:r>
-        <w:t xml:space="preserve"> Verilog </w:t>
-      </w:r>
-      <w:r>
-        <w:t>语法、时钟、触发器和阻塞</w:t>
-      </w:r>
-      <w:r>
-        <w:t>/</w:t>
-      </w:r>
-      <w:r>
-        <w:t>非阻塞赋值，后半段才进入计数器、状态机、</w:t>
-      </w:r>
-      <w:r>
-        <w:t>FIFO</w:t>
-      </w:r>
-      <w:r>
-        <w:t>、</w:t>
-      </w:r>
-      <w:r>
-        <w:t xml:space="preserve">PWM </w:t>
-      </w:r>
-      <w:r>
-        <w:t>和串口。主线看</w:t>
-      </w:r>
-      <w:r>
-        <w:t xml:space="preserve"> 01-26 </w:t>
-      </w:r>
-      <w:r>
-        <w:t>与</w:t>
-      </w:r>
-      <w:r>
-        <w:t xml:space="preserve"> 44-53 </w:t>
-      </w:r>
-      <w:r>
-        <w:t>即可。</w:t>
-      </w:r>
-      <w:r>
-        <w:t>Quartus</w:t>
-      </w:r>
-      <w:r>
-        <w:t>、</w:t>
-      </w:r>
-      <w:r>
-        <w:t xml:space="preserve">GVIM </w:t>
-      </w:r>
-      <w:r>
-        <w:t>的章节可以略读，因为本项目实际使用</w:t>
-      </w:r>
-      <w:r>
-        <w:t xml:space="preserve"> Vivado</w:t>
-      </w:r>
-      <w:r>
-        <w:t>；真正要迁移的是模块结构、时序约束、波形观察和调试方法。</w:t>
-      </w:r>
-    </w:p>
-    <w:p>
-      <w:pPr>
-        <w:pStyle w:val="3"/>
-      </w:pPr>
-      <w:r>
-        <w:rPr>
-          <w:rFonts w:eastAsia="微软雅黑" w:cs="Noto Sans"/>
-          <w:color w:val="007C8A"/>
-        </w:rPr>
-        <w:t>2.2.4</w:t>
-      </w:r>
-      <w:r>
-        <w:rPr>
-          <w:rFonts w:eastAsia="微软雅黑" w:cs="Noto Sans"/>
-        </w:rPr>
-        <w:tab/>
-        <w:t xml:space="preserve">STM32 </w:t>
-      </w:r>
-      <w:r>
-        <w:rPr>
-          <w:rFonts w:eastAsia="微软雅黑" w:cs="Noto Sans"/>
-        </w:rPr>
-        <w:t>外设按接口难度补齐</w:t>
-      </w:r>
-    </w:p>
-    <w:p>
-      <w:pPr>
-        <w:pStyle w:val="a0"/>
-      </w:pPr>
-      <w:r>
-        <w:t xml:space="preserve">STM32 </w:t>
-      </w:r>
-      <w:r>
-        <w:t>外设按</w:t>
-      </w:r>
-      <w:r>
-        <w:t xml:space="preserve"> GPIO → </w:t>
-      </w:r>
-      <w:r>
-        <w:t>定时器</w:t>
-      </w:r>
-      <w:r>
-        <w:t>/</w:t>
-      </w:r>
-      <w:r>
-        <w:t>中断</w:t>
-      </w:r>
-      <w:r>
-        <w:t xml:space="preserve"> → USART → DMA → SPI/I2C </w:t>
-      </w:r>
-      <w:r>
-        <w:t>的难度顺序补，先跑通常用接口，再回到</w:t>
-      </w:r>
-      <w:r>
-        <w:t xml:space="preserve"> Zynq </w:t>
-      </w:r>
-      <w:r>
-        <w:t>裸机工程理解外设初始化流程。外设不是可选项，它是理解串口、定时器和寄存器映射的必要基础；课程不必逐集刷完，但关键外设要能独立复现。</w:t>
-      </w:r>
-    </w:p>
-    <w:p>
-      <w:pPr>
-        <w:pStyle w:val="3"/>
-      </w:pPr>
-      <w:r>
-        <w:rPr>
-          <w:rFonts w:eastAsia="微软雅黑" w:cs="Noto Sans"/>
-          <w:color w:val="007C8A"/>
-        </w:rPr>
-        <w:lastRenderedPageBreak/>
-        <w:t>2.2.5</w:t>
-      </w:r>
-      <w:r>
-        <w:rPr>
-          <w:rFonts w:eastAsia="微软雅黑" w:cs="Noto Sans"/>
-        </w:rPr>
-        <w:tab/>
-      </w:r>
-      <w:r>
-        <w:rPr>
-          <w:rFonts w:eastAsia="微软雅黑" w:cs="Noto Sans"/>
-        </w:rPr>
-        <w:t>先在同一块</w:t>
-      </w:r>
-      <w:r>
-        <w:rPr>
-          <w:rFonts w:eastAsia="微软雅黑" w:cs="Noto Sans"/>
-        </w:rPr>
-        <w:t xml:space="preserve"> EBAZ4205 </w:t>
-      </w:r>
-      <w:r>
-        <w:rPr>
-          <w:rFonts w:eastAsia="微软雅黑" w:cs="Noto Sans"/>
-        </w:rPr>
-        <w:t>上跑通最小闭环</w:t>
-      </w:r>
-    </w:p>
-    <w:p>
-      <w:pPr>
-        <w:pStyle w:val="a0"/>
-      </w:pPr>
-      <w:r>
-        <w:t xml:space="preserve">ZYNQ </w:t>
-      </w:r>
-      <w:r>
-        <w:t>矿板课程和当前项目使用同一类低成本板卡，优先级最高。先跟着做</w:t>
-      </w:r>
-      <w:r>
-        <w:t xml:space="preserve"> PL </w:t>
-      </w:r>
-      <w:r>
-        <w:t>流水灯、</w:t>
-      </w:r>
-      <w:r>
-        <w:t xml:space="preserve">PS </w:t>
-      </w:r>
-      <w:r>
-        <w:t>串口</w:t>
-      </w:r>
-      <w:r>
-        <w:t xml:space="preserve"> Hello World</w:t>
-      </w:r>
-      <w:r>
-        <w:t>、按键控制</w:t>
-      </w:r>
-      <w:r>
-        <w:t xml:space="preserve"> LED </w:t>
-      </w:r>
-      <w:r>
-        <w:t>和</w:t>
-      </w:r>
-      <w:r>
-        <w:t xml:space="preserve"> AXI-Lite </w:t>
-      </w:r>
-      <w:r>
-        <w:t>控制</w:t>
-      </w:r>
-      <w:r>
-        <w:t xml:space="preserve"> LED</w:t>
-      </w:r>
-      <w:r>
-        <w:t>。课程中同一主题存在不同</w:t>
-      </w:r>
-      <w:r>
-        <w:t xml:space="preserve"> Vivado </w:t>
-      </w:r>
-      <w:r>
-        <w:t>版本，选择与你环境最接近的一套即可，不要重复看两遍。</w:t>
-      </w:r>
-      <w:r>
-        <w:t>VGA</w:t>
-      </w:r>
-      <w:r>
-        <w:t>、摄像头和</w:t>
-      </w:r>
-      <w:r>
-        <w:t xml:space="preserve"> HDMI </w:t>
-      </w:r>
-      <w:r>
-        <w:t>属于后续扩展，不应阻塞</w:t>
-      </w:r>
-      <w:r>
-        <w:t xml:space="preserve"> Shell </w:t>
-      </w:r>
-      <w:r>
-        <w:t>主线。</w:t>
-      </w:r>
-    </w:p>
-    <w:p>
-      <w:pPr>
-        <w:pStyle w:val="3"/>
-      </w:pPr>
-      <w:r>
-        <w:rPr>
-          <w:rFonts w:eastAsia="微软雅黑" w:cs="Noto Sans"/>
-          <w:color w:val="007C8A"/>
-        </w:rPr>
-        <w:t>2.2.6</w:t>
-      </w:r>
-      <w:r>
-        <w:rPr>
-          <w:rFonts w:eastAsia="微软雅黑" w:cs="Noto Sans"/>
-        </w:rPr>
-        <w:tab/>
-      </w:r>
-      <w:r>
-        <w:rPr>
-          <w:rFonts w:eastAsia="微软雅黑" w:cs="Noto Sans"/>
-        </w:rPr>
-        <w:t>最后回到本文完成</w:t>
-      </w:r>
-      <w:r>
-        <w:rPr>
-          <w:rFonts w:eastAsia="微软雅黑" w:cs="Noto Sans"/>
-        </w:rPr>
-        <w:t xml:space="preserve"> Shell </w:t>
-      </w:r>
-      <w:r>
-        <w:rPr>
-          <w:rFonts w:eastAsia="微软雅黑" w:cs="Noto Sans"/>
-        </w:rPr>
-        <w:t>集成</w:t>
-      </w:r>
-    </w:p>
-    <w:p>
-      <w:pPr>
-        <w:pStyle w:val="a0"/>
-      </w:pPr>
-      <w:r>
-        <w:t>当最小闭环已经稳定，再按本文第</w:t>
-      </w:r>
-      <w:r>
-        <w:t xml:space="preserve"> 3 </w:t>
-      </w:r>
-      <w:r>
-        <w:t>章检查</w:t>
-      </w:r>
-      <w:r>
-        <w:t xml:space="preserve"> UART </w:t>
-      </w:r>
-      <w:r>
-        <w:t>的</w:t>
-      </w:r>
-      <w:r>
-        <w:t xml:space="preserve"> read/write</w:t>
-      </w:r>
-      <w:r>
-        <w:t>、</w:t>
-      </w:r>
-      <w:r>
-        <w:t xml:space="preserve">shellCommand </w:t>
-      </w:r>
-      <w:r>
-        <w:t>链接段、命令表和</w:t>
-      </w:r>
-      <w:r>
-        <w:t xml:space="preserve"> main </w:t>
-      </w:r>
-      <w:r>
-        <w:t>循环。每增加一个命令，就在串口终端验证输入、回显、参数解析和执行结果。此时视频只作为故障排查资料，遇到具体现象再回看对应章节，而不是继续顺序刷课。</w:t>
-      </w:r>
-    </w:p>
-    <w:p>
-      <w:pPr>
-        <w:pStyle w:val="3"/>
-      </w:pPr>
-      <w:r>
-        <w:rPr>
-          <w:rFonts w:eastAsia="微软雅黑" w:cs="Noto Sans"/>
-          <w:color w:val="007C8A"/>
-        </w:rPr>
-        <w:t>2.2.7</w:t>
-      </w:r>
-      <w:r>
-        <w:rPr>
-          <w:rFonts w:eastAsia="微软雅黑" w:cs="Noto Sans"/>
-        </w:rPr>
-        <w:tab/>
-      </w:r>
-      <w:r>
-        <w:rPr>
-          <w:rFonts w:eastAsia="微软雅黑" w:cs="Noto Sans"/>
-        </w:rPr>
-        <w:t>树莓派放在扩展位置</w:t>
-      </w:r>
-    </w:p>
-    <w:p>
-      <w:pPr>
-        <w:pStyle w:val="a0"/>
-      </w:pPr>
-      <w:r>
-        <w:t>树莓派课程适合在主线完成后补充</w:t>
-      </w:r>
-      <w:r>
-        <w:t xml:space="preserve"> Linux</w:t>
-      </w:r>
-      <w:r>
-        <w:t>、</w:t>
-      </w:r>
-      <w:r>
-        <w:t>SSH/VNC</w:t>
-      </w:r>
-      <w:r>
-        <w:t>、</w:t>
-      </w:r>
-      <w:r>
-        <w:t xml:space="preserve">Python/C </w:t>
-      </w:r>
-      <w:r>
-        <w:t>和传感器实验。它不会直接解决</w:t>
-      </w:r>
-      <w:r>
-        <w:t xml:space="preserve"> Zynq </w:t>
-      </w:r>
-      <w:r>
-        <w:t>的</w:t>
-      </w:r>
-      <w:r>
-        <w:t xml:space="preserve"> PS/PL </w:t>
-      </w:r>
-      <w:r>
-        <w:t>协同问题，但能帮助你建立远程开发和系统调试习惯。先看</w:t>
-      </w:r>
-      <w:r>
-        <w:t xml:space="preserve"> 1-3 </w:t>
-      </w:r>
-      <w:r>
-        <w:t>集，再根据课程设计或竞赛需求挑选模块。</w:t>
+      </w:r>
+      <w:r>
+        <w:rPr>
+          <w:b/>
+        </w:rPr>
+        <w:t>文档优先于记忆：</w:t>
+      </w:r>
+      <w:r>
+        <w:t>寄存器、引脚、地址和链接段配置先查手册与源码；</w:t>
+      </w:r>
+      <w:r>
+        <w:t xml:space="preserve">AI </w:t>
+      </w:r>
+      <w:r>
+        <w:t>只用于定位问题和解释现象。</w:t>
       </w:r>
     </w:p>
     <w:p>
       <w:pPr>
         <w:pStyle w:val="2"/>
       </w:pPr>
-      <w:bookmarkStart w:id="8" w:name="_Toc243250150"/>
+      <w:bookmarkStart w:id="9" w:name="_Toc243250657"/>
       <w:r>
         <w:rPr>
           <w:rFonts w:ascii="Noto Sans" w:eastAsia="微软雅黑" w:hAnsi="Noto Sans" w:cs="Noto Sans"/>
           <w:color w:val="007C8A"/>
         </w:rPr>
-        <w:t>2.3</w:t>
+        <w:t>2.4</w:t>
       </w:r>
       <w:r>
         <w:rPr>
@@ -8795,21 +8685,21 @@
         <w:rPr>
           <w:rFonts w:ascii="Noto Sans" w:eastAsia="微软雅黑" w:hAnsi="Noto Sans" w:cs="Noto Sans"/>
         </w:rPr>
-        <w:t>课程取舍与学习原则</w:t>
-      </w:r>
-      <w:bookmarkEnd w:id="8"/>
+        <w:t>入门验收检查点</w:t>
+      </w:r>
+      <w:bookmarkEnd w:id="9"/>
     </w:p>
     <w:p>
       <w:pPr>
         <w:pStyle w:val="a0"/>
-        <w:ind w:left="490" w:hanging="288"/>
+        <w:ind w:left="547" w:hanging="317"/>
       </w:pPr>
       <w:r>
         <w:rPr>
           <w:b/>
           <w:color w:val="007C8A"/>
         </w:rPr>
-        <w:t>•</w:t>
+        <w:t>1.</w:t>
       </w:r>
       <w:r>
         <w:rPr>
@@ -8819,26 +8709,44 @@
         <w:tab/>
       </w:r>
       <w:r>
-        <w:rPr>
-          <w:b/>
-        </w:rPr>
-        <w:t>一集一产物：</w:t>
-      </w:r>
-      <w:r>
-        <w:t>每看完一个关键主题，至少留下一个可运行程序、波形或串口日志，避免只看不练。</w:t>
+        <w:t>能用自己的话解释</w:t>
+      </w:r>
+      <w:r>
+        <w:t xml:space="preserve"> PS</w:t>
+      </w:r>
+      <w:r>
+        <w:t>、</w:t>
+      </w:r>
+      <w:r>
+        <w:t>PL</w:t>
+      </w:r>
+      <w:r>
+        <w:t>、</w:t>
+      </w:r>
+      <w:r>
+        <w:t xml:space="preserve">AXI-Lite </w:t>
+      </w:r>
+      <w:r>
+        <w:t>和</w:t>
+      </w:r>
+      <w:r>
+        <w:t xml:space="preserve"> AXI-Stream </w:t>
+      </w:r>
+      <w:r>
+        <w:t>各自解决什么问题。</w:t>
       </w:r>
     </w:p>
     <w:p>
       <w:pPr>
         <w:pStyle w:val="a0"/>
-        <w:ind w:left="490" w:hanging="288"/>
+        <w:ind w:left="547" w:hanging="317"/>
       </w:pPr>
       <w:r>
         <w:rPr>
           <w:b/>
           <w:color w:val="007C8A"/>
         </w:rPr>
-        <w:t>•</w:t>
+        <w:t>2.</w:t>
       </w:r>
       <w:r>
         <w:rPr>
@@ -8848,50 +8756,38 @@
         <w:tab/>
       </w:r>
       <w:r>
-        <w:rPr>
-          <w:b/>
-        </w:rPr>
-        <w:t>先闭环后扩展：</w:t>
-      </w:r>
-      <w:r>
-        <w:t>先让</w:t>
-      </w:r>
-      <w:r>
-        <w:t xml:space="preserve"> LED</w:t>
-      </w:r>
-      <w:r>
-        <w:t>、串口、</w:t>
-      </w:r>
-      <w:r>
-        <w:t xml:space="preserve">AXI-Lite </w:t>
-      </w:r>
-      <w:r>
-        <w:t>和</w:t>
-      </w:r>
-      <w:r>
-        <w:t xml:space="preserve"> Shell </w:t>
-      </w:r>
-      <w:r>
-        <w:t>命令形成闭环，再增加</w:t>
-      </w:r>
-      <w:r>
-        <w:t xml:space="preserve"> VGA</w:t>
-      </w:r>
-      <w:r>
-        <w:t>、摄像头或传感器。</w:t>
+        <w:t>能在</w:t>
+      </w:r>
+      <w:r>
+        <w:t xml:space="preserve"> Vivado </w:t>
+      </w:r>
+      <w:r>
+        <w:t>中建立工程、添加约束、生成比特流，并让</w:t>
+      </w:r>
+      <w:r>
+        <w:t xml:space="preserve"> PL </w:t>
+      </w:r>
+      <w:r>
+        <w:t>端</w:t>
+      </w:r>
+      <w:r>
+        <w:t xml:space="preserve"> LED </w:t>
+      </w:r>
+      <w:r>
+        <w:t>受逻辑控制。</w:t>
       </w:r>
     </w:p>
     <w:p>
       <w:pPr>
         <w:pStyle w:val="a0"/>
-        <w:ind w:left="490" w:hanging="288"/>
+        <w:ind w:left="547" w:hanging="317"/>
       </w:pPr>
       <w:r>
         <w:rPr>
           <w:b/>
           <w:color w:val="007C8A"/>
         </w:rPr>
-        <w:t>•</w:t>
+        <w:t>3.</w:t>
       </w:r>
       <w:r>
         <w:rPr>
@@ -8901,38 +8797,44 @@
         <w:tab/>
       </w:r>
       <w:r>
-        <w:rPr>
-          <w:b/>
-        </w:rPr>
-        <w:t>以工程版本为准：</w:t>
-      </w:r>
-      <w:r>
-        <w:t>遇到课程版本差异时，以当前工程的</w:t>
-      </w:r>
-      <w:r>
-        <w:t xml:space="preserve"> Vivado 2018.3</w:t>
-      </w:r>
-      <w:r>
-        <w:t>、</w:t>
-      </w:r>
-      <w:r>
-        <w:t xml:space="preserve">SDK 2018.3 </w:t>
-      </w:r>
-      <w:r>
-        <w:t>以及板卡原理图为准。</w:t>
+        <w:t>能让</w:t>
+      </w:r>
+      <w:r>
+        <w:t xml:space="preserve"> PS </w:t>
+      </w:r>
+      <w:r>
+        <w:t>通过</w:t>
+      </w:r>
+      <w:r>
+        <w:t xml:space="preserve"> UART1 </w:t>
+      </w:r>
+      <w:r>
+        <w:t>输出</w:t>
+      </w:r>
+      <w:r>
+        <w:t xml:space="preserve"> Hello World</w:t>
+      </w:r>
+      <w:r>
+        <w:t>，并在</w:t>
+      </w:r>
+      <w:r>
+        <w:t xml:space="preserve"> 115200 8N1 </w:t>
+      </w:r>
+      <w:r>
+        <w:t>的终端看到结果。</w:t>
       </w:r>
     </w:p>
     <w:p>
       <w:pPr>
         <w:pStyle w:val="a0"/>
-        <w:ind w:left="490" w:hanging="288"/>
+        <w:ind w:left="547" w:hanging="317"/>
       </w:pPr>
       <w:r>
         <w:rPr>
           <w:b/>
           <w:color w:val="007C8A"/>
         </w:rPr>
-        <w:t>•</w:t>
+        <w:t>4.</w:t>
       </w:r>
       <w:r>
         <w:rPr>
@@ -8942,46 +8844,32 @@
         <w:tab/>
       </w:r>
       <w:r>
-        <w:rPr>
-          <w:b/>
-        </w:rPr>
-        <w:t>文档优先于记忆：</w:t>
-      </w:r>
-      <w:r>
-        <w:t>寄存器、引脚、地址和链接段配置先查手册与源码；</w:t>
-      </w:r>
-      <w:r>
-        <w:t xml:space="preserve">AI </w:t>
-      </w:r>
-      <w:r>
-        <w:t>只用于定位问题和解释现象。</w:t>
-      </w:r>
-    </w:p>
-    <w:p>
-      <w:pPr>
-        <w:pStyle w:val="2"/>
-      </w:pPr>
-      <w:bookmarkStart w:id="9" w:name="_Toc243250151"/>
-      <w:r>
-        <w:rPr>
-          <w:rFonts w:ascii="Noto Sans" w:eastAsia="微软雅黑" w:hAnsi="Noto Sans" w:cs="Noto Sans"/>
-          <w:color w:val="007C8A"/>
-        </w:rPr>
-        <w:t>2.4</w:t>
-      </w:r>
-      <w:r>
-        <w:rPr>
-          <w:rFonts w:ascii="Noto Sans" w:eastAsia="微软雅黑" w:hAnsi="Noto Sans" w:cs="Noto Sans"/>
-        </w:rPr>
-        <w:tab/>
-      </w:r>
-      <w:r>
-        <w:rPr>
-          <w:rFonts w:ascii="Noto Sans" w:eastAsia="微软雅黑" w:hAnsi="Noto Sans" w:cs="Noto Sans"/>
-        </w:rPr>
-        <w:t>入门验收检查点</w:t>
-      </w:r>
-      <w:bookmarkEnd w:id="9"/>
+        <w:t>能从</w:t>
+      </w:r>
+      <w:r>
+        <w:t xml:space="preserve"> PS </w:t>
+      </w:r>
+      <w:r>
+        <w:t>通过</w:t>
+      </w:r>
+      <w:r>
+        <w:t xml:space="preserve"> AXI-Lite </w:t>
+      </w:r>
+      <w:r>
+        <w:t>写入</w:t>
+      </w:r>
+      <w:r>
+        <w:t xml:space="preserve"> PL </w:t>
+      </w:r>
+      <w:r>
+        <w:t>寄存器，并观察</w:t>
+      </w:r>
+      <w:r>
+        <w:t xml:space="preserve"> LED </w:t>
+      </w:r>
+      <w:r>
+        <w:t>行为变化。</w:t>
+      </w:r>
     </w:p>
     <w:p>
       <w:pPr>
@@ -8993,7 +8881,7 @@
           <w:b/>
           <w:color w:val="007C8A"/>
         </w:rPr>
-        <w:t>1.</w:t>
+        <w:t>5.</w:t>
       </w:r>
       <w:r>
         <w:rPr>
@@ -9003,31 +8891,25 @@
         <w:tab/>
       </w:r>
       <w:r>
-        <w:t>能用自己的话解释</w:t>
-      </w:r>
-      <w:r>
-        <w:t xml:space="preserve"> PS</w:t>
-      </w:r>
-      <w:r>
-        <w:t>、</w:t>
-      </w:r>
-      <w:r>
-        <w:t>PL</w:t>
-      </w:r>
-      <w:r>
-        <w:t>、</w:t>
-      </w:r>
-      <w:r>
-        <w:t xml:space="preserve">AXI-Lite </w:t>
+        <w:t>能完成</w:t>
+      </w:r>
+      <w:r>
+        <w:t xml:space="preserve"> letter-shell 3.2.4 </w:t>
+      </w:r>
+      <w:r>
+        <w:t>初始化，输入</w:t>
+      </w:r>
+      <w:r>
+        <w:t xml:space="preserve"> help </w:t>
       </w:r>
       <w:r>
         <w:t>和</w:t>
       </w:r>
       <w:r>
-        <w:t xml:space="preserve"> AXI-Stream </w:t>
-      </w:r>
-      <w:r>
-        <w:t>各自解决什么问题。</w:t>
+        <w:t xml:space="preserve"> led </w:t>
+      </w:r>
+      <w:r>
+        <w:t>命令并解释执行路径。</w:t>
       </w:r>
     </w:p>
     <w:p>
@@ -9036,245 +8918,87 @@
         <w:ind w:left="547" w:hanging="317"/>
       </w:pPr>
       <w:r>
-        <w:rPr>
-          <w:b/>
-          <w:color w:val="007C8A"/>
-        </w:rPr>
-        <w:t>2.</w:t>
-      </w:r>
-      <w:r>
-        <w:rPr>
-          <w:b/>
-          <w:color w:val="007C8A"/>
-        </w:rPr>
+        <w:t>6.</w:t>
+      </w:r>
+      <w:r>
         <w:tab/>
       </w:r>
       <w:r>
-        <w:t>能在</w:t>
-      </w:r>
-      <w:r>
-        <w:t xml:space="preserve"> Vivado </w:t>
-      </w:r>
-      <w:r>
-        <w:t>中建立工程、添加约束、生成比特流，并让</w:t>
-      </w:r>
-      <w:r>
-        <w:t xml:space="preserve"> PL </w:t>
-      </w:r>
-      <w:r>
-        <w:t>端</w:t>
-      </w:r>
-      <w:r>
-        <w:t xml:space="preserve"> LED </w:t>
-      </w:r>
-      <w:r>
-        <w:t>受逻辑控制。</w:t>
+        <w:t>能读懂并改写</w:t>
+      </w:r>
+      <w:r>
+        <w:t xml:space="preserve"> 20-40 </w:t>
+      </w:r>
+      <w:r>
+        <w:t>行</w:t>
+      </w:r>
+      <w:r>
+        <w:t xml:space="preserve"> Python </w:t>
+      </w:r>
+      <w:r>
+        <w:t>小脚本，完成列表</w:t>
+      </w:r>
+      <w:r>
+        <w:t>/</w:t>
+      </w:r>
+      <w:r>
+        <w:t>字典处理和文件读写。</w:t>
       </w:r>
     </w:p>
     <w:p>
       <w:pPr>
         <w:pStyle w:val="a0"/>
-        <w:ind w:left="547" w:hanging="317"/>
-      </w:pPr>
-      <w:r>
-        <w:rPr>
-          <w:b/>
-          <w:color w:val="007C8A"/>
-        </w:rPr>
-        <w:t>3.</w:t>
-      </w:r>
-      <w:r>
-        <w:rPr>
-          <w:b/>
-          <w:color w:val="007C8A"/>
-        </w:rPr>
-        <w:tab/>
-      </w:r>
-      <w:r>
-        <w:t>能让</w:t>
-      </w:r>
-      <w:r>
-        <w:t xml:space="preserve"> PS </w:t>
-      </w:r>
-      <w:r>
-        <w:t>通过</w:t>
-      </w:r>
-      <w:r>
-        <w:t xml:space="preserve"> UART1 </w:t>
-      </w:r>
-      <w:r>
-        <w:t>输出</w:t>
-      </w:r>
-      <w:r>
-        <w:t xml:space="preserve"> Hello World</w:t>
-      </w:r>
-      <w:r>
-        <w:t>，并在</w:t>
-      </w:r>
-      <w:r>
-        <w:t xml:space="preserve"> 115200 8N1 </w:t>
-      </w:r>
-      <w:r>
-        <w:t>的终端看到结果。</w:t>
-      </w:r>
-    </w:p>
-    <w:p>
-      <w:pPr>
-        <w:pStyle w:val="a0"/>
-        <w:ind w:left="547" w:hanging="317"/>
-      </w:pPr>
-      <w:r>
-        <w:rPr>
-          <w:b/>
-          <w:color w:val="007C8A"/>
-        </w:rPr>
-        <w:t>4.</w:t>
-      </w:r>
-      <w:r>
-        <w:rPr>
-          <w:b/>
-          <w:color w:val="007C8A"/>
-        </w:rPr>
-        <w:tab/>
-      </w:r>
-      <w:r>
-        <w:t>能从</w:t>
-      </w:r>
-      <w:r>
-        <w:t xml:space="preserve"> PS </w:t>
-      </w:r>
-      <w:r>
-        <w:t>通过</w:t>
-      </w:r>
-      <w:r>
-        <w:t xml:space="preserve"> AXI-Lite </w:t>
-      </w:r>
-      <w:r>
-        <w:t>写入</w:t>
-      </w:r>
-      <w:r>
-        <w:t xml:space="preserve"> PL </w:t>
-      </w:r>
-      <w:r>
-        <w:t>寄存器，并观察</w:t>
-      </w:r>
-      <w:r>
-        <w:t xml:space="preserve"> LED </w:t>
-      </w:r>
-      <w:r>
-        <w:t>行为变化。</w:t>
-      </w:r>
-    </w:p>
-    <w:p>
-      <w:pPr>
-        <w:pStyle w:val="a0"/>
-        <w:ind w:left="547" w:hanging="317"/>
-      </w:pPr>
-      <w:r>
-        <w:rPr>
-          <w:b/>
-          <w:color w:val="007C8A"/>
-        </w:rPr>
-        <w:t>5.</w:t>
-      </w:r>
-      <w:r>
-        <w:rPr>
-          <w:b/>
-          <w:color w:val="007C8A"/>
-        </w:rPr>
-        <w:tab/>
-      </w:r>
-      <w:r>
-        <w:t>能完成</w:t>
-      </w:r>
-      <w:r>
-        <w:t xml:space="preserve"> letter-shell 3.2.4 </w:t>
-      </w:r>
-      <w:r>
-        <w:t>初始化，输入</w:t>
-      </w:r>
-      <w:r>
-        <w:t xml:space="preserve"> help </w:t>
+      </w:pPr>
+      <w:r>
+        <w:t>这条路线用</w:t>
+      </w:r>
+      <w:r>
+        <w:t xml:space="preserve"> 2 </w:t>
+      </w:r>
+      <w:r>
+        <w:t>周做并行入门：</w:t>
+      </w:r>
+      <w:r>
+        <w:t xml:space="preserve">C </w:t>
+      </w:r>
+      <w:r>
+        <w:t>语言、</w:t>
+      </w:r>
+      <w:r>
+        <w:t>Python</w:t>
+      </w:r>
+      <w:r>
+        <w:t>、</w:t>
+      </w:r>
+      <w:r>
+        <w:t>FPGA</w:t>
+      </w:r>
+      <w:r>
+        <w:t>、</w:t>
+      </w:r>
+      <w:r>
+        <w:t xml:space="preserve">STM32 </w:t>
       </w:r>
       <w:r>
         <w:t>和</w:t>
       </w:r>
       <w:r>
-        <w:t xml:space="preserve"> led </w:t>
-      </w:r>
-      <w:r>
-        <w:t>命令并解释执行路径。</w:t>
-      </w:r>
-    </w:p>
-    <w:p>
-      <w:pPr>
-        <w:pStyle w:val="a0"/>
-        <w:ind w:left="547" w:hanging="317"/>
-      </w:pPr>
-      <w:r>
-        <w:t>6.</w:t>
-      </w:r>
-      <w:r>
-        <w:tab/>
-      </w:r>
-      <w:r>
-        <w:t>能用</w:t>
-      </w:r>
-      <w:r>
-        <w:t xml:space="preserve"> Python </w:t>
-      </w:r>
-      <w:r>
-        <w:t>写一个串口日志脚本，保存原始数据并按关键字筛选。</w:t>
-      </w:r>
-    </w:p>
-    <w:p>
-      <w:pPr>
-        <w:pStyle w:val="a0"/>
-      </w:pPr>
-      <w:r>
-        <w:t>这条路线中，</w:t>
-      </w:r>
-      <w:r>
-        <w:t xml:space="preserve">C </w:t>
-      </w:r>
-      <w:r>
-        <w:t>语言和</w:t>
-      </w:r>
-      <w:r>
-        <w:t xml:space="preserve"> Verilog </w:t>
-      </w:r>
-      <w:r>
-        <w:t>是基础，</w:t>
+        <w:t xml:space="preserve"> ZYNQ </w:t>
+      </w:r>
+      <w:r>
+        <w:t>同时推进，每门只取必要章节，不要求学完推荐教程；</w:t>
       </w:r>
       <w:r>
         <w:t xml:space="preserve">Python </w:t>
       </w:r>
       <w:r>
-        <w:t>是贯穿调试与验证的工具语言，</w:t>
-      </w:r>
-      <w:r>
-        <w:t xml:space="preserve">STM32 </w:t>
-      </w:r>
-      <w:r>
-        <w:t>是外设词典，</w:t>
-      </w:r>
-      <w:r>
-        <w:t xml:space="preserve">ZYNQ </w:t>
-      </w:r>
-      <w:r>
-        <w:t>矿板课程是硬件主线，本文和</w:t>
-      </w:r>
-      <w:r>
-        <w:t xml:space="preserve"> OpenColink </w:t>
-      </w:r>
-      <w:r>
-        <w:t>仓库是</w:t>
-      </w:r>
-      <w:r>
-        <w:t xml:space="preserve"> Shell </w:t>
-      </w:r>
-      <w:r>
-        <w:t>集成主线，树莓派是扩展实践。任何阶段如果连续两周没有可运行的产物，都应当缩小范围回到最小闭环，而不是继续增加课程。</w:t>
+        <w:t>只补语法基础，</w:t>
+      </w:r>
+      <w:r>
+        <w:t xml:space="preserve">Shell </w:t>
+      </w:r>
+      <w:r>
+        <w:t>移植用于把各条线的最小能力串起来。任何一条线如果连续几天没有可运行产物，就缩小范围回到最小闭环。</w:t>
       </w:r>
     </w:p>
     <w:p>
@@ -9284,7 +9008,7 @@
           <w:bottom w:val="single" w:sz="18" w:space="8" w:color="00A6B2"/>
         </w:pBdr>
       </w:pPr>
-      <w:bookmarkStart w:id="10" w:name="_Toc243250152"/>
+      <w:bookmarkStart w:id="10" w:name="_Toc243250658"/>
       <w:r>
         <w:rPr>
           <w:rFonts w:ascii="Noto Sans" w:eastAsia="微软雅黑" w:hAnsi="Noto Sans" w:cs="Noto Sans"/>
@@ -9368,7 +9092,7 @@
       <w:pPr>
         <w:pStyle w:val="2"/>
       </w:pPr>
-      <w:bookmarkStart w:id="11" w:name="_Toc243250153"/>
+      <w:bookmarkStart w:id="11" w:name="_Toc243250659"/>
       <w:r>
         <w:rPr>
           <w:rFonts w:ascii="Noto Sans" w:eastAsia="微软雅黑" w:hAnsi="Noto Sans" w:cs="Noto Sans"/>
@@ -9642,7 +9366,7 @@
       <w:pPr>
         <w:pStyle w:val="2"/>
       </w:pPr>
-      <w:bookmarkStart w:id="12" w:name="_Toc243250154"/>
+      <w:bookmarkStart w:id="12" w:name="_Toc243250660"/>
       <w:r>
         <w:rPr>
           <w:rFonts w:ascii="Noto Sans" w:eastAsia="微软雅黑" w:hAnsi="Noto Sans" w:cs="Noto Sans"/>
@@ -11860,7 +11584,7 @@
       <w:pPr>
         <w:pStyle w:val="2"/>
       </w:pPr>
-      <w:bookmarkStart w:id="13" w:name="_Toc243250155"/>
+      <w:bookmarkStart w:id="13" w:name="_Toc243250661"/>
       <w:r>
         <w:rPr>
           <w:rFonts w:ascii="Noto Sans" w:eastAsia="微软雅黑" w:hAnsi="Noto Sans" w:cs="Noto Sans"/>
@@ -12699,7 +12423,7 @@
       <w:pPr>
         <w:pStyle w:val="2"/>
       </w:pPr>
-      <w:bookmarkStart w:id="14" w:name="_Toc243250156"/>
+      <w:bookmarkStart w:id="14" w:name="_Toc243250662"/>
       <w:r>
         <w:rPr>
           <w:rFonts w:ascii="Noto Sans" w:eastAsia="微软雅黑" w:hAnsi="Noto Sans" w:cs="Noto Sans"/>
@@ -13305,7 +13029,7 @@
       <w:pPr>
         <w:pStyle w:val="2"/>
       </w:pPr>
-      <w:bookmarkStart w:id="15" w:name="_Toc243250157"/>
+      <w:bookmarkStart w:id="15" w:name="_Toc243250663"/>
       <w:r>
         <w:rPr>
           <w:rFonts w:ascii="Noto Sans" w:eastAsia="微软雅黑" w:hAnsi="Noto Sans" w:cs="Noto Sans"/>
@@ -14808,7 +14532,7 @@
       <w:pPr>
         <w:pStyle w:val="2"/>
       </w:pPr>
-      <w:bookmarkStart w:id="16" w:name="_Toc243250158"/>
+      <w:bookmarkStart w:id="16" w:name="_Toc243250664"/>
       <w:r>
         <w:rPr>
           <w:rFonts w:ascii="Noto Sans" w:eastAsia="微软雅黑" w:hAnsi="Noto Sans" w:cs="Noto Sans"/>
@@ -15980,7 +15704,7 @@
       <w:pPr>
         <w:pStyle w:val="2"/>
       </w:pPr>
-      <w:bookmarkStart w:id="17" w:name="_Toc243250159"/>
+      <w:bookmarkStart w:id="17" w:name="_Toc243250665"/>
       <w:r>
         <w:rPr>
           <w:rFonts w:ascii="Noto Sans" w:eastAsia="微软雅黑" w:hAnsi="Noto Sans" w:cs="Noto Sans"/>
@@ -16216,7 +15940,7 @@
       <w:pPr>
         <w:pStyle w:val="2"/>
       </w:pPr>
-      <w:bookmarkStart w:id="19" w:name="_Toc243250160"/>
+      <w:bookmarkStart w:id="19" w:name="_Toc243250666"/>
       <w:r>
         <w:rPr>
           <w:rFonts w:ascii="Noto Sans" w:eastAsia="微软雅黑" w:hAnsi="Noto Sans" w:cs="Noto Sans"/>
@@ -16636,7 +16360,7 @@
           <w:bottom w:val="single" w:sz="18" w:space="8" w:color="00A6B2"/>
         </w:pBdr>
       </w:pPr>
-      <w:bookmarkStart w:id="20" w:name="_Toc243250161"/>
+      <w:bookmarkStart w:id="20" w:name="_Toc243250667"/>
       <w:r>
         <w:rPr>
           <w:rFonts w:ascii="Noto Sans" w:eastAsia="微软雅黑" w:hAnsi="Noto Sans" w:cs="Noto Sans"/>
@@ -17113,7 +16837,7 @@
           <w:bottom w:val="single" w:sz="18" w:space="8" w:color="00A6B2"/>
         </w:pBdr>
       </w:pPr>
-      <w:bookmarkStart w:id="21" w:name="_Toc243250162"/>
+      <w:bookmarkStart w:id="21" w:name="_Toc243250668"/>
       <w:r>
         <w:rPr>
           <w:rFonts w:ascii="Noto Sans" w:eastAsia="微软雅黑" w:hAnsi="Noto Sans" w:cs="Noto Sans"/>
@@ -17270,7 +16994,7 @@
       <w:pPr>
         <w:pStyle w:val="2"/>
       </w:pPr>
-      <w:bookmarkStart w:id="22" w:name="_Toc243250163"/>
+      <w:bookmarkStart w:id="22" w:name="_Toc243250669"/>
       <w:r>
         <w:rPr>
           <w:rFonts w:ascii="Noto Sans" w:eastAsia="微软雅黑" w:hAnsi="Noto Sans" w:cs="Noto Sans"/>
@@ -17783,7 +17507,7 @@
       <w:pPr>
         <w:pStyle w:val="2"/>
       </w:pPr>
-      <w:bookmarkStart w:id="23" w:name="_Toc243250164"/>
+      <w:bookmarkStart w:id="23" w:name="_Toc243250670"/>
       <w:r>
         <w:rPr>
           <w:rFonts w:ascii="Noto Sans" w:eastAsia="微软雅黑" w:hAnsi="Noto Sans" w:cs="Noto Sans"/>
@@ -18259,7 +17983,7 @@
       <w:pPr>
         <w:pStyle w:val="2"/>
       </w:pPr>
-      <w:bookmarkStart w:id="24" w:name="_Toc243250165"/>
+      <w:bookmarkStart w:id="24" w:name="_Toc243250671"/>
       <w:r>
         <w:rPr>
           <w:rFonts w:ascii="Noto Sans" w:eastAsia="微软雅黑" w:hAnsi="Noto Sans" w:cs="Noto Sans"/>
@@ -18674,7 +18398,7 @@
       <w:pPr>
         <w:pStyle w:val="2"/>
       </w:pPr>
-      <w:bookmarkStart w:id="25" w:name="_Toc243250166"/>
+      <w:bookmarkStart w:id="25" w:name="_Toc243250672"/>
       <w:r>
         <w:rPr>
           <w:rFonts w:ascii="Noto Sans" w:eastAsia="微软雅黑" w:hAnsi="Noto Sans" w:cs="Noto Sans"/>
@@ -19453,7 +19177,7 @@
       <w:pPr>
         <w:pStyle w:val="2"/>
       </w:pPr>
-      <w:bookmarkStart w:id="26" w:name="_Toc243250167"/>
+      <w:bookmarkStart w:id="26" w:name="_Toc243250673"/>
       <w:r>
         <w:rPr>
           <w:rFonts w:ascii="Noto Sans" w:eastAsia="微软雅黑" w:hAnsi="Noto Sans" w:cs="Noto Sans"/>

--- a/docs/traindoc.docx
+++ b/docs/traindoc.docx
@@ -214,7 +214,6 @@
       <w:pPr>
         <w:pStyle w:val="TOC1"/>
         <w:tabs>
-          <w:tab w:val="left" w:pos="420"/>
           <w:tab w:val="right" w:leader="dot" w:pos="10070"/>
         </w:tabs>
         <w:rPr>
@@ -235,39 +234,29 @@
       <w:r>
         <w:fldChar w:fldCharType="separate"/>
       </w:r>
-      <w:hyperlink w:anchor="_Toc243250648" w:history="1">
+      <w:hyperlink w:anchor="_Toc243250816" w:history="1">
         <w:r>
           <w:rPr>
             <w:rStyle w:val="af"/>
             <w:noProof/>
           </w:rPr>
-          <w:t>1</w:t>
-        </w:r>
-        <w:r>
-          <w:rPr>
-            <w:rFonts w:asciiTheme="minorHAnsi" w:eastAsiaTheme="minorEastAsia" w:hAnsiTheme="minorHAnsi" w:cstheme="minorBidi" w:hint="eastAsia"/>
-            <w:noProof/>
-            <w:color w:val="auto"/>
-            <w:kern w:val="2"/>
-            <w:sz w:val="22"/>
-            <w14:ligatures w14:val="standardContextual"/>
+          <w:t>写在前面</w:t>
+        </w:r>
+        <w:r>
+          <w:rPr>
+            <w:rFonts w:hint="eastAsia"/>
+            <w:noProof/>
+            <w:webHidden/>
           </w:rPr>
           <w:tab/>
         </w:r>
         <w:r>
           <w:rPr>
-            <w:rStyle w:val="af"/>
-            <w:noProof/>
-          </w:rPr>
-          <w:t>前期准备与购买建议</w:t>
-        </w:r>
-        <w:r>
-          <w:rPr>
             <w:rFonts w:hint="eastAsia"/>
             <w:noProof/>
             <w:webHidden/>
           </w:rPr>
-          <w:tab/>
+          <w:fldChar w:fldCharType="begin"/>
         </w:r>
         <w:r>
           <w:rPr>
@@ -275,7 +264,14 @@
             <w:noProof/>
             <w:webHidden/>
           </w:rPr>
-          <w:fldChar w:fldCharType="begin"/>
+          <w:instrText xml:space="preserve"> </w:instrText>
+        </w:r>
+        <w:r>
+          <w:rPr>
+            <w:noProof/>
+            <w:webHidden/>
+          </w:rPr>
+          <w:instrText>PAGEREF _Toc243250816 \h</w:instrText>
         </w:r>
         <w:r>
           <w:rPr>
@@ -287,18 +283,10 @@
         </w:r>
         <w:r>
           <w:rPr>
-            <w:noProof/>
-            <w:webHidden/>
-          </w:rPr>
-          <w:instrText>PAGEREF _Toc243250648 \h</w:instrText>
-        </w:r>
-        <w:r>
-          <w:rPr>
             <w:rFonts w:hint="eastAsia"/>
             <w:noProof/>
             <w:webHidden/>
           </w:rPr>
-          <w:instrText xml:space="preserve"> </w:instrText>
         </w:r>
         <w:r>
           <w:rPr>
@@ -306,6 +294,14 @@
             <w:noProof/>
             <w:webHidden/>
           </w:rPr>
+          <w:fldChar w:fldCharType="separate"/>
+        </w:r>
+        <w:r>
+          <w:rPr>
+            <w:noProof/>
+            <w:webHidden/>
+          </w:rPr>
+          <w:t>3</w:t>
         </w:r>
         <w:r>
           <w:rPr>
@@ -313,30 +309,15 @@
             <w:noProof/>
             <w:webHidden/>
           </w:rPr>
-          <w:fldChar w:fldCharType="separate"/>
-        </w:r>
-        <w:r>
-          <w:rPr>
-            <w:noProof/>
-            <w:webHidden/>
-          </w:rPr>
-          <w:t>3</w:t>
-        </w:r>
-        <w:r>
-          <w:rPr>
-            <w:rFonts w:hint="eastAsia"/>
-            <w:noProof/>
-            <w:webHidden/>
-          </w:rPr>
           <w:fldChar w:fldCharType="end"/>
         </w:r>
       </w:hyperlink>
     </w:p>
     <w:p>
       <w:pPr>
-        <w:pStyle w:val="TOC2"/>
+        <w:pStyle w:val="TOC1"/>
         <w:tabs>
-          <w:tab w:val="left" w:pos="1100"/>
+          <w:tab w:val="left" w:pos="420"/>
           <w:tab w:val="right" w:leader="dot" w:pos="10070"/>
         </w:tabs>
         <w:rPr>
@@ -348,13 +329,13 @@
           <w14:ligatures w14:val="standardContextual"/>
         </w:rPr>
       </w:pPr>
-      <w:hyperlink w:anchor="_Toc243250649" w:history="1">
+      <w:hyperlink w:anchor="_Toc243250817" w:history="1">
         <w:r>
           <w:rPr>
             <w:rStyle w:val="af"/>
             <w:noProof/>
           </w:rPr>
-          <w:t>1.1</w:t>
+          <w:t>1</w:t>
         </w:r>
         <w:r>
           <w:rPr>
@@ -372,7 +353,7 @@
             <w:rStyle w:val="af"/>
             <w:noProof/>
           </w:rPr>
-          <w:t>最低启动清单</w:t>
+          <w:t>前期准备与购买建议</w:t>
         </w:r>
         <w:r>
           <w:rPr>
@@ -403,7 +384,7 @@
             <w:noProof/>
             <w:webHidden/>
           </w:rPr>
-          <w:instrText>PAGEREF _Toc243250649 \h</w:instrText>
+          <w:instrText>PAGEREF _Toc243250817 \h</w:instrText>
         </w:r>
         <w:r>
           <w:rPr>
@@ -433,7 +414,7 @@
             <w:noProof/>
             <w:webHidden/>
           </w:rPr>
-          <w:t>3</w:t>
+          <w:t>4</w:t>
         </w:r>
         <w:r>
           <w:rPr>
@@ -461,13 +442,13 @@
           <w14:ligatures w14:val="standardContextual"/>
         </w:rPr>
       </w:pPr>
-      <w:hyperlink w:anchor="_Toc243250650" w:history="1">
+      <w:hyperlink w:anchor="_Toc243250818" w:history="1">
         <w:r>
           <w:rPr>
             <w:rStyle w:val="af"/>
             <w:noProof/>
           </w:rPr>
-          <w:t>1.2</w:t>
+          <w:t>1.1</w:t>
         </w:r>
         <w:r>
           <w:rPr>
@@ -485,7 +466,7 @@
             <w:rStyle w:val="af"/>
             <w:noProof/>
           </w:rPr>
-          <w:t>可选器材</w:t>
+          <w:t>最低启动清单</w:t>
         </w:r>
         <w:r>
           <w:rPr>
@@ -516,7 +497,7 @@
             <w:noProof/>
             <w:webHidden/>
           </w:rPr>
-          <w:instrText>PAGEREF _Toc243250650 \h</w:instrText>
+          <w:instrText>PAGEREF _Toc243250818 \h</w:instrText>
         </w:r>
         <w:r>
           <w:rPr>
@@ -546,7 +527,7 @@
             <w:noProof/>
             <w:webHidden/>
           </w:rPr>
-          <w:t>3</w:t>
+          <w:t>4</w:t>
         </w:r>
         <w:r>
           <w:rPr>
@@ -574,13 +555,13 @@
           <w14:ligatures w14:val="standardContextual"/>
         </w:rPr>
       </w:pPr>
-      <w:hyperlink w:anchor="_Toc243250651" w:history="1">
+      <w:hyperlink w:anchor="_Toc243250819" w:history="1">
         <w:r>
           <w:rPr>
             <w:rStyle w:val="af"/>
             <w:noProof/>
           </w:rPr>
-          <w:t>1.3</w:t>
+          <w:t>1.2</w:t>
         </w:r>
         <w:r>
           <w:rPr>
@@ -598,7 +579,7 @@
             <w:rStyle w:val="af"/>
             <w:noProof/>
           </w:rPr>
-          <w:t>购买参考图</w:t>
+          <w:t>可选器材</w:t>
         </w:r>
         <w:r>
           <w:rPr>
@@ -629,7 +610,7 @@
             <w:noProof/>
             <w:webHidden/>
           </w:rPr>
-          <w:instrText>PAGEREF _Toc243250651 \h</w:instrText>
+          <w:instrText>PAGEREF _Toc243250819 \h</w:instrText>
         </w:r>
         <w:r>
           <w:rPr>
@@ -687,13 +668,13 @@
           <w14:ligatures w14:val="standardContextual"/>
         </w:rPr>
       </w:pPr>
-      <w:hyperlink w:anchor="_Toc243250652" w:history="1">
+      <w:hyperlink w:anchor="_Toc243250820" w:history="1">
         <w:r>
           <w:rPr>
             <w:rStyle w:val="af"/>
             <w:noProof/>
           </w:rPr>
-          <w:t>1.4</w:t>
+          <w:t>1.3</w:t>
         </w:r>
         <w:r>
           <w:rPr>
@@ -711,7 +692,7 @@
             <w:rStyle w:val="af"/>
             <w:noProof/>
           </w:rPr>
-          <w:t>下单前检查</w:t>
+          <w:t>购买参考图</w:t>
         </w:r>
         <w:r>
           <w:rPr>
@@ -742,7 +723,7 @@
             <w:noProof/>
             <w:webHidden/>
           </w:rPr>
-          <w:instrText>PAGEREF _Toc243250652 \h</w:instrText>
+          <w:instrText>PAGEREF _Toc243250820 \h</w:instrText>
         </w:r>
         <w:r>
           <w:rPr>
@@ -786,9 +767,9 @@
     </w:p>
     <w:p>
       <w:pPr>
-        <w:pStyle w:val="TOC1"/>
+        <w:pStyle w:val="TOC2"/>
         <w:tabs>
-          <w:tab w:val="left" w:pos="420"/>
+          <w:tab w:val="left" w:pos="1100"/>
           <w:tab w:val="right" w:leader="dot" w:pos="10070"/>
         </w:tabs>
         <w:rPr>
@@ -800,13 +781,13 @@
           <w14:ligatures w14:val="standardContextual"/>
         </w:rPr>
       </w:pPr>
-      <w:hyperlink w:anchor="_Toc243250653" w:history="1">
+      <w:hyperlink w:anchor="_Toc243250821" w:history="1">
         <w:r>
           <w:rPr>
             <w:rStyle w:val="af"/>
             <w:noProof/>
           </w:rPr>
-          <w:t>2</w:t>
+          <w:t>1.4</w:t>
         </w:r>
         <w:r>
           <w:rPr>
@@ -824,7 +805,7 @@
             <w:rStyle w:val="af"/>
             <w:noProof/>
           </w:rPr>
-          <w:t>新手学习路线与课程推荐</w:t>
+          <w:t>下单前检查</w:t>
         </w:r>
         <w:r>
           <w:rPr>
@@ -855,7 +836,7 @@
             <w:noProof/>
             <w:webHidden/>
           </w:rPr>
-          <w:instrText>PAGEREF _Toc243250653 \h</w:instrText>
+          <w:instrText>PAGEREF _Toc243250821 \h</w:instrText>
         </w:r>
         <w:r>
           <w:rPr>
@@ -899,9 +880,9 @@
     </w:p>
     <w:p>
       <w:pPr>
-        <w:pStyle w:val="TOC2"/>
+        <w:pStyle w:val="TOC1"/>
         <w:tabs>
-          <w:tab w:val="left" w:pos="1100"/>
+          <w:tab w:val="left" w:pos="420"/>
           <w:tab w:val="right" w:leader="dot" w:pos="10070"/>
         </w:tabs>
         <w:rPr>
@@ -913,13 +894,13 @@
           <w14:ligatures w14:val="standardContextual"/>
         </w:rPr>
       </w:pPr>
-      <w:hyperlink w:anchor="_Toc243250654" w:history="1">
+      <w:hyperlink w:anchor="_Toc243250822" w:history="1">
         <w:r>
           <w:rPr>
             <w:rStyle w:val="af"/>
             <w:noProof/>
           </w:rPr>
-          <w:t>2.1</w:t>
+          <w:t>2</w:t>
         </w:r>
         <w:r>
           <w:rPr>
@@ -937,21 +918,7 @@
             <w:rStyle w:val="af"/>
             <w:noProof/>
           </w:rPr>
-          <w:t>并行入门路线（</w:t>
-        </w:r>
-        <w:r>
-          <w:rPr>
-            <w:rStyle w:val="af"/>
-            <w:noProof/>
-          </w:rPr>
-          <w:t xml:space="preserve">2 </w:t>
-        </w:r>
-        <w:r>
-          <w:rPr>
-            <w:rStyle w:val="af"/>
-            <w:noProof/>
-          </w:rPr>
-          <w:t>周）</w:t>
+          <w:t>新手学习路线与课程推荐</w:t>
         </w:r>
         <w:r>
           <w:rPr>
@@ -982,7 +949,7 @@
             <w:noProof/>
             <w:webHidden/>
           </w:rPr>
-          <w:instrText>PAGEREF _Toc243250654 \h</w:instrText>
+          <w:instrText>PAGEREF _Toc243250822 \h</w:instrText>
         </w:r>
         <w:r>
           <w:rPr>
@@ -1012,7 +979,7 @@
             <w:noProof/>
             <w:webHidden/>
           </w:rPr>
-          <w:t>6</w:t>
+          <w:t>7</w:t>
         </w:r>
         <w:r>
           <w:rPr>
@@ -1040,13 +1007,13 @@
           <w14:ligatures w14:val="standardContextual"/>
         </w:rPr>
       </w:pPr>
-      <w:hyperlink w:anchor="_Toc243250655" w:history="1">
+      <w:hyperlink w:anchor="_Toc243250823" w:history="1">
         <w:r>
           <w:rPr>
             <w:rStyle w:val="af"/>
             <w:noProof/>
           </w:rPr>
-          <w:t>2.2</w:t>
+          <w:t>2.1</w:t>
         </w:r>
         <w:r>
           <w:rPr>
@@ -1064,7 +1031,21 @@
             <w:rStyle w:val="af"/>
             <w:noProof/>
           </w:rPr>
-          <w:t>各条线怎么学</w:t>
+          <w:t>并行入门路线（</w:t>
+        </w:r>
+        <w:r>
+          <w:rPr>
+            <w:rStyle w:val="af"/>
+            <w:noProof/>
+          </w:rPr>
+          <w:t xml:space="preserve">2 </w:t>
+        </w:r>
+        <w:r>
+          <w:rPr>
+            <w:rStyle w:val="af"/>
+            <w:noProof/>
+          </w:rPr>
+          <w:t>周）</w:t>
         </w:r>
         <w:r>
           <w:rPr>
@@ -1095,7 +1076,7 @@
             <w:noProof/>
             <w:webHidden/>
           </w:rPr>
-          <w:instrText>PAGEREF _Toc243250655 \h</w:instrText>
+          <w:instrText>PAGEREF _Toc243250823 \h</w:instrText>
         </w:r>
         <w:r>
           <w:rPr>
@@ -1125,7 +1106,7 @@
             <w:noProof/>
             <w:webHidden/>
           </w:rPr>
-          <w:t>6</w:t>
+          <w:t>7</w:t>
         </w:r>
         <w:r>
           <w:rPr>
@@ -1153,13 +1134,13 @@
           <w14:ligatures w14:val="standardContextual"/>
         </w:rPr>
       </w:pPr>
-      <w:hyperlink w:anchor="_Toc243250656" w:history="1">
+      <w:hyperlink w:anchor="_Toc243250824" w:history="1">
         <w:r>
           <w:rPr>
             <w:rStyle w:val="af"/>
             <w:noProof/>
           </w:rPr>
-          <w:t>2.3</w:t>
+          <w:t>2.2</w:t>
         </w:r>
         <w:r>
           <w:rPr>
@@ -1177,7 +1158,7 @@
             <w:rStyle w:val="af"/>
             <w:noProof/>
           </w:rPr>
-          <w:t>课程取舍与学习原则</w:t>
+          <w:t>各条线怎么学</w:t>
         </w:r>
         <w:r>
           <w:rPr>
@@ -1208,7 +1189,7 @@
             <w:noProof/>
             <w:webHidden/>
           </w:rPr>
-          <w:instrText>PAGEREF _Toc243250656 \h</w:instrText>
+          <w:instrText>PAGEREF _Toc243250824 \h</w:instrText>
         </w:r>
         <w:r>
           <w:rPr>
@@ -1238,7 +1219,7 @@
             <w:noProof/>
             <w:webHidden/>
           </w:rPr>
-          <w:t>8</w:t>
+          <w:t>7</w:t>
         </w:r>
         <w:r>
           <w:rPr>
@@ -1266,13 +1247,13 @@
           <w14:ligatures w14:val="standardContextual"/>
         </w:rPr>
       </w:pPr>
-      <w:hyperlink w:anchor="_Toc243250657" w:history="1">
+      <w:hyperlink w:anchor="_Toc243250825" w:history="1">
         <w:r>
           <w:rPr>
             <w:rStyle w:val="af"/>
             <w:noProof/>
           </w:rPr>
-          <w:t>2.4</w:t>
+          <w:t>2.3</w:t>
         </w:r>
         <w:r>
           <w:rPr>
@@ -1290,7 +1271,7 @@
             <w:rStyle w:val="af"/>
             <w:noProof/>
           </w:rPr>
-          <w:t>入门验收检查点</w:t>
+          <w:t>课程取舍与学习原则</w:t>
         </w:r>
         <w:r>
           <w:rPr>
@@ -1321,7 +1302,7 @@
             <w:noProof/>
             <w:webHidden/>
           </w:rPr>
-          <w:instrText>PAGEREF _Toc243250657 \h</w:instrText>
+          <w:instrText>PAGEREF _Toc243250825 \h</w:instrText>
         </w:r>
         <w:r>
           <w:rPr>
@@ -1351,7 +1332,7 @@
             <w:noProof/>
             <w:webHidden/>
           </w:rPr>
-          <w:t>8</w:t>
+          <w:t>9</w:t>
         </w:r>
         <w:r>
           <w:rPr>
@@ -1365,9 +1346,9 @@
     </w:p>
     <w:p>
       <w:pPr>
-        <w:pStyle w:val="TOC1"/>
+        <w:pStyle w:val="TOC2"/>
         <w:tabs>
-          <w:tab w:val="left" w:pos="420"/>
+          <w:tab w:val="left" w:pos="1100"/>
           <w:tab w:val="right" w:leader="dot" w:pos="10070"/>
         </w:tabs>
         <w:rPr>
@@ -1379,13 +1360,13 @@
           <w14:ligatures w14:val="standardContextual"/>
         </w:rPr>
       </w:pPr>
-      <w:hyperlink w:anchor="_Toc243250658" w:history="1">
+      <w:hyperlink w:anchor="_Toc243250826" w:history="1">
         <w:r>
           <w:rPr>
             <w:rStyle w:val="af"/>
             <w:noProof/>
           </w:rPr>
-          <w:t>3</w:t>
+          <w:t>2.4</w:t>
         </w:r>
         <w:r>
           <w:rPr>
@@ -1403,28 +1384,7 @@
             <w:rStyle w:val="af"/>
             <w:noProof/>
           </w:rPr>
-          <w:t xml:space="preserve">Zynq </w:t>
-        </w:r>
-        <w:r>
-          <w:rPr>
-            <w:rStyle w:val="af"/>
-            <w:noProof/>
-          </w:rPr>
-          <w:t>与</w:t>
-        </w:r>
-        <w:r>
-          <w:rPr>
-            <w:rStyle w:val="af"/>
-            <w:noProof/>
-          </w:rPr>
-          <w:t xml:space="preserve"> Shell </w:t>
-        </w:r>
-        <w:r>
-          <w:rPr>
-            <w:rStyle w:val="af"/>
-            <w:noProof/>
-          </w:rPr>
-          <w:t>移植实践</w:t>
+          <w:t>入门验收检查点</w:t>
         </w:r>
         <w:r>
           <w:rPr>
@@ -1455,7 +1415,7 @@
             <w:noProof/>
             <w:webHidden/>
           </w:rPr>
-          <w:instrText>PAGEREF _Toc243250658 \h</w:instrText>
+          <w:instrText>PAGEREF _Toc243250826 \h</w:instrText>
         </w:r>
         <w:r>
           <w:rPr>
@@ -1499,9 +1459,9 @@
     </w:p>
     <w:p>
       <w:pPr>
-        <w:pStyle w:val="TOC2"/>
+        <w:pStyle w:val="TOC1"/>
         <w:tabs>
-          <w:tab w:val="left" w:pos="1100"/>
+          <w:tab w:val="left" w:pos="420"/>
           <w:tab w:val="right" w:leader="dot" w:pos="10070"/>
         </w:tabs>
         <w:rPr>
@@ -1513,13 +1473,13 @@
           <w14:ligatures w14:val="standardContextual"/>
         </w:rPr>
       </w:pPr>
-      <w:hyperlink w:anchor="_Toc243250659" w:history="1">
+      <w:hyperlink w:anchor="_Toc243250827" w:history="1">
         <w:r>
           <w:rPr>
             <w:rStyle w:val="af"/>
             <w:noProof/>
           </w:rPr>
-          <w:t>3.1</w:t>
+          <w:t>3</w:t>
         </w:r>
         <w:r>
           <w:rPr>
@@ -1537,7 +1497,28 @@
             <w:rStyle w:val="af"/>
             <w:noProof/>
           </w:rPr>
-          <w:t>任务目标与数据流</w:t>
+          <w:t xml:space="preserve">Zynq </w:t>
+        </w:r>
+        <w:r>
+          <w:rPr>
+            <w:rStyle w:val="af"/>
+            <w:noProof/>
+          </w:rPr>
+          <w:t>与</w:t>
+        </w:r>
+        <w:r>
+          <w:rPr>
+            <w:rStyle w:val="af"/>
+            <w:noProof/>
+          </w:rPr>
+          <w:t xml:space="preserve"> Shell </w:t>
+        </w:r>
+        <w:r>
+          <w:rPr>
+            <w:rStyle w:val="af"/>
+            <w:noProof/>
+          </w:rPr>
+          <w:t>移植实践</w:t>
         </w:r>
         <w:r>
           <w:rPr>
@@ -1568,7 +1549,7 @@
             <w:noProof/>
             <w:webHidden/>
           </w:rPr>
-          <w:instrText>PAGEREF _Toc243250659 \h</w:instrText>
+          <w:instrText>PAGEREF _Toc243250827 \h</w:instrText>
         </w:r>
         <w:r>
           <w:rPr>
@@ -1598,7 +1579,7 @@
             <w:noProof/>
             <w:webHidden/>
           </w:rPr>
-          <w:t>9</w:t>
+          <w:t>10</w:t>
         </w:r>
         <w:r>
           <w:rPr>
@@ -1626,13 +1607,13 @@
           <w14:ligatures w14:val="standardContextual"/>
         </w:rPr>
       </w:pPr>
-      <w:hyperlink w:anchor="_Toc243250660" w:history="1">
+      <w:hyperlink w:anchor="_Toc243250828" w:history="1">
         <w:r>
           <w:rPr>
             <w:rStyle w:val="af"/>
             <w:noProof/>
           </w:rPr>
-          <w:t>3.2</w:t>
+          <w:t>3.1</w:t>
         </w:r>
         <w:r>
           <w:rPr>
@@ -1650,7 +1631,7 @@
             <w:rStyle w:val="af"/>
             <w:noProof/>
           </w:rPr>
-          <w:t>必懂术语与官方资料</w:t>
+          <w:t>任务目标与数据流</w:t>
         </w:r>
         <w:r>
           <w:rPr>
@@ -1681,7 +1662,7 @@
             <w:noProof/>
             <w:webHidden/>
           </w:rPr>
-          <w:instrText>PAGEREF _Toc243250660 \h</w:instrText>
+          <w:instrText>PAGEREF _Toc243250828 \h</w:instrText>
         </w:r>
         <w:r>
           <w:rPr>
@@ -1711,7 +1692,7 @@
             <w:noProof/>
             <w:webHidden/>
           </w:rPr>
-          <w:t>9</w:t>
+          <w:t>10</w:t>
         </w:r>
         <w:r>
           <w:rPr>
@@ -1739,13 +1720,13 @@
           <w14:ligatures w14:val="standardContextual"/>
         </w:rPr>
       </w:pPr>
-      <w:hyperlink w:anchor="_Toc243250661" w:history="1">
+      <w:hyperlink w:anchor="_Toc243250829" w:history="1">
         <w:r>
           <w:rPr>
             <w:rStyle w:val="af"/>
             <w:noProof/>
           </w:rPr>
-          <w:t>3.3</w:t>
+          <w:t>3.2</w:t>
         </w:r>
         <w:r>
           <w:rPr>
@@ -1763,7 +1744,7 @@
             <w:rStyle w:val="af"/>
             <w:noProof/>
           </w:rPr>
-          <w:t>硬件准备与上电检查</w:t>
+          <w:t>必懂术语与官方资料</w:t>
         </w:r>
         <w:r>
           <w:rPr>
@@ -1794,7 +1775,7 @@
             <w:noProof/>
             <w:webHidden/>
           </w:rPr>
-          <w:instrText>PAGEREF _Toc243250661 \h</w:instrText>
+          <w:instrText>PAGEREF _Toc243250829 \h</w:instrText>
         </w:r>
         <w:r>
           <w:rPr>
@@ -1824,7 +1805,7 @@
             <w:noProof/>
             <w:webHidden/>
           </w:rPr>
-          <w:t>11</w:t>
+          <w:t>10</w:t>
         </w:r>
         <w:r>
           <w:rPr>
@@ -1852,13 +1833,13 @@
           <w14:ligatures w14:val="standardContextual"/>
         </w:rPr>
       </w:pPr>
-      <w:hyperlink w:anchor="_Toc243250662" w:history="1">
+      <w:hyperlink w:anchor="_Toc243250830" w:history="1">
         <w:r>
           <w:rPr>
             <w:rStyle w:val="af"/>
             <w:noProof/>
           </w:rPr>
-          <w:t>3.4</w:t>
+          <w:t>3.3</w:t>
         </w:r>
         <w:r>
           <w:rPr>
@@ -1876,28 +1857,7 @@
             <w:rStyle w:val="af"/>
             <w:noProof/>
           </w:rPr>
-          <w:t>从</w:t>
-        </w:r>
-        <w:r>
-          <w:rPr>
-            <w:rStyle w:val="af"/>
-            <w:noProof/>
-          </w:rPr>
-          <w:t xml:space="preserve"> Vivado </w:t>
-        </w:r>
-        <w:r>
-          <w:rPr>
-            <w:rStyle w:val="af"/>
-            <w:noProof/>
-          </w:rPr>
-          <w:t>到</w:t>
-        </w:r>
-        <w:r>
-          <w:rPr>
-            <w:rStyle w:val="af"/>
-            <w:noProof/>
-          </w:rPr>
-          <w:t xml:space="preserve"> Hello World</w:t>
+          <w:t>硬件准备与上电检查</w:t>
         </w:r>
         <w:r>
           <w:rPr>
@@ -1928,7 +1888,7 @@
             <w:noProof/>
             <w:webHidden/>
           </w:rPr>
-          <w:instrText>PAGEREF _Toc243250662 \h</w:instrText>
+          <w:instrText>PAGEREF _Toc243250830 \h</w:instrText>
         </w:r>
         <w:r>
           <w:rPr>
@@ -1986,13 +1946,13 @@
           <w14:ligatures w14:val="standardContextual"/>
         </w:rPr>
       </w:pPr>
-      <w:hyperlink w:anchor="_Toc243250663" w:history="1">
+      <w:hyperlink w:anchor="_Toc243250831" w:history="1">
         <w:r>
           <w:rPr>
             <w:rStyle w:val="af"/>
             <w:noProof/>
           </w:rPr>
-          <w:t>3.5</w:t>
+          <w:t>3.4</w:t>
         </w:r>
         <w:r>
           <w:rPr>
@@ -2010,21 +1970,28 @@
             <w:rStyle w:val="af"/>
             <w:noProof/>
           </w:rPr>
-          <w:t xml:space="preserve">PS-PL </w:t>
+          <w:t>从</w:t>
         </w:r>
         <w:r>
           <w:rPr>
             <w:rStyle w:val="af"/>
             <w:noProof/>
           </w:rPr>
-          <w:t>控制链路与</w:t>
+          <w:t xml:space="preserve"> Vivado </w:t>
         </w:r>
         <w:r>
           <w:rPr>
             <w:rStyle w:val="af"/>
             <w:noProof/>
           </w:rPr>
-          <w:t xml:space="preserve"> AXI-Lite</w:t>
+          <w:t>到</w:t>
+        </w:r>
+        <w:r>
+          <w:rPr>
+            <w:rStyle w:val="af"/>
+            <w:noProof/>
+          </w:rPr>
+          <w:t xml:space="preserve"> Hello World</w:t>
         </w:r>
         <w:r>
           <w:rPr>
@@ -2055,7 +2022,7 @@
             <w:noProof/>
             <w:webHidden/>
           </w:rPr>
-          <w:instrText>PAGEREF _Toc243250663 \h</w:instrText>
+          <w:instrText>PAGEREF _Toc243250831 \h</w:instrText>
         </w:r>
         <w:r>
           <w:rPr>
@@ -2113,13 +2080,13 @@
           <w14:ligatures w14:val="standardContextual"/>
         </w:rPr>
       </w:pPr>
-      <w:hyperlink w:anchor="_Toc243250664" w:history="1">
+      <w:hyperlink w:anchor="_Toc243250832" w:history="1">
         <w:r>
           <w:rPr>
             <w:rStyle w:val="af"/>
             <w:noProof/>
           </w:rPr>
-          <w:t>3.6</w:t>
+          <w:t>3.5</w:t>
         </w:r>
         <w:r>
           <w:rPr>
@@ -2137,28 +2104,21 @@
             <w:rStyle w:val="af"/>
             <w:noProof/>
           </w:rPr>
-          <w:t>在</w:t>
+          <w:t xml:space="preserve">PS-PL </w:t>
         </w:r>
         <w:r>
           <w:rPr>
             <w:rStyle w:val="af"/>
             <w:noProof/>
           </w:rPr>
-          <w:t xml:space="preserve"> SDK </w:t>
+          <w:t>控制链路与</w:t>
         </w:r>
         <w:r>
           <w:rPr>
             <w:rStyle w:val="af"/>
             <w:noProof/>
           </w:rPr>
-          <w:t>中移植</w:t>
-        </w:r>
-        <w:r>
-          <w:rPr>
-            <w:rStyle w:val="af"/>
-            <w:noProof/>
-          </w:rPr>
-          <w:t xml:space="preserve"> Shell</w:t>
+          <w:t xml:space="preserve"> AXI-Lite</w:t>
         </w:r>
         <w:r>
           <w:rPr>
@@ -2189,7 +2149,7 @@
             <w:noProof/>
             <w:webHidden/>
           </w:rPr>
-          <w:instrText>PAGEREF _Toc243250664 \h</w:instrText>
+          <w:instrText>PAGEREF _Toc243250832 \h</w:instrText>
         </w:r>
         <w:r>
           <w:rPr>
@@ -2247,13 +2207,13 @@
           <w14:ligatures w14:val="standardContextual"/>
         </w:rPr>
       </w:pPr>
-      <w:hyperlink w:anchor="_Toc243250665" w:history="1">
+      <w:hyperlink w:anchor="_Toc243250833" w:history="1">
         <w:r>
           <w:rPr>
             <w:rStyle w:val="af"/>
             <w:noProof/>
           </w:rPr>
-          <w:t>3.7</w:t>
+          <w:t>3.6</w:t>
         </w:r>
         <w:r>
           <w:rPr>
@@ -2271,14 +2231,28 @@
             <w:rStyle w:val="af"/>
             <w:noProof/>
           </w:rPr>
-          <w:t xml:space="preserve">DDR </w:t>
+          <w:t>在</w:t>
         </w:r>
         <w:r>
           <w:rPr>
             <w:rStyle w:val="af"/>
             <w:noProof/>
           </w:rPr>
-          <w:t>与地址空间</w:t>
+          <w:t xml:space="preserve"> SDK </w:t>
+        </w:r>
+        <w:r>
+          <w:rPr>
+            <w:rStyle w:val="af"/>
+            <w:noProof/>
+          </w:rPr>
+          <w:t>中移植</w:t>
+        </w:r>
+        <w:r>
+          <w:rPr>
+            <w:rStyle w:val="af"/>
+            <w:noProof/>
+          </w:rPr>
+          <w:t xml:space="preserve"> Shell</w:t>
         </w:r>
         <w:r>
           <w:rPr>
@@ -2309,7 +2283,7 @@
             <w:noProof/>
             <w:webHidden/>
           </w:rPr>
-          <w:instrText>PAGEREF _Toc243250665 \h</w:instrText>
+          <w:instrText>PAGEREF _Toc243250833 \h</w:instrText>
         </w:r>
         <w:r>
           <w:rPr>
@@ -2367,13 +2341,13 @@
           <w14:ligatures w14:val="standardContextual"/>
         </w:rPr>
       </w:pPr>
-      <w:hyperlink w:anchor="_Toc243250666" w:history="1">
+      <w:hyperlink w:anchor="_Toc243250834" w:history="1">
         <w:r>
           <w:rPr>
             <w:rStyle w:val="af"/>
             <w:noProof/>
           </w:rPr>
-          <w:t>3.8</w:t>
+          <w:t>3.7</w:t>
         </w:r>
         <w:r>
           <w:rPr>
@@ -2391,7 +2365,14 @@
             <w:rStyle w:val="af"/>
             <w:noProof/>
           </w:rPr>
-          <w:t>调试顺序与验收标准</w:t>
+          <w:t xml:space="preserve">DDR </w:t>
+        </w:r>
+        <w:r>
+          <w:rPr>
+            <w:rStyle w:val="af"/>
+            <w:noProof/>
+          </w:rPr>
+          <w:t>与地址空间</w:t>
         </w:r>
         <w:r>
           <w:rPr>
@@ -2422,7 +2403,7 @@
             <w:noProof/>
             <w:webHidden/>
           </w:rPr>
-          <w:instrText>PAGEREF _Toc243250666 \h</w:instrText>
+          <w:instrText>PAGEREF _Toc243250834 \h</w:instrText>
         </w:r>
         <w:r>
           <w:rPr>
@@ -2466,9 +2447,9 @@
     </w:p>
     <w:p>
       <w:pPr>
-        <w:pStyle w:val="TOC1"/>
+        <w:pStyle w:val="TOC2"/>
         <w:tabs>
-          <w:tab w:val="left" w:pos="420"/>
+          <w:tab w:val="left" w:pos="1100"/>
           <w:tab w:val="right" w:leader="dot" w:pos="10070"/>
         </w:tabs>
         <w:rPr>
@@ -2480,13 +2461,13 @@
           <w14:ligatures w14:val="standardContextual"/>
         </w:rPr>
       </w:pPr>
-      <w:hyperlink w:anchor="_Toc243250667" w:history="1">
+      <w:hyperlink w:anchor="_Toc243250835" w:history="1">
         <w:r>
           <w:rPr>
             <w:rStyle w:val="af"/>
             <w:noProof/>
           </w:rPr>
-          <w:t>4</w:t>
+          <w:t>3.8</w:t>
         </w:r>
         <w:r>
           <w:rPr>
@@ -2504,7 +2485,7 @@
             <w:rStyle w:val="af"/>
             <w:noProof/>
           </w:rPr>
-          <w:t>参考资料与延伸阅读</w:t>
+          <w:t>调试顺序与验收标准</w:t>
         </w:r>
         <w:r>
           <w:rPr>
@@ -2535,7 +2516,7 @@
             <w:noProof/>
             <w:webHidden/>
           </w:rPr>
-          <w:instrText>PAGEREF _Toc243250667 \h</w:instrText>
+          <w:instrText>PAGEREF _Toc243250835 \h</w:instrText>
         </w:r>
         <w:r>
           <w:rPr>
@@ -2593,13 +2574,13 @@
           <w14:ligatures w14:val="standardContextual"/>
         </w:rPr>
       </w:pPr>
-      <w:hyperlink w:anchor="_Toc243250668" w:history="1">
+      <w:hyperlink w:anchor="_Toc243250836" w:history="1">
         <w:r>
           <w:rPr>
             <w:rStyle w:val="af"/>
             <w:noProof/>
           </w:rPr>
-          <w:t>5</w:t>
+          <w:t>4</w:t>
         </w:r>
         <w:r>
           <w:rPr>
@@ -2617,7 +2598,7 @@
             <w:rStyle w:val="af"/>
             <w:noProof/>
           </w:rPr>
-          <w:t>推荐资料与学习路线</w:t>
+          <w:t>参考资料与延伸阅读</w:t>
         </w:r>
         <w:r>
           <w:rPr>
@@ -2648,7 +2629,7 @@
             <w:noProof/>
             <w:webHidden/>
           </w:rPr>
-          <w:instrText>PAGEREF _Toc243250668 \h</w:instrText>
+          <w:instrText>PAGEREF _Toc243250836 \h</w:instrText>
         </w:r>
         <w:r>
           <w:rPr>
@@ -2692,9 +2673,9 @@
     </w:p>
     <w:p>
       <w:pPr>
-        <w:pStyle w:val="TOC2"/>
+        <w:pStyle w:val="TOC1"/>
         <w:tabs>
-          <w:tab w:val="left" w:pos="1100"/>
+          <w:tab w:val="left" w:pos="420"/>
           <w:tab w:val="right" w:leader="dot" w:pos="10070"/>
         </w:tabs>
         <w:rPr>
@@ -2706,13 +2687,13 @@
           <w14:ligatures w14:val="standardContextual"/>
         </w:rPr>
       </w:pPr>
-      <w:hyperlink w:anchor="_Toc243250669" w:history="1">
+      <w:hyperlink w:anchor="_Toc243250837" w:history="1">
         <w:r>
           <w:rPr>
             <w:rStyle w:val="af"/>
             <w:noProof/>
           </w:rPr>
-          <w:t>5.1</w:t>
+          <w:t>5</w:t>
         </w:r>
         <w:r>
           <w:rPr>
@@ -2730,14 +2711,7 @@
             <w:rStyle w:val="af"/>
             <w:noProof/>
           </w:rPr>
-          <w:t>操作系统与</w:t>
-        </w:r>
-        <w:r>
-          <w:rPr>
-            <w:rStyle w:val="af"/>
-            <w:noProof/>
-          </w:rPr>
-          <w:t xml:space="preserve"> Linux</w:t>
+          <w:t>推荐资料与学习路线</w:t>
         </w:r>
         <w:r>
           <w:rPr>
@@ -2768,7 +2742,7 @@
             <w:noProof/>
             <w:webHidden/>
           </w:rPr>
-          <w:instrText>PAGEREF _Toc243250669 \h</w:instrText>
+          <w:instrText>PAGEREF _Toc243250837 \h</w:instrText>
         </w:r>
         <w:r>
           <w:rPr>
@@ -2798,7 +2772,7 @@
             <w:noProof/>
             <w:webHidden/>
           </w:rPr>
-          <w:t>18</w:t>
+          <w:t>19</w:t>
         </w:r>
         <w:r>
           <w:rPr>
@@ -2826,13 +2800,13 @@
           <w14:ligatures w14:val="standardContextual"/>
         </w:rPr>
       </w:pPr>
-      <w:hyperlink w:anchor="_Toc243250670" w:history="1">
+      <w:hyperlink w:anchor="_Toc243250838" w:history="1">
         <w:r>
           <w:rPr>
             <w:rStyle w:val="af"/>
             <w:noProof/>
           </w:rPr>
-          <w:t>5.2</w:t>
+          <w:t>5.1</w:t>
         </w:r>
         <w:r>
           <w:rPr>
@@ -2850,14 +2824,14 @@
             <w:rStyle w:val="af"/>
             <w:noProof/>
           </w:rPr>
-          <w:t>PCB</w:t>
+          <w:t>操作系统与</w:t>
         </w:r>
         <w:r>
           <w:rPr>
             <w:rStyle w:val="af"/>
             <w:noProof/>
           </w:rPr>
-          <w:t>、硬件与嵌入式</w:t>
+          <w:t xml:space="preserve"> Linux</w:t>
         </w:r>
         <w:r>
           <w:rPr>
@@ -2888,7 +2862,7 @@
             <w:noProof/>
             <w:webHidden/>
           </w:rPr>
-          <w:instrText>PAGEREF _Toc243250670 \h</w:instrText>
+          <w:instrText>PAGEREF _Toc243250838 \h</w:instrText>
         </w:r>
         <w:r>
           <w:rPr>
@@ -2918,7 +2892,7 @@
             <w:noProof/>
             <w:webHidden/>
           </w:rPr>
-          <w:t>18</w:t>
+          <w:t>19</w:t>
         </w:r>
         <w:r>
           <w:rPr>
@@ -2946,13 +2920,13 @@
           <w14:ligatures w14:val="standardContextual"/>
         </w:rPr>
       </w:pPr>
-      <w:hyperlink w:anchor="_Toc243250671" w:history="1">
+      <w:hyperlink w:anchor="_Toc243250839" w:history="1">
         <w:r>
           <w:rPr>
             <w:rStyle w:val="af"/>
             <w:noProof/>
           </w:rPr>
-          <w:t>5.3</w:t>
+          <w:t>5.2</w:t>
         </w:r>
         <w:r>
           <w:rPr>
@@ -2970,7 +2944,14 @@
             <w:rStyle w:val="af"/>
             <w:noProof/>
           </w:rPr>
-          <w:t>网络与协议</w:t>
+          <w:t>PCB</w:t>
+        </w:r>
+        <w:r>
+          <w:rPr>
+            <w:rStyle w:val="af"/>
+            <w:noProof/>
+          </w:rPr>
+          <w:t>、硬件与嵌入式</w:t>
         </w:r>
         <w:r>
           <w:rPr>
@@ -3001,7 +2982,7 @@
             <w:noProof/>
             <w:webHidden/>
           </w:rPr>
-          <w:instrText>PAGEREF _Toc243250671 \h</w:instrText>
+          <w:instrText>PAGEREF _Toc243250839 \h</w:instrText>
         </w:r>
         <w:r>
           <w:rPr>
@@ -3031,7 +3012,7 @@
             <w:noProof/>
             <w:webHidden/>
           </w:rPr>
-          <w:t>18</w:t>
+          <w:t>19</w:t>
         </w:r>
         <w:r>
           <w:rPr>
@@ -3059,13 +3040,13 @@
           <w14:ligatures w14:val="standardContextual"/>
         </w:rPr>
       </w:pPr>
-      <w:hyperlink w:anchor="_Toc243250672" w:history="1">
+      <w:hyperlink w:anchor="_Toc243250840" w:history="1">
         <w:r>
           <w:rPr>
             <w:rStyle w:val="af"/>
             <w:noProof/>
           </w:rPr>
-          <w:t>5.4</w:t>
+          <w:t>5.3</w:t>
         </w:r>
         <w:r>
           <w:rPr>
@@ -3083,21 +3064,7 @@
             <w:rStyle w:val="af"/>
             <w:noProof/>
           </w:rPr>
-          <w:t xml:space="preserve">FPGA </w:t>
-        </w:r>
-        <w:r>
-          <w:rPr>
-            <w:rStyle w:val="af"/>
-            <w:noProof/>
-          </w:rPr>
-          <w:t>与</w:t>
-        </w:r>
-        <w:r>
-          <w:rPr>
-            <w:rStyle w:val="af"/>
-            <w:noProof/>
-          </w:rPr>
-          <w:t xml:space="preserve"> Zynq</w:t>
+          <w:t>网络与协议</w:t>
         </w:r>
         <w:r>
           <w:rPr>
@@ -3128,7 +3095,7 @@
             <w:noProof/>
             <w:webHidden/>
           </w:rPr>
-          <w:instrText>PAGEREF _Toc243250672 \h</w:instrText>
+          <w:instrText>PAGEREF _Toc243250840 \h</w:instrText>
         </w:r>
         <w:r>
           <w:rPr>
@@ -3186,13 +3153,13 @@
           <w14:ligatures w14:val="standardContextual"/>
         </w:rPr>
       </w:pPr>
-      <w:hyperlink w:anchor="_Toc243250673" w:history="1">
+      <w:hyperlink w:anchor="_Toc243250841" w:history="1">
         <w:r>
           <w:rPr>
             <w:rStyle w:val="af"/>
             <w:noProof/>
           </w:rPr>
-          <w:t>5.5</w:t>
+          <w:t>5.4</w:t>
         </w:r>
         <w:r>
           <w:rPr>
@@ -3210,6 +3177,133 @@
             <w:rStyle w:val="af"/>
             <w:noProof/>
           </w:rPr>
+          <w:t xml:space="preserve">FPGA </w:t>
+        </w:r>
+        <w:r>
+          <w:rPr>
+            <w:rStyle w:val="af"/>
+            <w:noProof/>
+          </w:rPr>
+          <w:t>与</w:t>
+        </w:r>
+        <w:r>
+          <w:rPr>
+            <w:rStyle w:val="af"/>
+            <w:noProof/>
+          </w:rPr>
+          <w:t xml:space="preserve"> Zynq</w:t>
+        </w:r>
+        <w:r>
+          <w:rPr>
+            <w:rFonts w:hint="eastAsia"/>
+            <w:noProof/>
+            <w:webHidden/>
+          </w:rPr>
+          <w:tab/>
+        </w:r>
+        <w:r>
+          <w:rPr>
+            <w:rFonts w:hint="eastAsia"/>
+            <w:noProof/>
+            <w:webHidden/>
+          </w:rPr>
+          <w:fldChar w:fldCharType="begin"/>
+        </w:r>
+        <w:r>
+          <w:rPr>
+            <w:rFonts w:hint="eastAsia"/>
+            <w:noProof/>
+            <w:webHidden/>
+          </w:rPr>
+          <w:instrText xml:space="preserve"> </w:instrText>
+        </w:r>
+        <w:r>
+          <w:rPr>
+            <w:noProof/>
+            <w:webHidden/>
+          </w:rPr>
+          <w:instrText>PAGEREF _Toc243250841 \h</w:instrText>
+        </w:r>
+        <w:r>
+          <w:rPr>
+            <w:rFonts w:hint="eastAsia"/>
+            <w:noProof/>
+            <w:webHidden/>
+          </w:rPr>
+          <w:instrText xml:space="preserve"> </w:instrText>
+        </w:r>
+        <w:r>
+          <w:rPr>
+            <w:rFonts w:hint="eastAsia"/>
+            <w:noProof/>
+            <w:webHidden/>
+          </w:rPr>
+        </w:r>
+        <w:r>
+          <w:rPr>
+            <w:rFonts w:hint="eastAsia"/>
+            <w:noProof/>
+            <w:webHidden/>
+          </w:rPr>
+          <w:fldChar w:fldCharType="separate"/>
+        </w:r>
+        <w:r>
+          <w:rPr>
+            <w:noProof/>
+            <w:webHidden/>
+          </w:rPr>
+          <w:t>20</w:t>
+        </w:r>
+        <w:r>
+          <w:rPr>
+            <w:rFonts w:hint="eastAsia"/>
+            <w:noProof/>
+            <w:webHidden/>
+          </w:rPr>
+          <w:fldChar w:fldCharType="end"/>
+        </w:r>
+      </w:hyperlink>
+    </w:p>
+    <w:p>
+      <w:pPr>
+        <w:pStyle w:val="TOC2"/>
+        <w:tabs>
+          <w:tab w:val="left" w:pos="1100"/>
+          <w:tab w:val="right" w:leader="dot" w:pos="10070"/>
+        </w:tabs>
+        <w:rPr>
+          <w:rFonts w:asciiTheme="minorHAnsi" w:eastAsiaTheme="minorEastAsia" w:hAnsiTheme="minorHAnsi" w:cstheme="minorBidi" w:hint="eastAsia"/>
+          <w:noProof/>
+          <w:color w:val="auto"/>
+          <w:kern w:val="2"/>
+          <w:sz w:val="22"/>
+          <w14:ligatures w14:val="standardContextual"/>
+        </w:rPr>
+      </w:pPr>
+      <w:hyperlink w:anchor="_Toc243250842" w:history="1">
+        <w:r>
+          <w:rPr>
+            <w:rStyle w:val="af"/>
+            <w:noProof/>
+          </w:rPr>
+          <w:t>5.5</w:t>
+        </w:r>
+        <w:r>
+          <w:rPr>
+            <w:rFonts w:asciiTheme="minorHAnsi" w:eastAsiaTheme="minorEastAsia" w:hAnsiTheme="minorHAnsi" w:cstheme="minorBidi" w:hint="eastAsia"/>
+            <w:noProof/>
+            <w:color w:val="auto"/>
+            <w:kern w:val="2"/>
+            <w:sz w:val="22"/>
+            <w14:ligatures w14:val="standardContextual"/>
+          </w:rPr>
+          <w:tab/>
+        </w:r>
+        <w:r>
+          <w:rPr>
+            <w:rStyle w:val="af"/>
+            <w:noProof/>
+          </w:rPr>
           <w:t xml:space="preserve">AI </w:t>
         </w:r>
         <w:r>
@@ -3248,7 +3342,7 @@
             <w:noProof/>
             <w:webHidden/>
           </w:rPr>
-          <w:instrText>PAGEREF _Toc243250673 \h</w:instrText>
+          <w:instrText>PAGEREF _Toc243250842 \h</w:instrText>
         </w:r>
         <w:r>
           <w:rPr>
@@ -3278,7 +3372,7 @@
             <w:noProof/>
             <w:webHidden/>
           </w:rPr>
-          <w:t>19</w:t>
+          <w:t>20</w:t>
         </w:r>
         <w:r>
           <w:rPr>
@@ -3305,7 +3399,87 @@
           <w:bottom w:val="single" w:sz="18" w:space="8" w:color="00A6B2"/>
         </w:pBdr>
       </w:pPr>
-      <w:bookmarkStart w:id="0" w:name="_Toc243250648"/>
+      <w:bookmarkStart w:id="0" w:name="_Toc243250816"/>
+      <w:r>
+        <w:rPr>
+          <w:rFonts w:ascii="Noto Sans" w:eastAsia="微软雅黑" w:hAnsi="Noto Sans" w:cs="Noto Sans"/>
+        </w:rPr>
+        <w:lastRenderedPageBreak/>
+        <w:t>写在前面</w:t>
+      </w:r>
+      <w:bookmarkEnd w:id="0"/>
+    </w:p>
+    <w:p>
+      <w:pPr>
+        <w:pStyle w:val="FirstParagraph"/>
+        <w:spacing w:after="160" w:line="300" w:lineRule="auto"/>
+      </w:pPr>
+      <w:r>
+        <w:t>这份教材面向刚开始接触嵌入式开发的同学。编程入门并不要求很高的专业背景，高中阶段的逻辑和数学基础已经够用；先自学</w:t>
+      </w:r>
+      <w:r>
+        <w:t xml:space="preserve"> C </w:t>
+      </w:r>
+      <w:r>
+        <w:t>语言和</w:t>
+      </w:r>
+      <w:r>
+        <w:t xml:space="preserve"> Python </w:t>
+      </w:r>
+      <w:r>
+        <w:t>基础即可。电路部分先建立最小概念：高电平表示</w:t>
+      </w:r>
+      <w:r>
+        <w:t xml:space="preserve"> 1</w:t>
+      </w:r>
+      <w:r>
+        <w:t>，低电平表示</w:t>
+      </w:r>
+      <w:r>
+        <w:t xml:space="preserve"> 0</w:t>
+      </w:r>
+      <w:r>
+        <w:t>，接电源前确认极性和电压，避免接反。</w:t>
+      </w:r>
+    </w:p>
+    <w:p>
+      <w:pPr>
+        <w:pStyle w:val="a0"/>
+        <w:spacing w:after="160" w:line="300" w:lineRule="auto"/>
+      </w:pPr>
+      <w:r>
+        <w:t>基础重要，但不必等到全部学完再动手。在保证不损坏硬件的前提下，可以直接从项目的最小示例开始：第一次上电前核对电源、电压和接线，不确定时请有经验的人复查；确认无误后先让板子跑起来，再逐步加功能。遇到问题再回头补对应的语法、电路或工具知识。一开始不会做是正常的，边做边学更容易建立反馈和节奏；长期只看不练，反而容易失去方向。</w:t>
+      </w:r>
+    </w:p>
+    <w:p>
+      <w:pPr>
+        <w:pStyle w:val="Compact"/>
+        <w:spacing w:after="0" w:line="300" w:lineRule="auto"/>
+      </w:pPr>
+      <w:r>
+        <w:rPr>
+          <w:b/>
+          <w:color w:val="007C8A"/>
+          <w:sz w:val="21"/>
+        </w:rPr>
+        <w:t>全链路学习视频：待补充。</w:t>
+      </w:r>
+      <w:r>
+        <w:rPr>
+          <w:color w:val="000000"/>
+          <w:sz w:val="21"/>
+        </w:rPr>
+        <w:t>后续会统一整理到这里，作为课程索引使用。当前阶段先把开发环境、最小闭环和调试习惯建立起来，再按项目需要扩展。</w:t>
+      </w:r>
+    </w:p>
+    <w:p>
+      <w:pPr>
+        <w:pStyle w:val="1"/>
+        <w:pBdr>
+          <w:bottom w:val="single" w:sz="18" w:space="8" w:color="00A6B2"/>
+        </w:pBdr>
+      </w:pPr>
+      <w:bookmarkStart w:id="1" w:name="_Toc243250817"/>
       <w:r>
         <w:rPr>
           <w:rFonts w:ascii="Noto Sans" w:eastAsia="微软雅黑" w:hAnsi="Noto Sans" w:cs="Noto Sans"/>
@@ -3326,7 +3500,7 @@
         </w:rPr>
         <w:t>前期准备与购买建议</w:t>
       </w:r>
-      <w:bookmarkEnd w:id="0"/>
+      <w:bookmarkEnd w:id="1"/>
     </w:p>
     <w:p>
       <w:pPr>
@@ -3370,7 +3544,7 @@
       <w:pPr>
         <w:pStyle w:val="2"/>
       </w:pPr>
-      <w:bookmarkStart w:id="1" w:name="_Toc243250649"/>
+      <w:bookmarkStart w:id="2" w:name="_Toc243250818"/>
       <w:r>
         <w:rPr>
           <w:rFonts w:ascii="Noto Sans" w:eastAsia="微软雅黑" w:hAnsi="Noto Sans" w:cs="Noto Sans"/>
@@ -3390,7 +3564,7 @@
         </w:rPr>
         <w:t>最低启动清单</w:t>
       </w:r>
-      <w:bookmarkEnd w:id="1"/>
+      <w:bookmarkEnd w:id="2"/>
     </w:p>
     <w:p>
       <w:pPr>
@@ -4439,7 +4613,7 @@
       <w:pPr>
         <w:pStyle w:val="2"/>
       </w:pPr>
-      <w:bookmarkStart w:id="2" w:name="_Toc243250650"/>
+      <w:bookmarkStart w:id="3" w:name="_Toc243250819"/>
       <w:r>
         <w:rPr>
           <w:rFonts w:ascii="Noto Sans" w:eastAsia="微软雅黑" w:hAnsi="Noto Sans" w:cs="Noto Sans"/>
@@ -4459,7 +4633,7 @@
         </w:rPr>
         <w:t>可选器材</w:t>
       </w:r>
-      <w:bookmarkEnd w:id="2"/>
+      <w:bookmarkEnd w:id="3"/>
     </w:p>
     <w:p>
       <w:pPr>
@@ -5185,7 +5359,7 @@
       <w:pPr>
         <w:pStyle w:val="2"/>
       </w:pPr>
-      <w:bookmarkStart w:id="3" w:name="_Toc243250651"/>
+      <w:bookmarkStart w:id="4" w:name="_Toc243250820"/>
       <w:r>
         <w:rPr>
           <w:rFonts w:ascii="Noto Sans" w:eastAsia="微软雅黑" w:hAnsi="Noto Sans" w:cs="Noto Sans"/>
@@ -5205,7 +5379,7 @@
         </w:rPr>
         <w:t>购买参考图</w:t>
       </w:r>
-      <w:bookmarkEnd w:id="3"/>
+      <w:bookmarkEnd w:id="4"/>
     </w:p>
     <w:p>
       <w:pPr>
@@ -5939,7 +6113,7 @@
       <w:pPr>
         <w:pStyle w:val="2"/>
       </w:pPr>
-      <w:bookmarkStart w:id="4" w:name="_Toc243250652"/>
+      <w:bookmarkStart w:id="5" w:name="_Toc243250821"/>
       <w:r>
         <w:rPr>
           <w:rFonts w:ascii="Noto Sans" w:eastAsia="微软雅黑" w:hAnsi="Noto Sans" w:cs="Noto Sans"/>
@@ -5959,7 +6133,7 @@
         </w:rPr>
         <w:t>下单前检查</w:t>
       </w:r>
-      <w:bookmarkEnd w:id="4"/>
+      <w:bookmarkEnd w:id="5"/>
     </w:p>
     <w:p>
       <w:pPr>
@@ -6211,7 +6385,7 @@
           <w:bottom w:val="single" w:sz="18" w:space="8" w:color="00A6B2"/>
         </w:pBdr>
       </w:pPr>
-      <w:bookmarkStart w:id="5" w:name="_Toc243250653"/>
+      <w:bookmarkStart w:id="6" w:name="_Toc243250822"/>
       <w:r>
         <w:rPr>
           <w:rFonts w:ascii="Noto Sans" w:eastAsia="微软雅黑" w:hAnsi="Noto Sans" w:cs="Noto Sans"/>
@@ -6232,7 +6406,7 @@
         </w:rPr>
         <w:t>新手学习路线与课程推荐</w:t>
       </w:r>
-      <w:bookmarkEnd w:id="5"/>
+      <w:bookmarkEnd w:id="6"/>
     </w:p>
     <w:p>
       <w:pPr>
@@ -6312,7 +6486,7 @@
       <w:pPr>
         <w:pStyle w:val="2"/>
       </w:pPr>
-      <w:bookmarkStart w:id="6" w:name="_Toc243250654"/>
+      <w:bookmarkStart w:id="7" w:name="_Toc243250823"/>
       <w:r>
         <w:rPr>
           <w:rFonts w:ascii="Noto Sans" w:eastAsia="微软雅黑" w:hAnsi="Noto Sans" w:cs="Noto Sans"/>
@@ -6344,7 +6518,7 @@
         </w:rPr>
         <w:t>周）</w:t>
       </w:r>
-      <w:bookmarkEnd w:id="6"/>
+      <w:bookmarkEnd w:id="7"/>
     </w:p>
     <w:p>
       <w:pPr>
@@ -7662,7 +7836,7 @@
       <w:pPr>
         <w:pStyle w:val="2"/>
       </w:pPr>
-      <w:bookmarkStart w:id="7" w:name="_Toc243250655"/>
+      <w:bookmarkStart w:id="8" w:name="_Toc243250824"/>
       <w:r>
         <w:rPr>
           <w:rFonts w:ascii="Noto Sans" w:eastAsia="微软雅黑" w:hAnsi="Noto Sans" w:cs="Noto Sans"/>
@@ -7682,7 +7856,7 @@
         </w:rPr>
         <w:t>各条线怎么学</w:t>
       </w:r>
-      <w:bookmarkEnd w:id="7"/>
+      <w:bookmarkEnd w:id="8"/>
     </w:p>
     <w:p>
       <w:pPr>
@@ -8473,7 +8647,7 @@
       <w:pPr>
         <w:pStyle w:val="2"/>
       </w:pPr>
-      <w:bookmarkStart w:id="8" w:name="_Toc243250656"/>
+      <w:bookmarkStart w:id="9" w:name="_Toc243250825"/>
       <w:r>
         <w:rPr>
           <w:rFonts w:ascii="Noto Sans" w:eastAsia="微软雅黑" w:hAnsi="Noto Sans" w:cs="Noto Sans"/>
@@ -8494,7 +8668,7 @@
         </w:rPr>
         <w:t>课程取舍与学习原则</w:t>
       </w:r>
-      <w:bookmarkEnd w:id="8"/>
+      <w:bookmarkEnd w:id="9"/>
     </w:p>
     <w:p>
       <w:pPr>
@@ -8667,7 +8841,7 @@
       <w:pPr>
         <w:pStyle w:val="2"/>
       </w:pPr>
-      <w:bookmarkStart w:id="9" w:name="_Toc243250657"/>
+      <w:bookmarkStart w:id="10" w:name="_Toc243250826"/>
       <w:r>
         <w:rPr>
           <w:rFonts w:ascii="Noto Sans" w:eastAsia="微软雅黑" w:hAnsi="Noto Sans" w:cs="Noto Sans"/>
@@ -8687,7 +8861,7 @@
         </w:rPr>
         <w:t>入门验收检查点</w:t>
       </w:r>
-      <w:bookmarkEnd w:id="9"/>
+      <w:bookmarkEnd w:id="10"/>
     </w:p>
     <w:p>
       <w:pPr>
@@ -9008,7 +9182,7 @@
           <w:bottom w:val="single" w:sz="18" w:space="8" w:color="00A6B2"/>
         </w:pBdr>
       </w:pPr>
-      <w:bookmarkStart w:id="10" w:name="_Toc243250658"/>
+      <w:bookmarkStart w:id="11" w:name="_Toc243250827"/>
       <w:r>
         <w:rPr>
           <w:rFonts w:ascii="Noto Sans" w:eastAsia="微软雅黑" w:hAnsi="Noto Sans" w:cs="Noto Sans"/>
@@ -9042,7 +9216,7 @@
         </w:rPr>
         <w:t>移植实践</w:t>
       </w:r>
-      <w:bookmarkEnd w:id="10"/>
+      <w:bookmarkEnd w:id="11"/>
     </w:p>
     <w:p>
       <w:pPr>
@@ -9092,7 +9266,7 @@
       <w:pPr>
         <w:pStyle w:val="2"/>
       </w:pPr>
-      <w:bookmarkStart w:id="11" w:name="_Toc243250659"/>
+      <w:bookmarkStart w:id="12" w:name="_Toc243250828"/>
       <w:r>
         <w:rPr>
           <w:rFonts w:ascii="Noto Sans" w:eastAsia="微软雅黑" w:hAnsi="Noto Sans" w:cs="Noto Sans"/>
@@ -9112,7 +9286,7 @@
         </w:rPr>
         <w:t>任务目标与数据流</w:t>
       </w:r>
-      <w:bookmarkEnd w:id="11"/>
+      <w:bookmarkEnd w:id="12"/>
     </w:p>
     <w:p>
       <w:pPr>
@@ -9366,7 +9540,7 @@
       <w:pPr>
         <w:pStyle w:val="2"/>
       </w:pPr>
-      <w:bookmarkStart w:id="12" w:name="_Toc243250660"/>
+      <w:bookmarkStart w:id="13" w:name="_Toc243250829"/>
       <w:r>
         <w:rPr>
           <w:rFonts w:ascii="Noto Sans" w:eastAsia="微软雅黑" w:hAnsi="Noto Sans" w:cs="Noto Sans"/>
@@ -9386,7 +9560,7 @@
         </w:rPr>
         <w:t>必懂术语与官方资料</w:t>
       </w:r>
-      <w:bookmarkEnd w:id="12"/>
+      <w:bookmarkEnd w:id="13"/>
     </w:p>
     <w:p>
       <w:pPr>
@@ -11584,7 +11758,7 @@
       <w:pPr>
         <w:pStyle w:val="2"/>
       </w:pPr>
-      <w:bookmarkStart w:id="13" w:name="_Toc243250661"/>
+      <w:bookmarkStart w:id="14" w:name="_Toc243250830"/>
       <w:r>
         <w:rPr>
           <w:rFonts w:ascii="Noto Sans" w:eastAsia="微软雅黑" w:hAnsi="Noto Sans" w:cs="Noto Sans"/>
@@ -11604,7 +11778,7 @@
         </w:rPr>
         <w:t>硬件准备与上电检查</w:t>
       </w:r>
-      <w:bookmarkEnd w:id="13"/>
+      <w:bookmarkEnd w:id="14"/>
     </w:p>
     <w:p>
       <w:pPr>
@@ -12423,7 +12597,7 @@
       <w:pPr>
         <w:pStyle w:val="2"/>
       </w:pPr>
-      <w:bookmarkStart w:id="14" w:name="_Toc243250662"/>
+      <w:bookmarkStart w:id="15" w:name="_Toc243250831"/>
       <w:r>
         <w:rPr>
           <w:rFonts w:ascii="Noto Sans" w:eastAsia="微软雅黑" w:hAnsi="Noto Sans" w:cs="Noto Sans"/>
@@ -12461,7 +12635,7 @@
         </w:rPr>
         <w:t xml:space="preserve"> Hello World</w:t>
       </w:r>
-      <w:bookmarkEnd w:id="14"/>
+      <w:bookmarkEnd w:id="15"/>
     </w:p>
     <w:p>
       <w:pPr>
@@ -13029,7 +13203,7 @@
       <w:pPr>
         <w:pStyle w:val="2"/>
       </w:pPr>
-      <w:bookmarkStart w:id="15" w:name="_Toc243250663"/>
+      <w:bookmarkStart w:id="16" w:name="_Toc243250832"/>
       <w:r>
         <w:rPr>
           <w:rFonts w:ascii="Noto Sans" w:eastAsia="微软雅黑" w:hAnsi="Noto Sans" w:cs="Noto Sans"/>
@@ -13056,7 +13230,7 @@
         </w:rPr>
         <w:t xml:space="preserve"> AXI-Lite</w:t>
       </w:r>
-      <w:bookmarkEnd w:id="15"/>
+      <w:bookmarkEnd w:id="16"/>
     </w:p>
     <w:p>
       <w:pPr>
@@ -14532,7 +14706,7 @@
       <w:pPr>
         <w:pStyle w:val="2"/>
       </w:pPr>
-      <w:bookmarkStart w:id="16" w:name="_Toc243250664"/>
+      <w:bookmarkStart w:id="17" w:name="_Toc243250833"/>
       <w:r>
         <w:rPr>
           <w:rFonts w:ascii="Noto Sans" w:eastAsia="微软雅黑" w:hAnsi="Noto Sans" w:cs="Noto Sans"/>
@@ -14570,7 +14744,7 @@
         </w:rPr>
         <w:t xml:space="preserve"> Shell</w:t>
       </w:r>
-      <w:bookmarkEnd w:id="16"/>
+      <w:bookmarkEnd w:id="17"/>
     </w:p>
     <w:p>
       <w:pPr>
@@ -15704,7 +15878,7 @@
       <w:pPr>
         <w:pStyle w:val="2"/>
       </w:pPr>
-      <w:bookmarkStart w:id="17" w:name="_Toc243250665"/>
+      <w:bookmarkStart w:id="18" w:name="_Toc243250834"/>
       <w:r>
         <w:rPr>
           <w:rFonts w:ascii="Noto Sans" w:eastAsia="微软雅黑" w:hAnsi="Noto Sans" w:cs="Noto Sans"/>
@@ -15725,7 +15899,7 @@
         </w:rPr>
         <w:t>与地址空间</w:t>
       </w:r>
-      <w:bookmarkEnd w:id="17"/>
+      <w:bookmarkEnd w:id="18"/>
     </w:p>
     <w:p>
       <w:pPr>
@@ -15796,7 +15970,7 @@
       <w:pPr>
         <w:pStyle w:val="CaptionedFigure"/>
       </w:pPr>
-      <w:bookmarkStart w:id="18" w:name="fig:placeholder"/>
+      <w:bookmarkStart w:id="19" w:name="fig:placeholder"/>
       <w:r>
         <w:rPr>
           <w:noProof/>
@@ -15855,7 +16029,7 @@
         <w:t>芯片丝印示意</w:t>
       </w:r>
     </w:p>
-    <w:bookmarkEnd w:id="18"/>
+    <w:bookmarkEnd w:id="19"/>
     <w:p>
       <w:pPr>
         <w:pStyle w:val="a0"/>
@@ -15940,7 +16114,7 @@
       <w:pPr>
         <w:pStyle w:val="2"/>
       </w:pPr>
-      <w:bookmarkStart w:id="19" w:name="_Toc243250666"/>
+      <w:bookmarkStart w:id="20" w:name="_Toc243250835"/>
       <w:r>
         <w:rPr>
           <w:rFonts w:ascii="Noto Sans" w:eastAsia="微软雅黑" w:hAnsi="Noto Sans" w:cs="Noto Sans"/>
@@ -15960,7 +16134,7 @@
         </w:rPr>
         <w:t>调试顺序与验收标准</w:t>
       </w:r>
-      <w:bookmarkEnd w:id="19"/>
+      <w:bookmarkEnd w:id="20"/>
     </w:p>
     <w:p>
       <w:pPr>
@@ -16360,7 +16534,7 @@
           <w:bottom w:val="single" w:sz="18" w:space="8" w:color="00A6B2"/>
         </w:pBdr>
       </w:pPr>
-      <w:bookmarkStart w:id="20" w:name="_Toc243250667"/>
+      <w:bookmarkStart w:id="21" w:name="_Toc243250836"/>
       <w:r>
         <w:rPr>
           <w:rFonts w:ascii="Noto Sans" w:eastAsia="微软雅黑" w:hAnsi="Noto Sans" w:cs="Noto Sans"/>
@@ -16381,7 +16555,7 @@
         </w:rPr>
         <w:t>参考资料与延伸阅读</w:t>
       </w:r>
-      <w:bookmarkEnd w:id="20"/>
+      <w:bookmarkEnd w:id="21"/>
     </w:p>
     <w:p>
       <w:pPr>
@@ -16837,7 +17011,7 @@
           <w:bottom w:val="single" w:sz="18" w:space="8" w:color="00A6B2"/>
         </w:pBdr>
       </w:pPr>
-      <w:bookmarkStart w:id="21" w:name="_Toc243250668"/>
+      <w:bookmarkStart w:id="22" w:name="_Toc243250837"/>
       <w:r>
         <w:rPr>
           <w:rFonts w:ascii="Noto Sans" w:eastAsia="微软雅黑" w:hAnsi="Noto Sans" w:cs="Noto Sans"/>
@@ -16858,7 +17032,7 @@
         </w:rPr>
         <w:t>推荐资料与学习路线</w:t>
       </w:r>
-      <w:bookmarkEnd w:id="21"/>
+      <w:bookmarkEnd w:id="22"/>
     </w:p>
     <w:p>
       <w:pPr>
@@ -16994,7 +17168,7 @@
       <w:pPr>
         <w:pStyle w:val="2"/>
       </w:pPr>
-      <w:bookmarkStart w:id="22" w:name="_Toc243250669"/>
+      <w:bookmarkStart w:id="23" w:name="_Toc243250838"/>
       <w:r>
         <w:rPr>
           <w:rFonts w:ascii="Noto Sans" w:eastAsia="微软雅黑" w:hAnsi="Noto Sans" w:cs="Noto Sans"/>
@@ -17020,7 +17194,7 @@
         </w:rPr>
         <w:t xml:space="preserve"> Linux</w:t>
       </w:r>
-      <w:bookmarkEnd w:id="22"/>
+      <w:bookmarkEnd w:id="23"/>
     </w:p>
     <w:p>
       <w:pPr>
@@ -17507,7 +17681,7 @@
       <w:pPr>
         <w:pStyle w:val="2"/>
       </w:pPr>
-      <w:bookmarkStart w:id="23" w:name="_Toc243250670"/>
+      <w:bookmarkStart w:id="24" w:name="_Toc243250839"/>
       <w:r>
         <w:rPr>
           <w:rFonts w:ascii="Noto Sans" w:eastAsia="微软雅黑" w:hAnsi="Noto Sans" w:cs="Noto Sans"/>
@@ -17528,7 +17702,7 @@
         </w:rPr>
         <w:t>、硬件与嵌入式</w:t>
       </w:r>
-      <w:bookmarkEnd w:id="23"/>
+      <w:bookmarkEnd w:id="24"/>
     </w:p>
     <w:p>
       <w:pPr>
@@ -17983,7 +18157,7 @@
       <w:pPr>
         <w:pStyle w:val="2"/>
       </w:pPr>
-      <w:bookmarkStart w:id="24" w:name="_Toc243250671"/>
+      <w:bookmarkStart w:id="25" w:name="_Toc243250840"/>
       <w:r>
         <w:rPr>
           <w:rFonts w:ascii="Noto Sans" w:eastAsia="微软雅黑" w:hAnsi="Noto Sans" w:cs="Noto Sans"/>
@@ -18003,7 +18177,7 @@
         </w:rPr>
         <w:t>网络与协议</w:t>
       </w:r>
-      <w:bookmarkEnd w:id="24"/>
+      <w:bookmarkEnd w:id="25"/>
     </w:p>
     <w:p>
       <w:pPr>
@@ -18398,7 +18572,7 @@
       <w:pPr>
         <w:pStyle w:val="2"/>
       </w:pPr>
-      <w:bookmarkStart w:id="25" w:name="_Toc243250672"/>
+      <w:bookmarkStart w:id="26" w:name="_Toc243250841"/>
       <w:r>
         <w:rPr>
           <w:rFonts w:ascii="Noto Sans" w:eastAsia="微软雅黑" w:hAnsi="Noto Sans" w:cs="Noto Sans"/>
@@ -18425,7 +18599,7 @@
         </w:rPr>
         <w:t xml:space="preserve"> Zynq</w:t>
       </w:r>
-      <w:bookmarkEnd w:id="25"/>
+      <w:bookmarkEnd w:id="26"/>
     </w:p>
     <w:p>
       <w:pPr>
@@ -19177,7 +19351,7 @@
       <w:pPr>
         <w:pStyle w:val="2"/>
       </w:pPr>
-      <w:bookmarkStart w:id="26" w:name="_Toc243250673"/>
+      <w:bookmarkStart w:id="27" w:name="_Toc243250842"/>
       <w:r>
         <w:rPr>
           <w:rFonts w:ascii="Noto Sans" w:eastAsia="微软雅黑" w:hAnsi="Noto Sans" w:cs="Noto Sans"/>
@@ -19198,7 +19372,7 @@
         </w:rPr>
         <w:t>与效率工具</w:t>
       </w:r>
-      <w:bookmarkEnd w:id="26"/>
+      <w:bookmarkEnd w:id="27"/>
     </w:p>
     <w:p>
       <w:pPr>

--- a/docs/traindoc.docx
+++ b/docs/traindoc.docx
@@ -234,7 +234,7 @@
       <w:r>
         <w:fldChar w:fldCharType="separate"/>
       </w:r>
-      <w:hyperlink w:anchor="_Toc243250816" w:history="1">
+      <w:hyperlink w:anchor="_Toc243250947" w:history="1">
         <w:r>
           <w:rPr>
             <w:rStyle w:val="af"/>
@@ -271,7 +271,7 @@
             <w:noProof/>
             <w:webHidden/>
           </w:rPr>
-          <w:instrText>PAGEREF _Toc243250816 \h</w:instrText>
+          <w:instrText>PAGEREF _Toc243250947 \h</w:instrText>
         </w:r>
         <w:r>
           <w:rPr>
@@ -329,7 +329,7 @@
           <w14:ligatures w14:val="standardContextual"/>
         </w:rPr>
       </w:pPr>
-      <w:hyperlink w:anchor="_Toc243250817" w:history="1">
+      <w:hyperlink w:anchor="_Toc243250948" w:history="1">
         <w:r>
           <w:rPr>
             <w:rStyle w:val="af"/>
@@ -384,7 +384,7 @@
             <w:noProof/>
             <w:webHidden/>
           </w:rPr>
-          <w:instrText>PAGEREF _Toc243250817 \h</w:instrText>
+          <w:instrText>PAGEREF _Toc243250948 \h</w:instrText>
         </w:r>
         <w:r>
           <w:rPr>
@@ -442,7 +442,7 @@
           <w14:ligatures w14:val="standardContextual"/>
         </w:rPr>
       </w:pPr>
-      <w:hyperlink w:anchor="_Toc243250818" w:history="1">
+      <w:hyperlink w:anchor="_Toc243250949" w:history="1">
         <w:r>
           <w:rPr>
             <w:rStyle w:val="af"/>
@@ -497,7 +497,7 @@
             <w:noProof/>
             <w:webHidden/>
           </w:rPr>
-          <w:instrText>PAGEREF _Toc243250818 \h</w:instrText>
+          <w:instrText>PAGEREF _Toc243250949 \h</w:instrText>
         </w:r>
         <w:r>
           <w:rPr>
@@ -555,7 +555,7 @@
           <w14:ligatures w14:val="standardContextual"/>
         </w:rPr>
       </w:pPr>
-      <w:hyperlink w:anchor="_Toc243250819" w:history="1">
+      <w:hyperlink w:anchor="_Toc243250950" w:history="1">
         <w:r>
           <w:rPr>
             <w:rStyle w:val="af"/>
@@ -610,7 +610,7 @@
             <w:noProof/>
             <w:webHidden/>
           </w:rPr>
-          <w:instrText>PAGEREF _Toc243250819 \h</w:instrText>
+          <w:instrText>PAGEREF _Toc243250950 \h</w:instrText>
         </w:r>
         <w:r>
           <w:rPr>
@@ -668,7 +668,7 @@
           <w14:ligatures w14:val="standardContextual"/>
         </w:rPr>
       </w:pPr>
-      <w:hyperlink w:anchor="_Toc243250820" w:history="1">
+      <w:hyperlink w:anchor="_Toc243250951" w:history="1">
         <w:r>
           <w:rPr>
             <w:rStyle w:val="af"/>
@@ -723,7 +723,7 @@
             <w:noProof/>
             <w:webHidden/>
           </w:rPr>
-          <w:instrText>PAGEREF _Toc243250820 \h</w:instrText>
+          <w:instrText>PAGEREF _Toc243250951 \h</w:instrText>
         </w:r>
         <w:r>
           <w:rPr>
@@ -781,7 +781,7 @@
           <w14:ligatures w14:val="standardContextual"/>
         </w:rPr>
       </w:pPr>
-      <w:hyperlink w:anchor="_Toc243250821" w:history="1">
+      <w:hyperlink w:anchor="_Toc243250952" w:history="1">
         <w:r>
           <w:rPr>
             <w:rStyle w:val="af"/>
@@ -836,7 +836,7 @@
             <w:noProof/>
             <w:webHidden/>
           </w:rPr>
-          <w:instrText>PAGEREF _Toc243250821 \h</w:instrText>
+          <w:instrText>PAGEREF _Toc243250952 \h</w:instrText>
         </w:r>
         <w:r>
           <w:rPr>
@@ -894,7 +894,7 @@
           <w14:ligatures w14:val="standardContextual"/>
         </w:rPr>
       </w:pPr>
-      <w:hyperlink w:anchor="_Toc243250822" w:history="1">
+      <w:hyperlink w:anchor="_Toc243250953" w:history="1">
         <w:r>
           <w:rPr>
             <w:rStyle w:val="af"/>
@@ -949,7 +949,7 @@
             <w:noProof/>
             <w:webHidden/>
           </w:rPr>
-          <w:instrText>PAGEREF _Toc243250822 \h</w:instrText>
+          <w:instrText>PAGEREF _Toc243250953 \h</w:instrText>
         </w:r>
         <w:r>
           <w:rPr>
@@ -1007,7 +1007,7 @@
           <w14:ligatures w14:val="standardContextual"/>
         </w:rPr>
       </w:pPr>
-      <w:hyperlink w:anchor="_Toc243250823" w:history="1">
+      <w:hyperlink w:anchor="_Toc243250954" w:history="1">
         <w:r>
           <w:rPr>
             <w:rStyle w:val="af"/>
@@ -1076,7 +1076,7 @@
             <w:noProof/>
             <w:webHidden/>
           </w:rPr>
-          <w:instrText>PAGEREF _Toc243250823 \h</w:instrText>
+          <w:instrText>PAGEREF _Toc243250954 \h</w:instrText>
         </w:r>
         <w:r>
           <w:rPr>
@@ -1134,7 +1134,7 @@
           <w14:ligatures w14:val="standardContextual"/>
         </w:rPr>
       </w:pPr>
-      <w:hyperlink w:anchor="_Toc243250824" w:history="1">
+      <w:hyperlink w:anchor="_Toc243250955" w:history="1">
         <w:r>
           <w:rPr>
             <w:rStyle w:val="af"/>
@@ -1189,7 +1189,7 @@
             <w:noProof/>
             <w:webHidden/>
           </w:rPr>
-          <w:instrText>PAGEREF _Toc243250824 \h</w:instrText>
+          <w:instrText>PAGEREF _Toc243250955 \h</w:instrText>
         </w:r>
         <w:r>
           <w:rPr>
@@ -1247,7 +1247,7 @@
           <w14:ligatures w14:val="standardContextual"/>
         </w:rPr>
       </w:pPr>
-      <w:hyperlink w:anchor="_Toc243250825" w:history="1">
+      <w:hyperlink w:anchor="_Toc243250956" w:history="1">
         <w:r>
           <w:rPr>
             <w:rStyle w:val="af"/>
@@ -1302,7 +1302,7 @@
             <w:noProof/>
             <w:webHidden/>
           </w:rPr>
-          <w:instrText>PAGEREF _Toc243250825 \h</w:instrText>
+          <w:instrText>PAGEREF _Toc243250956 \h</w:instrText>
         </w:r>
         <w:r>
           <w:rPr>
@@ -1360,7 +1360,7 @@
           <w14:ligatures w14:val="standardContextual"/>
         </w:rPr>
       </w:pPr>
-      <w:hyperlink w:anchor="_Toc243250826" w:history="1">
+      <w:hyperlink w:anchor="_Toc243250957" w:history="1">
         <w:r>
           <w:rPr>
             <w:rStyle w:val="af"/>
@@ -1415,7 +1415,7 @@
             <w:noProof/>
             <w:webHidden/>
           </w:rPr>
-          <w:instrText>PAGEREF _Toc243250826 \h</w:instrText>
+          <w:instrText>PAGEREF _Toc243250957 \h</w:instrText>
         </w:r>
         <w:r>
           <w:rPr>
@@ -1473,7 +1473,7 @@
           <w14:ligatures w14:val="standardContextual"/>
         </w:rPr>
       </w:pPr>
-      <w:hyperlink w:anchor="_Toc243250827" w:history="1">
+      <w:hyperlink w:anchor="_Toc243250958" w:history="1">
         <w:r>
           <w:rPr>
             <w:rStyle w:val="af"/>
@@ -1549,7 +1549,7 @@
             <w:noProof/>
             <w:webHidden/>
           </w:rPr>
-          <w:instrText>PAGEREF _Toc243250827 \h</w:instrText>
+          <w:instrText>PAGEREF _Toc243250958 \h</w:instrText>
         </w:r>
         <w:r>
           <w:rPr>
@@ -1607,7 +1607,7 @@
           <w14:ligatures w14:val="standardContextual"/>
         </w:rPr>
       </w:pPr>
-      <w:hyperlink w:anchor="_Toc243250828" w:history="1">
+      <w:hyperlink w:anchor="_Toc243250959" w:history="1">
         <w:r>
           <w:rPr>
             <w:rStyle w:val="af"/>
@@ -1662,7 +1662,7 @@
             <w:noProof/>
             <w:webHidden/>
           </w:rPr>
-          <w:instrText>PAGEREF _Toc243250828 \h</w:instrText>
+          <w:instrText>PAGEREF _Toc243250959 \h</w:instrText>
         </w:r>
         <w:r>
           <w:rPr>
@@ -1720,7 +1720,7 @@
           <w14:ligatures w14:val="standardContextual"/>
         </w:rPr>
       </w:pPr>
-      <w:hyperlink w:anchor="_Toc243250829" w:history="1">
+      <w:hyperlink w:anchor="_Toc243250960" w:history="1">
         <w:r>
           <w:rPr>
             <w:rStyle w:val="af"/>
@@ -1775,7 +1775,7 @@
             <w:noProof/>
             <w:webHidden/>
           </w:rPr>
-          <w:instrText>PAGEREF _Toc243250829 \h</w:instrText>
+          <w:instrText>PAGEREF _Toc243250960 \h</w:instrText>
         </w:r>
         <w:r>
           <w:rPr>
@@ -1833,7 +1833,7 @@
           <w14:ligatures w14:val="standardContextual"/>
         </w:rPr>
       </w:pPr>
-      <w:hyperlink w:anchor="_Toc243250830" w:history="1">
+      <w:hyperlink w:anchor="_Toc243250961" w:history="1">
         <w:r>
           <w:rPr>
             <w:rStyle w:val="af"/>
@@ -1888,7 +1888,7 @@
             <w:noProof/>
             <w:webHidden/>
           </w:rPr>
-          <w:instrText>PAGEREF _Toc243250830 \h</w:instrText>
+          <w:instrText>PAGEREF _Toc243250961 \h</w:instrText>
         </w:r>
         <w:r>
           <w:rPr>
@@ -1946,7 +1946,7 @@
           <w14:ligatures w14:val="standardContextual"/>
         </w:rPr>
       </w:pPr>
-      <w:hyperlink w:anchor="_Toc243250831" w:history="1">
+      <w:hyperlink w:anchor="_Toc243250962" w:history="1">
         <w:r>
           <w:rPr>
             <w:rStyle w:val="af"/>
@@ -2022,7 +2022,7 @@
             <w:noProof/>
             <w:webHidden/>
           </w:rPr>
-          <w:instrText>PAGEREF _Toc243250831 \h</w:instrText>
+          <w:instrText>PAGEREF _Toc243250962 \h</w:instrText>
         </w:r>
         <w:r>
           <w:rPr>
@@ -2080,7 +2080,7 @@
           <w14:ligatures w14:val="standardContextual"/>
         </w:rPr>
       </w:pPr>
-      <w:hyperlink w:anchor="_Toc243250832" w:history="1">
+      <w:hyperlink w:anchor="_Toc243250963" w:history="1">
         <w:r>
           <w:rPr>
             <w:rStyle w:val="af"/>
@@ -2149,7 +2149,7 @@
             <w:noProof/>
             <w:webHidden/>
           </w:rPr>
-          <w:instrText>PAGEREF _Toc243250832 \h</w:instrText>
+          <w:instrText>PAGEREF _Toc243250963 \h</w:instrText>
         </w:r>
         <w:r>
           <w:rPr>
@@ -2207,7 +2207,7 @@
           <w14:ligatures w14:val="standardContextual"/>
         </w:rPr>
       </w:pPr>
-      <w:hyperlink w:anchor="_Toc243250833" w:history="1">
+      <w:hyperlink w:anchor="_Toc243250964" w:history="1">
         <w:r>
           <w:rPr>
             <w:rStyle w:val="af"/>
@@ -2283,7 +2283,7 @@
             <w:noProof/>
             <w:webHidden/>
           </w:rPr>
-          <w:instrText>PAGEREF _Toc243250833 \h</w:instrText>
+          <w:instrText>PAGEREF _Toc243250964 \h</w:instrText>
         </w:r>
         <w:r>
           <w:rPr>
@@ -2341,7 +2341,7 @@
           <w14:ligatures w14:val="standardContextual"/>
         </w:rPr>
       </w:pPr>
-      <w:hyperlink w:anchor="_Toc243250834" w:history="1">
+      <w:hyperlink w:anchor="_Toc243250965" w:history="1">
         <w:r>
           <w:rPr>
             <w:rStyle w:val="af"/>
@@ -2403,7 +2403,7 @@
             <w:noProof/>
             <w:webHidden/>
           </w:rPr>
-          <w:instrText>PAGEREF _Toc243250834 \h</w:instrText>
+          <w:instrText>PAGEREF _Toc243250965 \h</w:instrText>
         </w:r>
         <w:r>
           <w:rPr>
@@ -2461,7 +2461,7 @@
           <w14:ligatures w14:val="standardContextual"/>
         </w:rPr>
       </w:pPr>
-      <w:hyperlink w:anchor="_Toc243250835" w:history="1">
+      <w:hyperlink w:anchor="_Toc243250966" w:history="1">
         <w:r>
           <w:rPr>
             <w:rStyle w:val="af"/>
@@ -2516,7 +2516,7 @@
             <w:noProof/>
             <w:webHidden/>
           </w:rPr>
-          <w:instrText>PAGEREF _Toc243250835 \h</w:instrText>
+          <w:instrText>PAGEREF _Toc243250966 \h</w:instrText>
         </w:r>
         <w:r>
           <w:rPr>
@@ -2574,7 +2574,7 @@
           <w14:ligatures w14:val="standardContextual"/>
         </w:rPr>
       </w:pPr>
-      <w:hyperlink w:anchor="_Toc243250836" w:history="1">
+      <w:hyperlink w:anchor="_Toc243250967" w:history="1">
         <w:r>
           <w:rPr>
             <w:rStyle w:val="af"/>
@@ -2629,7 +2629,7 @@
             <w:noProof/>
             <w:webHidden/>
           </w:rPr>
-          <w:instrText>PAGEREF _Toc243250836 \h</w:instrText>
+          <w:instrText>PAGEREF _Toc243250967 \h</w:instrText>
         </w:r>
         <w:r>
           <w:rPr>
@@ -2687,7 +2687,7 @@
           <w14:ligatures w14:val="standardContextual"/>
         </w:rPr>
       </w:pPr>
-      <w:hyperlink w:anchor="_Toc243250837" w:history="1">
+      <w:hyperlink w:anchor="_Toc243250968" w:history="1">
         <w:r>
           <w:rPr>
             <w:rStyle w:val="af"/>
@@ -2742,7 +2742,7 @@
             <w:noProof/>
             <w:webHidden/>
           </w:rPr>
-          <w:instrText>PAGEREF _Toc243250837 \h</w:instrText>
+          <w:instrText>PAGEREF _Toc243250968 \h</w:instrText>
         </w:r>
         <w:r>
           <w:rPr>
@@ -2800,7 +2800,7 @@
           <w14:ligatures w14:val="standardContextual"/>
         </w:rPr>
       </w:pPr>
-      <w:hyperlink w:anchor="_Toc243250838" w:history="1">
+      <w:hyperlink w:anchor="_Toc243250969" w:history="1">
         <w:r>
           <w:rPr>
             <w:rStyle w:val="af"/>
@@ -2862,7 +2862,7 @@
             <w:noProof/>
             <w:webHidden/>
           </w:rPr>
-          <w:instrText>PAGEREF _Toc243250838 \h</w:instrText>
+          <w:instrText>PAGEREF _Toc243250969 \h</w:instrText>
         </w:r>
         <w:r>
           <w:rPr>
@@ -2920,7 +2920,7 @@
           <w14:ligatures w14:val="standardContextual"/>
         </w:rPr>
       </w:pPr>
-      <w:hyperlink w:anchor="_Toc243250839" w:history="1">
+      <w:hyperlink w:anchor="_Toc243250970" w:history="1">
         <w:r>
           <w:rPr>
             <w:rStyle w:val="af"/>
@@ -2982,7 +2982,7 @@
             <w:noProof/>
             <w:webHidden/>
           </w:rPr>
-          <w:instrText>PAGEREF _Toc243250839 \h</w:instrText>
+          <w:instrText>PAGEREF _Toc243250970 \h</w:instrText>
         </w:r>
         <w:r>
           <w:rPr>
@@ -3040,7 +3040,7 @@
           <w14:ligatures w14:val="standardContextual"/>
         </w:rPr>
       </w:pPr>
-      <w:hyperlink w:anchor="_Toc243250840" w:history="1">
+      <w:hyperlink w:anchor="_Toc243250971" w:history="1">
         <w:r>
           <w:rPr>
             <w:rStyle w:val="af"/>
@@ -3095,7 +3095,7 @@
             <w:noProof/>
             <w:webHidden/>
           </w:rPr>
-          <w:instrText>PAGEREF _Toc243250840 \h</w:instrText>
+          <w:instrText>PAGEREF _Toc243250971 \h</w:instrText>
         </w:r>
         <w:r>
           <w:rPr>
@@ -3153,7 +3153,7 @@
           <w14:ligatures w14:val="standardContextual"/>
         </w:rPr>
       </w:pPr>
-      <w:hyperlink w:anchor="_Toc243250841" w:history="1">
+      <w:hyperlink w:anchor="_Toc243250972" w:history="1">
         <w:r>
           <w:rPr>
             <w:rStyle w:val="af"/>
@@ -3222,7 +3222,7 @@
             <w:noProof/>
             <w:webHidden/>
           </w:rPr>
-          <w:instrText>PAGEREF _Toc243250841 \h</w:instrText>
+          <w:instrText>PAGEREF _Toc243250972 \h</w:instrText>
         </w:r>
         <w:r>
           <w:rPr>
@@ -3280,7 +3280,7 @@
           <w14:ligatures w14:val="standardContextual"/>
         </w:rPr>
       </w:pPr>
-      <w:hyperlink w:anchor="_Toc243250842" w:history="1">
+      <w:hyperlink w:anchor="_Toc243250973" w:history="1">
         <w:r>
           <w:rPr>
             <w:rStyle w:val="af"/>
@@ -3342,7 +3342,7 @@
             <w:noProof/>
             <w:webHidden/>
           </w:rPr>
-          <w:instrText>PAGEREF _Toc243250842 \h</w:instrText>
+          <w:instrText>PAGEREF _Toc243250973 \h</w:instrText>
         </w:r>
         <w:r>
           <w:rPr>
@@ -3399,7 +3399,7 @@
           <w:bottom w:val="single" w:sz="18" w:space="8" w:color="00A6B2"/>
         </w:pBdr>
       </w:pPr>
-      <w:bookmarkStart w:id="0" w:name="_Toc243250816"/>
+      <w:bookmarkStart w:id="0" w:name="_Toc243250947"/>
       <w:r>
         <w:rPr>
           <w:rFonts w:ascii="Noto Sans" w:eastAsia="微软雅黑" w:hAnsi="Noto Sans" w:cs="Noto Sans"/>
@@ -3449,27 +3449,6 @@
       </w:pPr>
       <w:r>
         <w:t>基础重要，但不必等到全部学完再动手。在保证不损坏硬件的前提下，可以直接从项目的最小示例开始：第一次上电前核对电源、电压和接线，不确定时请有经验的人复查；确认无误后先让板子跑起来，再逐步加功能。遇到问题再回头补对应的语法、电路或工具知识。一开始不会做是正常的，边做边学更容易建立反馈和节奏；长期只看不练，反而容易失去方向。</w:t>
-      </w:r>
-    </w:p>
-    <w:p>
-      <w:pPr>
-        <w:pStyle w:val="Compact"/>
-        <w:spacing w:after="0" w:line="300" w:lineRule="auto"/>
-      </w:pPr>
-      <w:r>
-        <w:rPr>
-          <w:b/>
-          <w:color w:val="007C8A"/>
-          <w:sz w:val="21"/>
-        </w:rPr>
-        <w:t>全链路学习视频：待补充。</w:t>
-      </w:r>
-      <w:r>
-        <w:rPr>
-          <w:color w:val="000000"/>
-          <w:sz w:val="21"/>
-        </w:rPr>
-        <w:t>后续会统一整理到这里，作为课程索引使用。当前阶段先把开发环境、最小闭环和调试习惯建立起来，再按项目需要扩展。</w:t>
       </w:r>
     </w:p>
     <w:p>
@@ -3479,7 +3458,7 @@
           <w:bottom w:val="single" w:sz="18" w:space="8" w:color="00A6B2"/>
         </w:pBdr>
       </w:pPr>
-      <w:bookmarkStart w:id="1" w:name="_Toc243250817"/>
+      <w:bookmarkStart w:id="1" w:name="_Toc243250948"/>
       <w:r>
         <w:rPr>
           <w:rFonts w:ascii="Noto Sans" w:eastAsia="微软雅黑" w:hAnsi="Noto Sans" w:cs="Noto Sans"/>
@@ -3544,7 +3523,7 @@
       <w:pPr>
         <w:pStyle w:val="2"/>
       </w:pPr>
-      <w:bookmarkStart w:id="2" w:name="_Toc243250818"/>
+      <w:bookmarkStart w:id="2" w:name="_Toc243250949"/>
       <w:r>
         <w:rPr>
           <w:rFonts w:ascii="Noto Sans" w:eastAsia="微软雅黑" w:hAnsi="Noto Sans" w:cs="Noto Sans"/>
@@ -4613,7 +4592,7 @@
       <w:pPr>
         <w:pStyle w:val="2"/>
       </w:pPr>
-      <w:bookmarkStart w:id="3" w:name="_Toc243250819"/>
+      <w:bookmarkStart w:id="3" w:name="_Toc243250950"/>
       <w:r>
         <w:rPr>
           <w:rFonts w:ascii="Noto Sans" w:eastAsia="微软雅黑" w:hAnsi="Noto Sans" w:cs="Noto Sans"/>
@@ -5359,7 +5338,7 @@
       <w:pPr>
         <w:pStyle w:val="2"/>
       </w:pPr>
-      <w:bookmarkStart w:id="4" w:name="_Toc243250820"/>
+      <w:bookmarkStart w:id="4" w:name="_Toc243250951"/>
       <w:r>
         <w:rPr>
           <w:rFonts w:ascii="Noto Sans" w:eastAsia="微软雅黑" w:hAnsi="Noto Sans" w:cs="Noto Sans"/>
@@ -6113,7 +6092,7 @@
       <w:pPr>
         <w:pStyle w:val="2"/>
       </w:pPr>
-      <w:bookmarkStart w:id="5" w:name="_Toc243250821"/>
+      <w:bookmarkStart w:id="5" w:name="_Toc243250952"/>
       <w:r>
         <w:rPr>
           <w:rFonts w:ascii="Noto Sans" w:eastAsia="微软雅黑" w:hAnsi="Noto Sans" w:cs="Noto Sans"/>
@@ -6385,7 +6364,7 @@
           <w:bottom w:val="single" w:sz="18" w:space="8" w:color="00A6B2"/>
         </w:pBdr>
       </w:pPr>
-      <w:bookmarkStart w:id="6" w:name="_Toc243250822"/>
+      <w:bookmarkStart w:id="6" w:name="_Toc243250953"/>
       <w:r>
         <w:rPr>
           <w:rFonts w:ascii="Noto Sans" w:eastAsia="微软雅黑" w:hAnsi="Noto Sans" w:cs="Noto Sans"/>
@@ -6486,7 +6465,7 @@
       <w:pPr>
         <w:pStyle w:val="2"/>
       </w:pPr>
-      <w:bookmarkStart w:id="7" w:name="_Toc243250823"/>
+      <w:bookmarkStart w:id="7" w:name="_Toc243250954"/>
       <w:r>
         <w:rPr>
           <w:rFonts w:ascii="Noto Sans" w:eastAsia="微软雅黑" w:hAnsi="Noto Sans" w:cs="Noto Sans"/>
@@ -7836,7 +7815,7 @@
       <w:pPr>
         <w:pStyle w:val="2"/>
       </w:pPr>
-      <w:bookmarkStart w:id="8" w:name="_Toc243250824"/>
+      <w:bookmarkStart w:id="8" w:name="_Toc243250955"/>
       <w:r>
         <w:rPr>
           <w:rFonts w:ascii="Noto Sans" w:eastAsia="微软雅黑" w:hAnsi="Noto Sans" w:cs="Noto Sans"/>
@@ -8647,7 +8626,7 @@
       <w:pPr>
         <w:pStyle w:val="2"/>
       </w:pPr>
-      <w:bookmarkStart w:id="9" w:name="_Toc243250825"/>
+      <w:bookmarkStart w:id="9" w:name="_Toc243250956"/>
       <w:r>
         <w:rPr>
           <w:rFonts w:ascii="Noto Sans" w:eastAsia="微软雅黑" w:hAnsi="Noto Sans" w:cs="Noto Sans"/>
@@ -8841,7 +8820,7 @@
       <w:pPr>
         <w:pStyle w:val="2"/>
       </w:pPr>
-      <w:bookmarkStart w:id="10" w:name="_Toc243250826"/>
+      <w:bookmarkStart w:id="10" w:name="_Toc243250957"/>
       <w:r>
         <w:rPr>
           <w:rFonts w:ascii="Noto Sans" w:eastAsia="微软雅黑" w:hAnsi="Noto Sans" w:cs="Noto Sans"/>
@@ -9182,7 +9161,7 @@
           <w:bottom w:val="single" w:sz="18" w:space="8" w:color="00A6B2"/>
         </w:pBdr>
       </w:pPr>
-      <w:bookmarkStart w:id="11" w:name="_Toc243250827"/>
+      <w:bookmarkStart w:id="11" w:name="_Toc243250958"/>
       <w:r>
         <w:rPr>
           <w:rFonts w:ascii="Noto Sans" w:eastAsia="微软雅黑" w:hAnsi="Noto Sans" w:cs="Noto Sans"/>
@@ -9266,7 +9245,7 @@
       <w:pPr>
         <w:pStyle w:val="2"/>
       </w:pPr>
-      <w:bookmarkStart w:id="12" w:name="_Toc243250828"/>
+      <w:bookmarkStart w:id="12" w:name="_Toc243250959"/>
       <w:r>
         <w:rPr>
           <w:rFonts w:ascii="Noto Sans" w:eastAsia="微软雅黑" w:hAnsi="Noto Sans" w:cs="Noto Sans"/>
@@ -9540,7 +9519,7 @@
       <w:pPr>
         <w:pStyle w:val="2"/>
       </w:pPr>
-      <w:bookmarkStart w:id="13" w:name="_Toc243250829"/>
+      <w:bookmarkStart w:id="13" w:name="_Toc243250960"/>
       <w:r>
         <w:rPr>
           <w:rFonts w:ascii="Noto Sans" w:eastAsia="微软雅黑" w:hAnsi="Noto Sans" w:cs="Noto Sans"/>
@@ -11758,7 +11737,7 @@
       <w:pPr>
         <w:pStyle w:val="2"/>
       </w:pPr>
-      <w:bookmarkStart w:id="14" w:name="_Toc243250830"/>
+      <w:bookmarkStart w:id="14" w:name="_Toc243250961"/>
       <w:r>
         <w:rPr>
           <w:rFonts w:ascii="Noto Sans" w:eastAsia="微软雅黑" w:hAnsi="Noto Sans" w:cs="Noto Sans"/>
@@ -12597,7 +12576,7 @@
       <w:pPr>
         <w:pStyle w:val="2"/>
       </w:pPr>
-      <w:bookmarkStart w:id="15" w:name="_Toc243250831"/>
+      <w:bookmarkStart w:id="15" w:name="_Toc243250962"/>
       <w:r>
         <w:rPr>
           <w:rFonts w:ascii="Noto Sans" w:eastAsia="微软雅黑" w:hAnsi="Noto Sans" w:cs="Noto Sans"/>
@@ -13203,7 +13182,7 @@
       <w:pPr>
         <w:pStyle w:val="2"/>
       </w:pPr>
-      <w:bookmarkStart w:id="16" w:name="_Toc243250832"/>
+      <w:bookmarkStart w:id="16" w:name="_Toc243250963"/>
       <w:r>
         <w:rPr>
           <w:rFonts w:ascii="Noto Sans" w:eastAsia="微软雅黑" w:hAnsi="Noto Sans" w:cs="Noto Sans"/>
@@ -14706,7 +14685,7 @@
       <w:pPr>
         <w:pStyle w:val="2"/>
       </w:pPr>
-      <w:bookmarkStart w:id="17" w:name="_Toc243250833"/>
+      <w:bookmarkStart w:id="17" w:name="_Toc243250964"/>
       <w:r>
         <w:rPr>
           <w:rFonts w:ascii="Noto Sans" w:eastAsia="微软雅黑" w:hAnsi="Noto Sans" w:cs="Noto Sans"/>
@@ -15878,7 +15857,7 @@
       <w:pPr>
         <w:pStyle w:val="2"/>
       </w:pPr>
-      <w:bookmarkStart w:id="18" w:name="_Toc243250834"/>
+      <w:bookmarkStart w:id="18" w:name="_Toc243250965"/>
       <w:r>
         <w:rPr>
           <w:rFonts w:ascii="Noto Sans" w:eastAsia="微软雅黑" w:hAnsi="Noto Sans" w:cs="Noto Sans"/>
@@ -16114,7 +16093,7 @@
       <w:pPr>
         <w:pStyle w:val="2"/>
       </w:pPr>
-      <w:bookmarkStart w:id="20" w:name="_Toc243250835"/>
+      <w:bookmarkStart w:id="20" w:name="_Toc243250966"/>
       <w:r>
         <w:rPr>
           <w:rFonts w:ascii="Noto Sans" w:eastAsia="微软雅黑" w:hAnsi="Noto Sans" w:cs="Noto Sans"/>
@@ -16534,7 +16513,7 @@
           <w:bottom w:val="single" w:sz="18" w:space="8" w:color="00A6B2"/>
         </w:pBdr>
       </w:pPr>
-      <w:bookmarkStart w:id="21" w:name="_Toc243250836"/>
+      <w:bookmarkStart w:id="21" w:name="_Toc243250967"/>
       <w:r>
         <w:rPr>
           <w:rFonts w:ascii="Noto Sans" w:eastAsia="微软雅黑" w:hAnsi="Noto Sans" w:cs="Noto Sans"/>
@@ -17011,7 +16990,7 @@
           <w:bottom w:val="single" w:sz="18" w:space="8" w:color="00A6B2"/>
         </w:pBdr>
       </w:pPr>
-      <w:bookmarkStart w:id="22" w:name="_Toc243250837"/>
+      <w:bookmarkStart w:id="22" w:name="_Toc243250968"/>
       <w:r>
         <w:rPr>
           <w:rFonts w:ascii="Noto Sans" w:eastAsia="微软雅黑" w:hAnsi="Noto Sans" w:cs="Noto Sans"/>
@@ -17168,7 +17147,7 @@
       <w:pPr>
         <w:pStyle w:val="2"/>
       </w:pPr>
-      <w:bookmarkStart w:id="23" w:name="_Toc243250838"/>
+      <w:bookmarkStart w:id="23" w:name="_Toc243250969"/>
       <w:r>
         <w:rPr>
           <w:rFonts w:ascii="Noto Sans" w:eastAsia="微软雅黑" w:hAnsi="Noto Sans" w:cs="Noto Sans"/>
@@ -17681,7 +17660,7 @@
       <w:pPr>
         <w:pStyle w:val="2"/>
       </w:pPr>
-      <w:bookmarkStart w:id="24" w:name="_Toc243250839"/>
+      <w:bookmarkStart w:id="24" w:name="_Toc243250970"/>
       <w:r>
         <w:rPr>
           <w:rFonts w:ascii="Noto Sans" w:eastAsia="微软雅黑" w:hAnsi="Noto Sans" w:cs="Noto Sans"/>
@@ -18157,7 +18136,7 @@
       <w:pPr>
         <w:pStyle w:val="2"/>
       </w:pPr>
-      <w:bookmarkStart w:id="25" w:name="_Toc243250840"/>
+      <w:bookmarkStart w:id="25" w:name="_Toc243250971"/>
       <w:r>
         <w:rPr>
           <w:rFonts w:ascii="Noto Sans" w:eastAsia="微软雅黑" w:hAnsi="Noto Sans" w:cs="Noto Sans"/>
@@ -18572,7 +18551,7 @@
       <w:pPr>
         <w:pStyle w:val="2"/>
       </w:pPr>
-      <w:bookmarkStart w:id="26" w:name="_Toc243250841"/>
+      <w:bookmarkStart w:id="26" w:name="_Toc243250972"/>
       <w:r>
         <w:rPr>
           <w:rFonts w:ascii="Noto Sans" w:eastAsia="微软雅黑" w:hAnsi="Noto Sans" w:cs="Noto Sans"/>
@@ -19351,7 +19330,7 @@
       <w:pPr>
         <w:pStyle w:val="2"/>
       </w:pPr>
-      <w:bookmarkStart w:id="27" w:name="_Toc243250842"/>
+      <w:bookmarkStart w:id="27" w:name="_Toc243250973"/>
       <w:r>
         <w:rPr>
           <w:rFonts w:ascii="Noto Sans" w:eastAsia="微软雅黑" w:hAnsi="Noto Sans" w:cs="Noto Sans"/>

--- a/docs/traindoc.docx
+++ b/docs/traindoc.docx
@@ -37,16 +37,24 @@
       <w:pPr>
         <w:spacing w:after="160"/>
       </w:pPr>
+      <w:proofErr w:type="spellStart"/>
       <w:r>
         <w:rPr>
           <w:sz w:val="32"/>
         </w:rPr>
-        <w:t xml:space="preserve">OpenColink </w:t>
-      </w:r>
+        <w:t>OpenColink</w:t>
+      </w:r>
+      <w:proofErr w:type="spellEnd"/>
       <w:r>
         <w:rPr>
           <w:sz w:val="32"/>
         </w:rPr>
+        <w:t xml:space="preserve"> </w:t>
+      </w:r>
+      <w:r>
+        <w:rPr>
+          <w:sz w:val="32"/>
+        </w:rPr>
         <w:t>标准化培训教材</w:t>
       </w:r>
     </w:p>
@@ -111,6 +119,7 @@
         </w:rPr>
         <w:t xml:space="preserve">Beta </w:t>
       </w:r>
+      <w:proofErr w:type="gramStart"/>
       <w:r>
         <w:rPr>
           <w:color w:val="4B5563"/>
@@ -123,13 +132,21 @@
           <w:color w:val="4B5563"/>
           <w:sz w:val="19"/>
         </w:rPr>
-        <w:t xml:space="preserve">  |  2026 </w:t>
-      </w:r>
+        <w:t xml:space="preserve">  |</w:t>
+      </w:r>
+      <w:proofErr w:type="gramEnd"/>
       <w:r>
         <w:rPr>
           <w:color w:val="4B5563"/>
           <w:sz w:val="19"/>
         </w:rPr>
+        <w:t xml:space="preserve">  2026 </w:t>
+      </w:r>
+      <w:r>
+        <w:rPr>
+          <w:color w:val="4B5563"/>
+          <w:sz w:val="19"/>
+        </w:rPr>
         <w:t>年</w:t>
       </w:r>
       <w:r>
@@ -139,6 +156,7 @@
         </w:rPr>
         <w:t xml:space="preserve"> 9 </w:t>
       </w:r>
+      <w:proofErr w:type="gramStart"/>
       <w:r>
         <w:rPr>
           <w:color w:val="4B5563"/>
@@ -151,8 +169,25 @@
           <w:color w:val="4B5563"/>
           <w:sz w:val="19"/>
         </w:rPr>
-        <w:t xml:space="preserve">  |  OpenColinkLab</w:t>
-      </w:r>
+        <w:t xml:space="preserve">  |</w:t>
+      </w:r>
+      <w:proofErr w:type="gramEnd"/>
+      <w:r>
+        <w:rPr>
+          <w:color w:val="4B5563"/>
+          <w:sz w:val="19"/>
+        </w:rPr>
+        <w:t xml:space="preserve">  </w:t>
+      </w:r>
+      <w:proofErr w:type="spellStart"/>
+      <w:r>
+        <w:rPr>
+          <w:color w:val="4B5563"/>
+          <w:sz w:val="19"/>
+        </w:rPr>
+        <w:t>OpenColinkLab</w:t>
+      </w:r>
+      <w:proofErr w:type="spellEnd"/>
     </w:p>
     <w:p>
       <w:pPr>
@@ -217,12 +252,11 @@
           <w:tab w:val="right" w:leader="dot" w:pos="10070"/>
         </w:tabs>
         <w:rPr>
-          <w:rFonts w:asciiTheme="minorHAnsi" w:eastAsiaTheme="minorEastAsia" w:hAnsiTheme="minorHAnsi" w:cstheme="minorBidi" w:hint="eastAsia"/>
+          <w:rFonts w:asciiTheme="minorHAnsi" w:eastAsiaTheme="minorEastAsia" w:hAnsiTheme="minorHAnsi" w:cstheme="minorBidi"/>
           <w:noProof/>
           <w:color w:val="auto"/>
           <w:kern w:val="2"/>
           <w:sz w:val="22"/>
-          <w14:ligatures w14:val="standardContextual"/>
         </w:rPr>
       </w:pPr>
       <w:r>
@@ -321,12 +355,11 @@
           <w:tab w:val="right" w:leader="dot" w:pos="10070"/>
         </w:tabs>
         <w:rPr>
-          <w:rFonts w:asciiTheme="minorHAnsi" w:eastAsiaTheme="minorEastAsia" w:hAnsiTheme="minorHAnsi" w:cstheme="minorBidi" w:hint="eastAsia"/>
+          <w:rFonts w:asciiTheme="minorHAnsi" w:eastAsiaTheme="minorEastAsia" w:hAnsiTheme="minorHAnsi" w:cstheme="minorBidi"/>
           <w:noProof/>
           <w:color w:val="auto"/>
           <w:kern w:val="2"/>
           <w:sz w:val="22"/>
-          <w14:ligatures w14:val="standardContextual"/>
         </w:rPr>
       </w:pPr>
       <w:hyperlink w:anchor="_Toc243250948" w:history="1">
@@ -344,7 +377,6 @@
             <w:color w:val="auto"/>
             <w:kern w:val="2"/>
             <w:sz w:val="22"/>
-            <w14:ligatures w14:val="standardContextual"/>
           </w:rPr>
           <w:tab/>
         </w:r>
@@ -434,12 +466,11 @@
           <w:tab w:val="right" w:leader="dot" w:pos="10070"/>
         </w:tabs>
         <w:rPr>
-          <w:rFonts w:asciiTheme="minorHAnsi" w:eastAsiaTheme="minorEastAsia" w:hAnsiTheme="minorHAnsi" w:cstheme="minorBidi" w:hint="eastAsia"/>
+          <w:rFonts w:asciiTheme="minorHAnsi" w:eastAsiaTheme="minorEastAsia" w:hAnsiTheme="minorHAnsi" w:cstheme="minorBidi"/>
           <w:noProof/>
           <w:color w:val="auto"/>
           <w:kern w:val="2"/>
           <w:sz w:val="22"/>
-          <w14:ligatures w14:val="standardContextual"/>
         </w:rPr>
       </w:pPr>
       <w:hyperlink w:anchor="_Toc243250949" w:history="1">
@@ -457,7 +488,6 @@
             <w:color w:val="auto"/>
             <w:kern w:val="2"/>
             <w:sz w:val="22"/>
-            <w14:ligatures w14:val="standardContextual"/>
           </w:rPr>
           <w:tab/>
         </w:r>
@@ -547,12 +577,11 @@
           <w:tab w:val="right" w:leader="dot" w:pos="10070"/>
         </w:tabs>
         <w:rPr>
-          <w:rFonts w:asciiTheme="minorHAnsi" w:eastAsiaTheme="minorEastAsia" w:hAnsiTheme="minorHAnsi" w:cstheme="minorBidi" w:hint="eastAsia"/>
+          <w:rFonts w:asciiTheme="minorHAnsi" w:eastAsiaTheme="minorEastAsia" w:hAnsiTheme="minorHAnsi" w:cstheme="minorBidi"/>
           <w:noProof/>
           <w:color w:val="auto"/>
           <w:kern w:val="2"/>
           <w:sz w:val="22"/>
-          <w14:ligatures w14:val="standardContextual"/>
         </w:rPr>
       </w:pPr>
       <w:hyperlink w:anchor="_Toc243250950" w:history="1">
@@ -570,7 +599,6 @@
             <w:color w:val="auto"/>
             <w:kern w:val="2"/>
             <w:sz w:val="22"/>
-            <w14:ligatures w14:val="standardContextual"/>
           </w:rPr>
           <w:tab/>
         </w:r>
@@ -660,12 +688,11 @@
           <w:tab w:val="right" w:leader="dot" w:pos="10070"/>
         </w:tabs>
         <w:rPr>
-          <w:rFonts w:asciiTheme="minorHAnsi" w:eastAsiaTheme="minorEastAsia" w:hAnsiTheme="minorHAnsi" w:cstheme="minorBidi" w:hint="eastAsia"/>
+          <w:rFonts w:asciiTheme="minorHAnsi" w:eastAsiaTheme="minorEastAsia" w:hAnsiTheme="minorHAnsi" w:cstheme="minorBidi"/>
           <w:noProof/>
           <w:color w:val="auto"/>
           <w:kern w:val="2"/>
           <w:sz w:val="22"/>
-          <w14:ligatures w14:val="standardContextual"/>
         </w:rPr>
       </w:pPr>
       <w:hyperlink w:anchor="_Toc243250951" w:history="1">
@@ -683,7 +710,6 @@
             <w:color w:val="auto"/>
             <w:kern w:val="2"/>
             <w:sz w:val="22"/>
-            <w14:ligatures w14:val="standardContextual"/>
           </w:rPr>
           <w:tab/>
         </w:r>
@@ -773,12 +799,11 @@
           <w:tab w:val="right" w:leader="dot" w:pos="10070"/>
         </w:tabs>
         <w:rPr>
-          <w:rFonts w:asciiTheme="minorHAnsi" w:eastAsiaTheme="minorEastAsia" w:hAnsiTheme="minorHAnsi" w:cstheme="minorBidi" w:hint="eastAsia"/>
+          <w:rFonts w:asciiTheme="minorHAnsi" w:eastAsiaTheme="minorEastAsia" w:hAnsiTheme="minorHAnsi" w:cstheme="minorBidi"/>
           <w:noProof/>
           <w:color w:val="auto"/>
           <w:kern w:val="2"/>
           <w:sz w:val="22"/>
-          <w14:ligatures w14:val="standardContextual"/>
         </w:rPr>
       </w:pPr>
       <w:hyperlink w:anchor="_Toc243250952" w:history="1">
@@ -796,7 +821,6 @@
             <w:color w:val="auto"/>
             <w:kern w:val="2"/>
             <w:sz w:val="22"/>
-            <w14:ligatures w14:val="standardContextual"/>
           </w:rPr>
           <w:tab/>
         </w:r>
@@ -886,12 +910,11 @@
           <w:tab w:val="right" w:leader="dot" w:pos="10070"/>
         </w:tabs>
         <w:rPr>
-          <w:rFonts w:asciiTheme="minorHAnsi" w:eastAsiaTheme="minorEastAsia" w:hAnsiTheme="minorHAnsi" w:cstheme="minorBidi" w:hint="eastAsia"/>
+          <w:rFonts w:asciiTheme="minorHAnsi" w:eastAsiaTheme="minorEastAsia" w:hAnsiTheme="minorHAnsi" w:cstheme="minorBidi"/>
           <w:noProof/>
           <w:color w:val="auto"/>
           <w:kern w:val="2"/>
           <w:sz w:val="22"/>
-          <w14:ligatures w14:val="standardContextual"/>
         </w:rPr>
       </w:pPr>
       <w:hyperlink w:anchor="_Toc243250953" w:history="1">
@@ -909,7 +932,6 @@
             <w:color w:val="auto"/>
             <w:kern w:val="2"/>
             <w:sz w:val="22"/>
-            <w14:ligatures w14:val="standardContextual"/>
           </w:rPr>
           <w:tab/>
         </w:r>
@@ -999,12 +1021,11 @@
           <w:tab w:val="right" w:leader="dot" w:pos="10070"/>
         </w:tabs>
         <w:rPr>
-          <w:rFonts w:asciiTheme="minorHAnsi" w:eastAsiaTheme="minorEastAsia" w:hAnsiTheme="minorHAnsi" w:cstheme="minorBidi" w:hint="eastAsia"/>
+          <w:rFonts w:asciiTheme="minorHAnsi" w:eastAsiaTheme="minorEastAsia" w:hAnsiTheme="minorHAnsi" w:cstheme="minorBidi"/>
           <w:noProof/>
           <w:color w:val="auto"/>
           <w:kern w:val="2"/>
           <w:sz w:val="22"/>
-          <w14:ligatures w14:val="standardContextual"/>
         </w:rPr>
       </w:pPr>
       <w:hyperlink w:anchor="_Toc243250954" w:history="1">
@@ -1022,7 +1043,6 @@
             <w:color w:val="auto"/>
             <w:kern w:val="2"/>
             <w:sz w:val="22"/>
-            <w14:ligatures w14:val="standardContextual"/>
           </w:rPr>
           <w:tab/>
         </w:r>
@@ -1126,12 +1146,11 @@
           <w:tab w:val="right" w:leader="dot" w:pos="10070"/>
         </w:tabs>
         <w:rPr>
-          <w:rFonts w:asciiTheme="minorHAnsi" w:eastAsiaTheme="minorEastAsia" w:hAnsiTheme="minorHAnsi" w:cstheme="minorBidi" w:hint="eastAsia"/>
+          <w:rFonts w:asciiTheme="minorHAnsi" w:eastAsiaTheme="minorEastAsia" w:hAnsiTheme="minorHAnsi" w:cstheme="minorBidi"/>
           <w:noProof/>
           <w:color w:val="auto"/>
           <w:kern w:val="2"/>
           <w:sz w:val="22"/>
-          <w14:ligatures w14:val="standardContextual"/>
         </w:rPr>
       </w:pPr>
       <w:hyperlink w:anchor="_Toc243250955" w:history="1">
@@ -1149,7 +1168,6 @@
             <w:color w:val="auto"/>
             <w:kern w:val="2"/>
             <w:sz w:val="22"/>
-            <w14:ligatures w14:val="standardContextual"/>
           </w:rPr>
           <w:tab/>
         </w:r>
@@ -1239,12 +1257,11 @@
           <w:tab w:val="right" w:leader="dot" w:pos="10070"/>
         </w:tabs>
         <w:rPr>
-          <w:rFonts w:asciiTheme="minorHAnsi" w:eastAsiaTheme="minorEastAsia" w:hAnsiTheme="minorHAnsi" w:cstheme="minorBidi" w:hint="eastAsia"/>
+          <w:rFonts w:asciiTheme="minorHAnsi" w:eastAsiaTheme="minorEastAsia" w:hAnsiTheme="minorHAnsi" w:cstheme="minorBidi"/>
           <w:noProof/>
           <w:color w:val="auto"/>
           <w:kern w:val="2"/>
           <w:sz w:val="22"/>
-          <w14:ligatures w14:val="standardContextual"/>
         </w:rPr>
       </w:pPr>
       <w:hyperlink w:anchor="_Toc243250956" w:history="1">
@@ -1262,7 +1279,6 @@
             <w:color w:val="auto"/>
             <w:kern w:val="2"/>
             <w:sz w:val="22"/>
-            <w14:ligatures w14:val="standardContextual"/>
           </w:rPr>
           <w:tab/>
         </w:r>
@@ -1352,12 +1368,11 @@
           <w:tab w:val="right" w:leader="dot" w:pos="10070"/>
         </w:tabs>
         <w:rPr>
-          <w:rFonts w:asciiTheme="minorHAnsi" w:eastAsiaTheme="minorEastAsia" w:hAnsiTheme="minorHAnsi" w:cstheme="minorBidi" w:hint="eastAsia"/>
+          <w:rFonts w:asciiTheme="minorHAnsi" w:eastAsiaTheme="minorEastAsia" w:hAnsiTheme="minorHAnsi" w:cstheme="minorBidi"/>
           <w:noProof/>
           <w:color w:val="auto"/>
           <w:kern w:val="2"/>
           <w:sz w:val="22"/>
-          <w14:ligatures w14:val="standardContextual"/>
         </w:rPr>
       </w:pPr>
       <w:hyperlink w:anchor="_Toc243250957" w:history="1">
@@ -1375,7 +1390,6 @@
             <w:color w:val="auto"/>
             <w:kern w:val="2"/>
             <w:sz w:val="22"/>
-            <w14:ligatures w14:val="standardContextual"/>
           </w:rPr>
           <w:tab/>
         </w:r>
@@ -1465,12 +1479,11 @@
           <w:tab w:val="right" w:leader="dot" w:pos="10070"/>
         </w:tabs>
         <w:rPr>
-          <w:rFonts w:asciiTheme="minorHAnsi" w:eastAsiaTheme="minorEastAsia" w:hAnsiTheme="minorHAnsi" w:cstheme="minorBidi" w:hint="eastAsia"/>
+          <w:rFonts w:asciiTheme="minorHAnsi" w:eastAsiaTheme="minorEastAsia" w:hAnsiTheme="minorHAnsi" w:cstheme="minorBidi"/>
           <w:noProof/>
           <w:color w:val="auto"/>
           <w:kern w:val="2"/>
           <w:sz w:val="22"/>
-          <w14:ligatures w14:val="standardContextual"/>
         </w:rPr>
       </w:pPr>
       <w:hyperlink w:anchor="_Toc243250958" w:history="1">
@@ -1488,7 +1501,6 @@
             <w:color w:val="auto"/>
             <w:kern w:val="2"/>
             <w:sz w:val="22"/>
-            <w14:ligatures w14:val="standardContextual"/>
           </w:rPr>
           <w:tab/>
         </w:r>
@@ -1599,12 +1611,11 @@
           <w:tab w:val="right" w:leader="dot" w:pos="10070"/>
         </w:tabs>
         <w:rPr>
-          <w:rFonts w:asciiTheme="minorHAnsi" w:eastAsiaTheme="minorEastAsia" w:hAnsiTheme="minorHAnsi" w:cstheme="minorBidi" w:hint="eastAsia"/>
+          <w:rFonts w:asciiTheme="minorHAnsi" w:eastAsiaTheme="minorEastAsia" w:hAnsiTheme="minorHAnsi" w:cstheme="minorBidi"/>
           <w:noProof/>
           <w:color w:val="auto"/>
           <w:kern w:val="2"/>
           <w:sz w:val="22"/>
-          <w14:ligatures w14:val="standardContextual"/>
         </w:rPr>
       </w:pPr>
       <w:hyperlink w:anchor="_Toc243250959" w:history="1">
@@ -1622,7 +1633,6 @@
             <w:color w:val="auto"/>
             <w:kern w:val="2"/>
             <w:sz w:val="22"/>
-            <w14:ligatures w14:val="standardContextual"/>
           </w:rPr>
           <w:tab/>
         </w:r>
@@ -1712,12 +1722,11 @@
           <w:tab w:val="right" w:leader="dot" w:pos="10070"/>
         </w:tabs>
         <w:rPr>
-          <w:rFonts w:asciiTheme="minorHAnsi" w:eastAsiaTheme="minorEastAsia" w:hAnsiTheme="minorHAnsi" w:cstheme="minorBidi" w:hint="eastAsia"/>
+          <w:rFonts w:asciiTheme="minorHAnsi" w:eastAsiaTheme="minorEastAsia" w:hAnsiTheme="minorHAnsi" w:cstheme="minorBidi"/>
           <w:noProof/>
           <w:color w:val="auto"/>
           <w:kern w:val="2"/>
           <w:sz w:val="22"/>
-          <w14:ligatures w14:val="standardContextual"/>
         </w:rPr>
       </w:pPr>
       <w:hyperlink w:anchor="_Toc243250960" w:history="1">
@@ -1735,7 +1744,6 @@
             <w:color w:val="auto"/>
             <w:kern w:val="2"/>
             <w:sz w:val="22"/>
-            <w14:ligatures w14:val="standardContextual"/>
           </w:rPr>
           <w:tab/>
         </w:r>
@@ -1825,12 +1833,11 @@
           <w:tab w:val="right" w:leader="dot" w:pos="10070"/>
         </w:tabs>
         <w:rPr>
-          <w:rFonts w:asciiTheme="minorHAnsi" w:eastAsiaTheme="minorEastAsia" w:hAnsiTheme="minorHAnsi" w:cstheme="minorBidi" w:hint="eastAsia"/>
+          <w:rFonts w:asciiTheme="minorHAnsi" w:eastAsiaTheme="minorEastAsia" w:hAnsiTheme="minorHAnsi" w:cstheme="minorBidi"/>
           <w:noProof/>
           <w:color w:val="auto"/>
           <w:kern w:val="2"/>
           <w:sz w:val="22"/>
-          <w14:ligatures w14:val="standardContextual"/>
         </w:rPr>
       </w:pPr>
       <w:hyperlink w:anchor="_Toc243250961" w:history="1">
@@ -1848,7 +1855,6 @@
             <w:color w:val="auto"/>
             <w:kern w:val="2"/>
             <w:sz w:val="22"/>
-            <w14:ligatures w14:val="standardContextual"/>
           </w:rPr>
           <w:tab/>
         </w:r>
@@ -1938,12 +1944,11 @@
           <w:tab w:val="right" w:leader="dot" w:pos="10070"/>
         </w:tabs>
         <w:rPr>
-          <w:rFonts w:asciiTheme="minorHAnsi" w:eastAsiaTheme="minorEastAsia" w:hAnsiTheme="minorHAnsi" w:cstheme="minorBidi" w:hint="eastAsia"/>
+          <w:rFonts w:asciiTheme="minorHAnsi" w:eastAsiaTheme="minorEastAsia" w:hAnsiTheme="minorHAnsi" w:cstheme="minorBidi"/>
           <w:noProof/>
           <w:color w:val="auto"/>
           <w:kern w:val="2"/>
           <w:sz w:val="22"/>
-          <w14:ligatures w14:val="standardContextual"/>
         </w:rPr>
       </w:pPr>
       <w:hyperlink w:anchor="_Toc243250962" w:history="1">
@@ -1961,7 +1966,6 @@
             <w:color w:val="auto"/>
             <w:kern w:val="2"/>
             <w:sz w:val="22"/>
-            <w14:ligatures w14:val="standardContextual"/>
           </w:rPr>
           <w:tab/>
         </w:r>
@@ -2072,12 +2076,11 @@
           <w:tab w:val="right" w:leader="dot" w:pos="10070"/>
         </w:tabs>
         <w:rPr>
-          <w:rFonts w:asciiTheme="minorHAnsi" w:eastAsiaTheme="minorEastAsia" w:hAnsiTheme="minorHAnsi" w:cstheme="minorBidi" w:hint="eastAsia"/>
+          <w:rFonts w:asciiTheme="minorHAnsi" w:eastAsiaTheme="minorEastAsia" w:hAnsiTheme="minorHAnsi" w:cstheme="minorBidi"/>
           <w:noProof/>
           <w:color w:val="auto"/>
           <w:kern w:val="2"/>
           <w:sz w:val="22"/>
-          <w14:ligatures w14:val="standardContextual"/>
         </w:rPr>
       </w:pPr>
       <w:hyperlink w:anchor="_Toc243250963" w:history="1">
@@ -2095,7 +2098,6 @@
             <w:color w:val="auto"/>
             <w:kern w:val="2"/>
             <w:sz w:val="22"/>
-            <w14:ligatures w14:val="standardContextual"/>
           </w:rPr>
           <w:tab/>
         </w:r>
@@ -2199,12 +2201,11 @@
           <w:tab w:val="right" w:leader="dot" w:pos="10070"/>
         </w:tabs>
         <w:rPr>
-          <w:rFonts w:asciiTheme="minorHAnsi" w:eastAsiaTheme="minorEastAsia" w:hAnsiTheme="minorHAnsi" w:cstheme="minorBidi" w:hint="eastAsia"/>
+          <w:rFonts w:asciiTheme="minorHAnsi" w:eastAsiaTheme="minorEastAsia" w:hAnsiTheme="minorHAnsi" w:cstheme="minorBidi"/>
           <w:noProof/>
           <w:color w:val="auto"/>
           <w:kern w:val="2"/>
           <w:sz w:val="22"/>
-          <w14:ligatures w14:val="standardContextual"/>
         </w:rPr>
       </w:pPr>
       <w:hyperlink w:anchor="_Toc243250964" w:history="1">
@@ -2222,7 +2223,6 @@
             <w:color w:val="auto"/>
             <w:kern w:val="2"/>
             <w:sz w:val="22"/>
-            <w14:ligatures w14:val="standardContextual"/>
           </w:rPr>
           <w:tab/>
         </w:r>
@@ -2333,12 +2333,11 @@
           <w:tab w:val="right" w:leader="dot" w:pos="10070"/>
         </w:tabs>
         <w:rPr>
-          <w:rFonts w:asciiTheme="minorHAnsi" w:eastAsiaTheme="minorEastAsia" w:hAnsiTheme="minorHAnsi" w:cstheme="minorBidi" w:hint="eastAsia"/>
+          <w:rFonts w:asciiTheme="minorHAnsi" w:eastAsiaTheme="minorEastAsia" w:hAnsiTheme="minorHAnsi" w:cstheme="minorBidi"/>
           <w:noProof/>
           <w:color w:val="auto"/>
           <w:kern w:val="2"/>
           <w:sz w:val="22"/>
-          <w14:ligatures w14:val="standardContextual"/>
         </w:rPr>
       </w:pPr>
       <w:hyperlink w:anchor="_Toc243250965" w:history="1">
@@ -2356,7 +2355,6 @@
             <w:color w:val="auto"/>
             <w:kern w:val="2"/>
             <w:sz w:val="22"/>
-            <w14:ligatures w14:val="standardContextual"/>
           </w:rPr>
           <w:tab/>
         </w:r>
@@ -2453,12 +2451,11 @@
           <w:tab w:val="right" w:leader="dot" w:pos="10070"/>
         </w:tabs>
         <w:rPr>
-          <w:rFonts w:asciiTheme="minorHAnsi" w:eastAsiaTheme="minorEastAsia" w:hAnsiTheme="minorHAnsi" w:cstheme="minorBidi" w:hint="eastAsia"/>
+          <w:rFonts w:asciiTheme="minorHAnsi" w:eastAsiaTheme="minorEastAsia" w:hAnsiTheme="minorHAnsi" w:cstheme="minorBidi"/>
           <w:noProof/>
           <w:color w:val="auto"/>
           <w:kern w:val="2"/>
           <w:sz w:val="22"/>
-          <w14:ligatures w14:val="standardContextual"/>
         </w:rPr>
       </w:pPr>
       <w:hyperlink w:anchor="_Toc243250966" w:history="1">
@@ -2476,7 +2473,6 @@
             <w:color w:val="auto"/>
             <w:kern w:val="2"/>
             <w:sz w:val="22"/>
-            <w14:ligatures w14:val="standardContextual"/>
           </w:rPr>
           <w:tab/>
         </w:r>
@@ -2566,12 +2562,11 @@
           <w:tab w:val="right" w:leader="dot" w:pos="10070"/>
         </w:tabs>
         <w:rPr>
-          <w:rFonts w:asciiTheme="minorHAnsi" w:eastAsiaTheme="minorEastAsia" w:hAnsiTheme="minorHAnsi" w:cstheme="minorBidi" w:hint="eastAsia"/>
+          <w:rFonts w:asciiTheme="minorHAnsi" w:eastAsiaTheme="minorEastAsia" w:hAnsiTheme="minorHAnsi" w:cstheme="minorBidi"/>
           <w:noProof/>
           <w:color w:val="auto"/>
           <w:kern w:val="2"/>
           <w:sz w:val="22"/>
-          <w14:ligatures w14:val="standardContextual"/>
         </w:rPr>
       </w:pPr>
       <w:hyperlink w:anchor="_Toc243250967" w:history="1">
@@ -2589,7 +2584,6 @@
             <w:color w:val="auto"/>
             <w:kern w:val="2"/>
             <w:sz w:val="22"/>
-            <w14:ligatures w14:val="standardContextual"/>
           </w:rPr>
           <w:tab/>
         </w:r>
@@ -2679,12 +2673,11 @@
           <w:tab w:val="right" w:leader="dot" w:pos="10070"/>
         </w:tabs>
         <w:rPr>
-          <w:rFonts w:asciiTheme="minorHAnsi" w:eastAsiaTheme="minorEastAsia" w:hAnsiTheme="minorHAnsi" w:cstheme="minorBidi" w:hint="eastAsia"/>
+          <w:rFonts w:asciiTheme="minorHAnsi" w:eastAsiaTheme="minorEastAsia" w:hAnsiTheme="minorHAnsi" w:cstheme="minorBidi"/>
           <w:noProof/>
           <w:color w:val="auto"/>
           <w:kern w:val="2"/>
           <w:sz w:val="22"/>
-          <w14:ligatures w14:val="standardContextual"/>
         </w:rPr>
       </w:pPr>
       <w:hyperlink w:anchor="_Toc243250968" w:history="1">
@@ -2702,7 +2695,6 @@
             <w:color w:val="auto"/>
             <w:kern w:val="2"/>
             <w:sz w:val="22"/>
-            <w14:ligatures w14:val="standardContextual"/>
           </w:rPr>
           <w:tab/>
         </w:r>
@@ -2792,12 +2784,11 @@
           <w:tab w:val="right" w:leader="dot" w:pos="10070"/>
         </w:tabs>
         <w:rPr>
-          <w:rFonts w:asciiTheme="minorHAnsi" w:eastAsiaTheme="minorEastAsia" w:hAnsiTheme="minorHAnsi" w:cstheme="minorBidi" w:hint="eastAsia"/>
+          <w:rFonts w:asciiTheme="minorHAnsi" w:eastAsiaTheme="minorEastAsia" w:hAnsiTheme="minorHAnsi" w:cstheme="minorBidi"/>
           <w:noProof/>
           <w:color w:val="auto"/>
           <w:kern w:val="2"/>
           <w:sz w:val="22"/>
-          <w14:ligatures w14:val="standardContextual"/>
         </w:rPr>
       </w:pPr>
       <w:hyperlink w:anchor="_Toc243250969" w:history="1">
@@ -2815,7 +2806,6 @@
             <w:color w:val="auto"/>
             <w:kern w:val="2"/>
             <w:sz w:val="22"/>
-            <w14:ligatures w14:val="standardContextual"/>
           </w:rPr>
           <w:tab/>
         </w:r>
@@ -2912,12 +2902,11 @@
           <w:tab w:val="right" w:leader="dot" w:pos="10070"/>
         </w:tabs>
         <w:rPr>
-          <w:rFonts w:asciiTheme="minorHAnsi" w:eastAsiaTheme="minorEastAsia" w:hAnsiTheme="minorHAnsi" w:cstheme="minorBidi" w:hint="eastAsia"/>
+          <w:rFonts w:asciiTheme="minorHAnsi" w:eastAsiaTheme="minorEastAsia" w:hAnsiTheme="minorHAnsi" w:cstheme="minorBidi"/>
           <w:noProof/>
           <w:color w:val="auto"/>
           <w:kern w:val="2"/>
           <w:sz w:val="22"/>
-          <w14:ligatures w14:val="standardContextual"/>
         </w:rPr>
       </w:pPr>
       <w:hyperlink w:anchor="_Toc243250970" w:history="1">
@@ -2935,7 +2924,6 @@
             <w:color w:val="auto"/>
             <w:kern w:val="2"/>
             <w:sz w:val="22"/>
-            <w14:ligatures w14:val="standardContextual"/>
           </w:rPr>
           <w:tab/>
         </w:r>
@@ -3032,12 +3020,11 @@
           <w:tab w:val="right" w:leader="dot" w:pos="10070"/>
         </w:tabs>
         <w:rPr>
-          <w:rFonts w:asciiTheme="minorHAnsi" w:eastAsiaTheme="minorEastAsia" w:hAnsiTheme="minorHAnsi" w:cstheme="minorBidi" w:hint="eastAsia"/>
+          <w:rFonts w:asciiTheme="minorHAnsi" w:eastAsiaTheme="minorEastAsia" w:hAnsiTheme="minorHAnsi" w:cstheme="minorBidi"/>
           <w:noProof/>
           <w:color w:val="auto"/>
           <w:kern w:val="2"/>
           <w:sz w:val="22"/>
-          <w14:ligatures w14:val="standardContextual"/>
         </w:rPr>
       </w:pPr>
       <w:hyperlink w:anchor="_Toc243250971" w:history="1">
@@ -3055,7 +3042,6 @@
             <w:color w:val="auto"/>
             <w:kern w:val="2"/>
             <w:sz w:val="22"/>
-            <w14:ligatures w14:val="standardContextual"/>
           </w:rPr>
           <w:tab/>
         </w:r>
@@ -3145,12 +3131,11 @@
           <w:tab w:val="right" w:leader="dot" w:pos="10070"/>
         </w:tabs>
         <w:rPr>
-          <w:rFonts w:asciiTheme="minorHAnsi" w:eastAsiaTheme="minorEastAsia" w:hAnsiTheme="minorHAnsi" w:cstheme="minorBidi" w:hint="eastAsia"/>
+          <w:rFonts w:asciiTheme="minorHAnsi" w:eastAsiaTheme="minorEastAsia" w:hAnsiTheme="minorHAnsi" w:cstheme="minorBidi"/>
           <w:noProof/>
           <w:color w:val="auto"/>
           <w:kern w:val="2"/>
           <w:sz w:val="22"/>
-          <w14:ligatures w14:val="standardContextual"/>
         </w:rPr>
       </w:pPr>
       <w:hyperlink w:anchor="_Toc243250972" w:history="1">
@@ -3168,7 +3153,6 @@
             <w:color w:val="auto"/>
             <w:kern w:val="2"/>
             <w:sz w:val="22"/>
-            <w14:ligatures w14:val="standardContextual"/>
           </w:rPr>
           <w:tab/>
         </w:r>
@@ -3272,12 +3256,11 @@
           <w:tab w:val="right" w:leader="dot" w:pos="10070"/>
         </w:tabs>
         <w:rPr>
-          <w:rFonts w:asciiTheme="minorHAnsi" w:eastAsiaTheme="minorEastAsia" w:hAnsiTheme="minorHAnsi" w:cstheme="minorBidi" w:hint="eastAsia"/>
+          <w:rFonts w:asciiTheme="minorHAnsi" w:eastAsiaTheme="minorEastAsia" w:hAnsiTheme="minorHAnsi" w:cstheme="minorBidi"/>
           <w:noProof/>
           <w:color w:val="auto"/>
           <w:kern w:val="2"/>
           <w:sz w:val="22"/>
-          <w14:ligatures w14:val="standardContextual"/>
         </w:rPr>
       </w:pPr>
       <w:hyperlink w:anchor="_Toc243250973" w:history="1">
@@ -3295,7 +3278,6 @@
             <w:color w:val="auto"/>
             <w:kern w:val="2"/>
             <w:sz w:val="22"/>
-            <w14:ligatures w14:val="standardContextual"/>
           </w:rPr>
           <w:tab/>
         </w:r>
@@ -3585,7 +3567,15 @@
         <w:t>表</w:t>
       </w:r>
       <w:r>
-        <w:t xml:space="preserve"> 1-1  Zynq </w:t>
+        <w:t xml:space="preserve"> 1-</w:t>
+      </w:r>
+      <w:proofErr w:type="gramStart"/>
+      <w:r>
+        <w:t>1  Zynq</w:t>
+      </w:r>
+      <w:proofErr w:type="gramEnd"/>
+      <w:r>
+        <w:t xml:space="preserve"> </w:t>
       </w:r>
       <w:r>
         <w:t>项目最低启动清单</w:t>
@@ -3944,7 +3934,21 @@
               <w:rPr>
                 <w:sz w:val="16"/>
               </w:rPr>
-              <w:t xml:space="preserve"> GND/Vref/TMS/TCK/TDI/TDO</w:t>
+              <w:t xml:space="preserve"> GND/</w:t>
+            </w:r>
+            <w:proofErr w:type="spellStart"/>
+            <w:r>
+              <w:rPr>
+                <w:sz w:val="16"/>
+              </w:rPr>
+              <w:t>Vref</w:t>
+            </w:r>
+            <w:proofErr w:type="spellEnd"/>
+            <w:r>
+              <w:rPr>
+                <w:sz w:val="16"/>
+              </w:rPr>
+              <w:t>/TMS/TCK/TDI/TDO</w:t>
             </w:r>
             <w:r>
               <w:rPr>
@@ -4642,11 +4646,16 @@
         <w:t>表</w:t>
       </w:r>
       <w:r>
-        <w:t xml:space="preserve"> 1-2  </w:t>
+        <w:t xml:space="preserve"> 1-</w:t>
+      </w:r>
+      <w:proofErr w:type="gramStart"/>
+      <w:r>
+        <w:t xml:space="preserve">2  </w:t>
       </w:r>
       <w:r>
         <w:t>课程扩展可选器材</w:t>
       </w:r>
+      <w:proofErr w:type="gramEnd"/>
     </w:p>
     <w:tbl>
       <w:tblPr>
@@ -6201,8 +6210,13 @@
         <w:t>和</w:t>
       </w:r>
       <w:r>
-        <w:t xml:space="preserve"> Vref</w:t>
-      </w:r>
+        <w:t xml:space="preserve"> </w:t>
+      </w:r>
+      <w:proofErr w:type="spellStart"/>
+      <w:r>
+        <w:t>Vref</w:t>
+      </w:r>
+      <w:proofErr w:type="spellEnd"/>
       <w:r>
         <w:t>，不确定时用万用表测通断，不要直接上电。</w:t>
       </w:r>
@@ -6507,7 +6521,15 @@
         <w:t>表</w:t>
       </w:r>
       <w:r>
-        <w:t xml:space="preserve"> 2-1  2 </w:t>
+        <w:t xml:space="preserve"> 2-</w:t>
+      </w:r>
+      <w:proofErr w:type="gramStart"/>
+      <w:r>
+        <w:t>1  2</w:t>
+      </w:r>
+      <w:proofErr w:type="gramEnd"/>
+      <w:r>
+        <w:t xml:space="preserve"> </w:t>
       </w:r>
       <w:r>
         <w:t>周并行入门路线（只学必要章节）</w:t>
@@ -7589,11 +7611,19 @@
               </w:rPr>
               <w:t>、</w:t>
             </w:r>
+            <w:proofErr w:type="spellStart"/>
             <w:r>
               <w:rPr>
                 <w:sz w:val="17"/>
               </w:rPr>
-              <w:t xml:space="preserve">shellCommand </w:t>
+              <w:t>shellCommand</w:t>
+            </w:r>
+            <w:proofErr w:type="spellEnd"/>
+            <w:r>
+              <w:rPr>
+                <w:sz w:val="17"/>
+              </w:rPr>
+              <w:t xml:space="preserve"> </w:t>
             </w:r>
             <w:r>
               <w:rPr>
@@ -8172,6 +8202,7 @@
         </w:rPr>
         <w:t xml:space="preserve">  ·  Python</w:t>
       </w:r>
+      <w:proofErr w:type="gramStart"/>
       <w:r>
         <w:rPr>
           <w:color w:val="4B5563"/>
@@ -8184,7 +8215,15 @@
           <w:color w:val="4B5563"/>
           <w:sz w:val="18"/>
         </w:rPr>
-        <w:t xml:space="preserve">  |  39:58:14</w:t>
+        <w:t xml:space="preserve">  |</w:t>
+      </w:r>
+      <w:proofErr w:type="gramEnd"/>
+      <w:r>
+        <w:rPr>
+          <w:color w:val="4B5563"/>
+          <w:sz w:val="18"/>
+        </w:rPr>
+        <w:t xml:space="preserve">  39:58:14</w:t>
       </w:r>
     </w:p>
     <w:p>
@@ -8444,7 +8483,15 @@
         <w:t>。课程中同一主题存在不同</w:t>
       </w:r>
       <w:r>
-        <w:t xml:space="preserve"> Vivado </w:t>
+        <w:t xml:space="preserve"> </w:t>
+      </w:r>
+      <w:proofErr w:type="spellStart"/>
+      <w:r>
+        <w:t>Vivado</w:t>
+      </w:r>
+      <w:proofErr w:type="spellEnd"/>
+      <w:r>
+        <w:t xml:space="preserve"> </w:t>
       </w:r>
       <w:r>
         <w:t>版本，选择与你环境最接近的一套即可，不要重复看两遍。</w:t>
@@ -8535,8 +8582,13 @@
       <w:r>
         <w:t>、</w:t>
       </w:r>
-      <w:r>
-        <w:t xml:space="preserve">shellCommand </w:t>
+      <w:proofErr w:type="spellStart"/>
+      <w:r>
+        <w:t>shellCommand</w:t>
+      </w:r>
+      <w:proofErr w:type="spellEnd"/>
+      <w:r>
+        <w:t xml:space="preserve"> </w:t>
       </w:r>
       <w:r>
         <w:t>链接段、命令表和</w:t>
@@ -8769,7 +8821,15 @@
         <w:t>遇到课程版本差异时，以当前工程的</w:t>
       </w:r>
       <w:r>
-        <w:t xml:space="preserve"> Vivado 2018.3</w:t>
+        <w:t xml:space="preserve"> </w:t>
+      </w:r>
+      <w:proofErr w:type="spellStart"/>
+      <w:r>
+        <w:t>Vivado</w:t>
+      </w:r>
+      <w:proofErr w:type="spellEnd"/>
+      <w:r>
+        <w:t xml:space="preserve"> 2018.3</w:t>
       </w:r>
       <w:r>
         <w:t>、</w:t>
@@ -8912,7 +8972,15 @@
         <w:t>能在</w:t>
       </w:r>
       <w:r>
-        <w:t xml:space="preserve"> Vivado </w:t>
+        <w:t xml:space="preserve"> </w:t>
+      </w:r>
+      <w:proofErr w:type="spellStart"/>
+      <w:r>
+        <w:t>Vivado</w:t>
+      </w:r>
+      <w:proofErr w:type="spellEnd"/>
+      <w:r>
+        <w:t xml:space="preserve"> </w:t>
       </w:r>
       <w:r>
         <w:t>中建立工程、添加约束、生成比特流，并让</w:t>
@@ -9204,8 +9272,13 @@
       <w:r>
         <w:t>本章把开发板检查、</w:t>
       </w:r>
-      <w:r>
-        <w:t xml:space="preserve">Vivado </w:t>
+      <w:proofErr w:type="spellStart"/>
+      <w:r>
+        <w:t>Vivado</w:t>
+      </w:r>
+      <w:proofErr w:type="spellEnd"/>
+      <w:r>
+        <w:t xml:space="preserve"> </w:t>
       </w:r>
       <w:r>
         <w:t>配置、</w:t>
@@ -9382,6 +9455,9 @@
     <w:p>
       <w:pPr>
         <w:pStyle w:val="a0"/>
+        <w:rPr>
+          <w:rFonts w:hint="eastAsia"/>
+        </w:rPr>
       </w:pPr>
       <w:r>
         <w:rPr>
@@ -9478,41 +9554,6 @@
           <w:rFonts w:hint="eastAsia"/>
         </w:rPr>
         <w:t>呈现出闪烁或调光效果。</w:t>
-      </w:r>
-    </w:p>
-    <w:p>
-      <w:pPr>
-        <w:pStyle w:val="a0"/>
-      </w:pPr>
-      <w:r>
-        <w:rPr>
-          <w:rFonts w:hint="eastAsia"/>
-        </w:rPr>
-        <w:t>这部分详细可看《</w:t>
-      </w:r>
-      <w:r>
-        <w:rPr>
-          <w:rFonts w:hint="eastAsia"/>
-        </w:rPr>
-        <w:t>ZYNQ</w:t>
-      </w:r>
-      <w:r>
-        <w:rPr>
-          <w:rFonts w:hint="eastAsia"/>
-        </w:rPr>
-        <w:t>硬件</w:t>
-      </w:r>
-      <w:r>
-        <w:rPr>
-          <w:rFonts w:hint="eastAsia"/>
-        </w:rPr>
-        <w:t>-</w:t>
-      </w:r>
-      <w:r>
-        <w:rPr>
-          <w:rFonts w:hint="eastAsia"/>
-        </w:rPr>
-        <w:t>以规培为例》。</w:t>
       </w:r>
     </w:p>
     <w:p>
@@ -9578,15 +9619,19 @@
         <w:pStyle w:val="TableCaption"/>
       </w:pPr>
       <w:r>
-        <w:lastRenderedPageBreak/>
         <w:t>表</w:t>
       </w:r>
       <w:r>
-        <w:t xml:space="preserve"> 3-1  </w:t>
+        <w:t xml:space="preserve"> 3-</w:t>
+      </w:r>
+      <w:proofErr w:type="gramStart"/>
+      <w:r>
+        <w:t xml:space="preserve">1  </w:t>
       </w:r>
       <w:r>
         <w:t>术语与官方资料索引</w:t>
       </w:r>
+      <w:proofErr w:type="gramEnd"/>
     </w:p>
     <w:tbl>
       <w:tblPr>
@@ -10163,11 +10208,19 @@
             <w:pPr>
               <w:spacing w:after="0" w:line="247" w:lineRule="auto"/>
             </w:pPr>
+            <w:proofErr w:type="spellStart"/>
             <w:r>
               <w:rPr>
                 <w:sz w:val="16"/>
               </w:rPr>
-              <w:t xml:space="preserve">Vivado </w:t>
+              <w:t>Vivado</w:t>
+            </w:r>
+            <w:proofErr w:type="spellEnd"/>
+            <w:r>
+              <w:rPr>
+                <w:sz w:val="16"/>
+              </w:rPr>
+              <w:t xml:space="preserve"> </w:t>
             </w:r>
             <w:r>
               <w:rPr>
@@ -10335,8 +10388,16 @@
               <w:rPr>
                 <w:sz w:val="16"/>
               </w:rPr>
-              <w:t xml:space="preserve"> led_ctl</w:t>
-            </w:r>
+              <w:t xml:space="preserve"> </w:t>
+            </w:r>
+            <w:proofErr w:type="spellStart"/>
+            <w:r>
+              <w:rPr>
+                <w:sz w:val="16"/>
+              </w:rPr>
+              <w:t>led_ctl</w:t>
+            </w:r>
+            <w:proofErr w:type="spellEnd"/>
             <w:r>
               <w:rPr>
                 <w:sz w:val="16"/>
@@ -10826,7 +10887,21 @@
               <w:rPr>
                 <w:sz w:val="16"/>
               </w:rPr>
-              <w:t xml:space="preserve"> shellCommand </w:t>
+              <w:t xml:space="preserve"> </w:t>
+            </w:r>
+            <w:proofErr w:type="spellStart"/>
+            <w:r>
+              <w:rPr>
+                <w:sz w:val="16"/>
+              </w:rPr>
+              <w:t>shellCommand</w:t>
+            </w:r>
+            <w:proofErr w:type="spellEnd"/>
+            <w:r>
+              <w:rPr>
+                <w:sz w:val="16"/>
+              </w:rPr>
+              <w:t xml:space="preserve"> </w:t>
             </w:r>
             <w:r>
               <w:rPr>
@@ -10908,7 +10983,14 @@
         <w:rPr>
           <w:rFonts w:hint="eastAsia"/>
         </w:rPr>
-        <w:t>处理系统</w:t>
+        <w:t>处理</w:t>
+      </w:r>
+      <w:proofErr w:type="gramStart"/>
+      <w:r>
+        <w:rPr>
+          <w:rFonts w:hint="eastAsia"/>
+        </w:rPr>
+        <w:t>系统</w:t>
       </w:r>
       <w:r>
         <w:rPr>
@@ -10916,6 +10998,7 @@
         </w:rPr>
         <w:t>,</w:t>
       </w:r>
+      <w:proofErr w:type="gramEnd"/>
       <w:r>
         <w:rPr>
           <w:rFonts w:hint="eastAsia"/>
@@ -11000,6 +11083,7 @@
         </w:rPr>
         <w:t>是</w:t>
       </w:r>
+      <w:proofErr w:type="gramStart"/>
       <w:r>
         <w:rPr>
           <w:rFonts w:hint="eastAsia"/>
@@ -11018,6 +11102,7 @@
         </w:rPr>
         <w:t>",</w:t>
       </w:r>
+      <w:proofErr w:type="gramEnd"/>
       <w:r>
         <w:rPr>
           <w:rFonts w:hint="eastAsia"/>
@@ -11075,7 +11160,14 @@
         <w:rPr>
           <w:rFonts w:hint="eastAsia"/>
         </w:rPr>
-        <w:t>可编程逻辑</w:t>
+        <w:t>可编程</w:t>
+      </w:r>
+      <w:proofErr w:type="gramStart"/>
+      <w:r>
+        <w:rPr>
+          <w:rFonts w:hint="eastAsia"/>
+        </w:rPr>
+        <w:t>逻辑</w:t>
       </w:r>
       <w:r>
         <w:rPr>
@@ -11083,6 +11175,7 @@
         </w:rPr>
         <w:t>,</w:t>
       </w:r>
+      <w:proofErr w:type="gramEnd"/>
       <w:r>
         <w:rPr>
           <w:rFonts w:hint="eastAsia"/>
@@ -11110,6 +11203,7 @@
       <w:r>
         <w:t xml:space="preserve"> Artix-7 </w:t>
       </w:r>
+      <w:proofErr w:type="gramStart"/>
       <w:r>
         <w:rPr>
           <w:rFonts w:hint="eastAsia"/>
@@ -11122,6 +11216,7 @@
         </w:rPr>
         <w:t>,</w:t>
       </w:r>
+      <w:proofErr w:type="gramEnd"/>
       <w:r>
         <w:rPr>
           <w:rFonts w:hint="eastAsia"/>
@@ -11146,6 +11241,7 @@
         </w:rPr>
         <w:t>是</w:t>
       </w:r>
+      <w:proofErr w:type="gramStart"/>
       <w:r>
         <w:rPr>
           <w:rFonts w:hint="eastAsia"/>
@@ -11164,6 +11260,7 @@
         </w:rPr>
         <w:t>",</w:t>
       </w:r>
+      <w:proofErr w:type="gramEnd"/>
       <w:r>
         <w:rPr>
           <w:rFonts w:hint="eastAsia"/>
@@ -11201,7 +11298,15 @@
         <w:pStyle w:val="FirstParagraph"/>
       </w:pPr>
       <w:r>
-        <w:t>Advanced eXtensible Interface</w:t>
+        <w:t xml:space="preserve">Advanced </w:t>
+      </w:r>
+      <w:proofErr w:type="spellStart"/>
+      <w:r>
+        <w:t>eXtensible</w:t>
+      </w:r>
+      <w:proofErr w:type="spellEnd"/>
+      <w:r>
+        <w:t xml:space="preserve"> Interface</w:t>
       </w:r>
     </w:p>
     <w:p>
@@ -11215,7 +11320,14 @@
         <w:rPr>
           <w:rFonts w:hint="eastAsia"/>
         </w:rPr>
-        <w:t>公司提出的片上总线协议</w:t>
+        <w:t>公司提出的片上总线</w:t>
+      </w:r>
+      <w:proofErr w:type="gramStart"/>
+      <w:r>
+        <w:rPr>
+          <w:rFonts w:hint="eastAsia"/>
+        </w:rPr>
+        <w:t>协议</w:t>
       </w:r>
       <w:r>
         <w:rPr>
@@ -11223,6 +11335,7 @@
         </w:rPr>
         <w:t>,</w:t>
       </w:r>
+      <w:proofErr w:type="gramEnd"/>
       <w:r>
         <w:rPr>
           <w:rFonts w:hint="eastAsia"/>
@@ -11329,7 +11442,6 @@
           <w:rFonts w:eastAsia="微软雅黑" w:cs="Noto Sans"/>
           <w:color w:val="007C8A"/>
         </w:rPr>
-        <w:lastRenderedPageBreak/>
         <w:t>3.2.4</w:t>
       </w:r>
       <w:r>
@@ -11351,7 +11463,15 @@
         <w:pStyle w:val="FirstParagraph"/>
       </w:pPr>
       <w:r>
-        <w:t>Advanced eXtensible Interface Lite</w:t>
+        <w:t xml:space="preserve">Advanced </w:t>
+      </w:r>
+      <w:proofErr w:type="spellStart"/>
+      <w:r>
+        <w:t>eXtensible</w:t>
+      </w:r>
+      <w:proofErr w:type="spellEnd"/>
+      <w:r>
+        <w:t xml:space="preserve"> Interface Lite</w:t>
       </w:r>
     </w:p>
     <w:p>
@@ -11359,13 +11479,21 @@
         <w:pStyle w:val="a0"/>
       </w:pPr>
       <w:r>
+        <w:lastRenderedPageBreak/>
         <w:t xml:space="preserve">AXI </w:t>
       </w:r>
       <w:r>
         <w:rPr>
           <w:rFonts w:hint="eastAsia"/>
         </w:rPr>
-        <w:t>总线的轻量子集</w:t>
+        <w:t>总线的轻量子</w:t>
+      </w:r>
+      <w:proofErr w:type="gramStart"/>
+      <w:r>
+        <w:rPr>
+          <w:rFonts w:hint="eastAsia"/>
+        </w:rPr>
+        <w:t>集</w:t>
       </w:r>
       <w:r>
         <w:rPr>
@@ -11373,6 +11501,7 @@
         </w:rPr>
         <w:t>,</w:t>
       </w:r>
+      <w:proofErr w:type="gramEnd"/>
       <w:r>
         <w:rPr>
           <w:rFonts w:hint="eastAsia"/>
@@ -11437,7 +11566,14 @@
         <w:rPr>
           <w:rFonts w:hint="eastAsia"/>
         </w:rPr>
-        <w:t>适合低速、控制类应用</w:t>
+        <w:t>适合低速、控制类</w:t>
+      </w:r>
+      <w:proofErr w:type="gramStart"/>
+      <w:r>
+        <w:rPr>
+          <w:rFonts w:hint="eastAsia"/>
+        </w:rPr>
+        <w:t>应用</w:t>
       </w:r>
       <w:r>
         <w:rPr>
@@ -11445,6 +11581,7 @@
         </w:rPr>
         <w:t>,</w:t>
       </w:r>
+      <w:proofErr w:type="gramEnd"/>
       <w:r>
         <w:rPr>
           <w:rFonts w:hint="eastAsia"/>
@@ -11517,7 +11654,14 @@
         <w:rPr>
           <w:rFonts w:hint="eastAsia"/>
         </w:rPr>
-        <w:t>一种通过串口与用户交互的命令行界面。用户输入命令字符串</w:t>
+        <w:t>一种通过串口与用户交互的命令行界面。用户输入命令</w:t>
+      </w:r>
+      <w:proofErr w:type="gramStart"/>
+      <w:r>
+        <w:rPr>
+          <w:rFonts w:hint="eastAsia"/>
+        </w:rPr>
+        <w:t>字符串</w:t>
       </w:r>
       <w:r>
         <w:rPr>
@@ -11525,11 +11669,19 @@
         </w:rPr>
         <w:t>,</w:t>
       </w:r>
-      <w:r>
-        <w:rPr>
-          <w:rFonts w:hint="eastAsia"/>
-        </w:rPr>
-        <w:t>系统解析并执行对应操作</w:t>
+      <w:proofErr w:type="gramEnd"/>
+      <w:r>
+        <w:rPr>
+          <w:rFonts w:hint="eastAsia"/>
+        </w:rPr>
+        <w:t>系统解析并执行对应</w:t>
+      </w:r>
+      <w:proofErr w:type="gramStart"/>
+      <w:r>
+        <w:rPr>
+          <w:rFonts w:hint="eastAsia"/>
+        </w:rPr>
+        <w:t>操作</w:t>
       </w:r>
       <w:r>
         <w:rPr>
@@ -11537,6 +11689,7 @@
         </w:rPr>
         <w:t>,</w:t>
       </w:r>
+      <w:proofErr w:type="gramEnd"/>
       <w:r>
         <w:rPr>
           <w:rFonts w:hint="eastAsia"/>
@@ -11636,8 +11789,13 @@
       <w:pPr>
         <w:pStyle w:val="FirstParagraph"/>
       </w:pPr>
-      <w:r>
-        <w:t xml:space="preserve">Vivado </w:t>
+      <w:proofErr w:type="spellStart"/>
+      <w:r>
+        <w:t>Vivado</w:t>
+      </w:r>
+      <w:proofErr w:type="spellEnd"/>
+      <w:r>
+        <w:t xml:space="preserve"> </w:t>
       </w:r>
       <w:r>
         <w:rPr>
@@ -11652,7 +11810,14 @@
         <w:rPr>
           <w:rFonts w:hint="eastAsia"/>
         </w:rPr>
-        <w:t>集成方式。通过拖拽和连线的方式</w:t>
+        <w:t>集成方式。通过拖拽和连线的</w:t>
+      </w:r>
+      <w:proofErr w:type="gramStart"/>
+      <w:r>
+        <w:rPr>
+          <w:rFonts w:hint="eastAsia"/>
+        </w:rPr>
+        <w:t>方式</w:t>
       </w:r>
       <w:r>
         <w:rPr>
@@ -11660,6 +11825,7 @@
         </w:rPr>
         <w:t>,</w:t>
       </w:r>
+      <w:proofErr w:type="gramEnd"/>
       <w:r>
         <w:rPr>
           <w:rFonts w:hint="eastAsia"/>
@@ -11688,7 +11854,14 @@
         <w:rPr>
           <w:rFonts w:hint="eastAsia"/>
         </w:rPr>
-        <w:t>等模块连接起来</w:t>
+        <w:t>等模块连接</w:t>
+      </w:r>
+      <w:proofErr w:type="gramStart"/>
+      <w:r>
+        <w:rPr>
+          <w:rFonts w:hint="eastAsia"/>
+        </w:rPr>
+        <w:t>起来</w:t>
       </w:r>
       <w:r>
         <w:rPr>
@@ -11696,6 +11869,7 @@
         </w:rPr>
         <w:t>,</w:t>
       </w:r>
+      <w:proofErr w:type="gramEnd"/>
       <w:r>
         <w:t xml:space="preserve"> </w:t>
       </w:r>
@@ -11767,7 +11941,14 @@
         <w:rPr>
           <w:rFonts w:hint="eastAsia"/>
         </w:rPr>
-        <w:t>使用板子时要解决三个问题</w:t>
+        <w:t>使用板子时要解决三个</w:t>
+      </w:r>
+      <w:proofErr w:type="gramStart"/>
+      <w:r>
+        <w:rPr>
+          <w:rFonts w:hint="eastAsia"/>
+        </w:rPr>
+        <w:t>问题</w:t>
       </w:r>
       <w:r>
         <w:rPr>
@@ -11775,6 +11956,7 @@
         </w:rPr>
         <w:t>,</w:t>
       </w:r>
+      <w:proofErr w:type="gramEnd"/>
       <w:r>
         <w:rPr>
           <w:rFonts w:hint="eastAsia"/>
@@ -11791,7 +11973,14 @@
         <w:rPr>
           <w:rFonts w:hint="eastAsia"/>
         </w:rPr>
-        <w:t>的连接</w:t>
+        <w:t>的</w:t>
+      </w:r>
+      <w:proofErr w:type="gramStart"/>
+      <w:r>
+        <w:rPr>
+          <w:rFonts w:hint="eastAsia"/>
+        </w:rPr>
+        <w:t>连接</w:t>
       </w:r>
       <w:r>
         <w:rPr>
@@ -11799,11 +11988,19 @@
         </w:rPr>
         <w:t>,</w:t>
       </w:r>
-      <w:r>
-        <w:rPr>
-          <w:rFonts w:hint="eastAsia"/>
-        </w:rPr>
-        <w:t>如有不慎会出现以下报错</w:t>
+      <w:proofErr w:type="gramEnd"/>
+      <w:r>
+        <w:rPr>
+          <w:rFonts w:hint="eastAsia"/>
+        </w:rPr>
+        <w:t>如有不慎会出现以下报</w:t>
+      </w:r>
+      <w:proofErr w:type="gramStart"/>
+      <w:r>
+        <w:rPr>
+          <w:rFonts w:hint="eastAsia"/>
+        </w:rPr>
+        <w:t>错</w:t>
       </w:r>
       <w:r>
         <w:rPr>
@@ -11811,6 +12008,7 @@
         </w:rPr>
         <w:t>:</w:t>
       </w:r>
+      <w:proofErr w:type="gramEnd"/>
     </w:p>
     <w:tbl>
       <w:tblPr>
@@ -12053,7 +12251,14 @@
         <w:rPr>
           <w:rFonts w:hint="eastAsia"/>
         </w:rPr>
-        <w:t>接口处有专门的电源供电</w:t>
+        <w:t>接口处有专门的电源</w:t>
+      </w:r>
+      <w:proofErr w:type="gramStart"/>
+      <w:r>
+        <w:rPr>
+          <w:rFonts w:hint="eastAsia"/>
+        </w:rPr>
+        <w:t>供电</w:t>
       </w:r>
       <w:r>
         <w:rPr>
@@ -12061,6 +12266,7 @@
         </w:rPr>
         <w:t>,</w:t>
       </w:r>
+      <w:proofErr w:type="gramEnd"/>
       <w:r>
         <w:rPr>
           <w:rFonts w:hint="eastAsia"/>
@@ -12073,6 +12279,7 @@
         </w:rPr>
         <w:t>6pin</w:t>
       </w:r>
+      <w:proofErr w:type="gramStart"/>
       <w:r>
         <w:rPr>
           <w:rFonts w:hint="eastAsia"/>
@@ -12085,6 +12292,7 @@
         </w:rPr>
         <w:t>,</w:t>
       </w:r>
+      <w:proofErr w:type="gramEnd"/>
       <w:r>
         <w:rPr>
           <w:rFonts w:hint="eastAsia"/>
@@ -12101,7 +12309,14 @@
         <w:rPr>
           <w:rFonts w:hint="eastAsia"/>
         </w:rPr>
-        <w:t>需要导通</w:t>
+        <w:t>需要导</w:t>
+      </w:r>
+      <w:proofErr w:type="gramStart"/>
+      <w:r>
+        <w:rPr>
+          <w:rFonts w:hint="eastAsia"/>
+        </w:rPr>
+        <w:t>通</w:t>
       </w:r>
       <w:r>
         <w:rPr>
@@ -12109,6 +12324,7 @@
         </w:rPr>
         <w:t>,</w:t>
       </w:r>
+      <w:proofErr w:type="gramEnd"/>
       <w:r>
         <w:rPr>
           <w:rFonts w:hint="eastAsia"/>
@@ -12136,7 +12352,14 @@
         <w:rPr>
           <w:rFonts w:hint="eastAsia"/>
         </w:rPr>
-        <w:t>的引脚进行供电</w:t>
+        <w:t>的引脚进行</w:t>
+      </w:r>
+      <w:proofErr w:type="gramStart"/>
+      <w:r>
+        <w:rPr>
+          <w:rFonts w:hint="eastAsia"/>
+        </w:rPr>
+        <w:t>供电</w:t>
       </w:r>
       <w:r>
         <w:rPr>
@@ -12144,6 +12367,7 @@
         </w:rPr>
         <w:t>,</w:t>
       </w:r>
+      <w:proofErr w:type="gramEnd"/>
       <w:r>
         <w:rPr>
           <w:rFonts w:hint="eastAsia"/>
@@ -12210,6 +12434,7 @@
         </w:rPr>
         <w:t>保证输出的电压可以供板子。</w:t>
       </w:r>
+      <w:proofErr w:type="gramStart"/>
       <w:r>
         <w:rPr>
           <w:rFonts w:hint="eastAsia"/>
@@ -12220,7 +12445,21 @@
         <w:rPr>
           <w:rFonts w:hint="eastAsia"/>
         </w:rPr>
-        <w:t>不建议使用后者</w:t>
+        <w:t>不</w:t>
+      </w:r>
+      <w:proofErr w:type="gramEnd"/>
+      <w:r>
+        <w:rPr>
+          <w:rFonts w:hint="eastAsia"/>
+        </w:rPr>
+        <w:t>建议使用</w:t>
+      </w:r>
+      <w:proofErr w:type="gramStart"/>
+      <w:r>
+        <w:rPr>
+          <w:rFonts w:hint="eastAsia"/>
+        </w:rPr>
+        <w:t>后者</w:t>
       </w:r>
       <w:r>
         <w:rPr>
@@ -12228,11 +12467,19 @@
         </w:rPr>
         <w:t>,</w:t>
       </w:r>
-      <w:r>
-        <w:rPr>
-          <w:rFonts w:hint="eastAsia"/>
-        </w:rPr>
-        <w:t>使用前者</w:t>
+      <w:proofErr w:type="gramEnd"/>
+      <w:r>
+        <w:rPr>
+          <w:rFonts w:hint="eastAsia"/>
+        </w:rPr>
+        <w:t>使用</w:t>
+      </w:r>
+      <w:proofErr w:type="gramStart"/>
+      <w:r>
+        <w:rPr>
+          <w:rFonts w:hint="eastAsia"/>
+        </w:rPr>
+        <w:t>前者</w:t>
       </w:r>
       <w:r>
         <w:rPr>
@@ -12240,6 +12487,7 @@
         </w:rPr>
         <w:t>)</w:t>
       </w:r>
+      <w:proofErr w:type="gramEnd"/>
     </w:p>
     <w:p>
       <w:pPr>
@@ -12274,7 +12522,14 @@
         <w:rPr>
           <w:rFonts w:hint="eastAsia"/>
         </w:rPr>
-        <w:t>在板子买回来后</w:t>
+        <w:t>在板子买回来</w:t>
+      </w:r>
+      <w:proofErr w:type="gramStart"/>
+      <w:r>
+        <w:rPr>
+          <w:rFonts w:hint="eastAsia"/>
+        </w:rPr>
+        <w:t>后</w:t>
       </w:r>
       <w:r>
         <w:rPr>
@@ -12282,6 +12537,7 @@
         </w:rPr>
         <w:t>,</w:t>
       </w:r>
+      <w:proofErr w:type="gramEnd"/>
       <w:r>
         <w:rPr>
           <w:rFonts w:hint="eastAsia"/>
@@ -12298,7 +12554,14 @@
         <w:rPr>
           <w:rFonts w:hint="eastAsia"/>
         </w:rPr>
-        <w:t>是空的</w:t>
+        <w:t>是空</w:t>
+      </w:r>
+      <w:proofErr w:type="gramStart"/>
+      <w:r>
+        <w:rPr>
+          <w:rFonts w:hint="eastAsia"/>
+        </w:rPr>
+        <w:t>的</w:t>
       </w:r>
       <w:r>
         <w:rPr>
@@ -12306,6 +12569,7 @@
         </w:rPr>
         <w:t>,</w:t>
       </w:r>
+      <w:proofErr w:type="gramEnd"/>
       <w:r>
         <w:rPr>
           <w:rFonts w:hint="eastAsia"/>
@@ -12369,12 +12633,15 @@
         </w:rPr>
         <w:t>不同于</w:t>
       </w:r>
+      <w:proofErr w:type="spellStart"/>
       <w:r>
         <w:rPr>
           <w:rFonts w:hint="eastAsia"/>
         </w:rPr>
         <w:t>typeC</w:t>
       </w:r>
+      <w:proofErr w:type="spellEnd"/>
+      <w:proofErr w:type="gramStart"/>
       <w:r>
         <w:rPr>
           <w:rFonts w:hint="eastAsia"/>
@@ -12387,6 +12654,7 @@
         </w:rPr>
         <w:t>,</w:t>
       </w:r>
+      <w:proofErr w:type="gramEnd"/>
       <w:r>
         <w:rPr>
           <w:rFonts w:hint="eastAsia"/>
@@ -12438,7 +12706,14 @@
         <w:rPr>
           <w:rFonts w:hint="eastAsia"/>
         </w:rPr>
-        <w:t>的排针焊接完</w:t>
+        <w:t>的排针焊接</w:t>
+      </w:r>
+      <w:proofErr w:type="gramStart"/>
+      <w:r>
+        <w:rPr>
+          <w:rFonts w:hint="eastAsia"/>
+        </w:rPr>
+        <w:t>完</w:t>
       </w:r>
       <w:r>
         <w:rPr>
@@ -12446,11 +12721,19 @@
         </w:rPr>
         <w:t>,</w:t>
       </w:r>
-      <w:r>
-        <w:rPr>
-          <w:rFonts w:hint="eastAsia"/>
-        </w:rPr>
-        <w:t>买下载器</w:t>
+      <w:proofErr w:type="gramEnd"/>
+      <w:r>
+        <w:rPr>
+          <w:rFonts w:hint="eastAsia"/>
+        </w:rPr>
+        <w:t>买下载</w:t>
+      </w:r>
+      <w:proofErr w:type="gramStart"/>
+      <w:r>
+        <w:rPr>
+          <w:rFonts w:hint="eastAsia"/>
+        </w:rPr>
+        <w:t>器</w:t>
       </w:r>
       <w:r>
         <w:rPr>
@@ -12458,12 +12741,14 @@
         </w:rPr>
         <w:t>,</w:t>
       </w:r>
+      <w:proofErr w:type="gramEnd"/>
       <w:r>
         <w:rPr>
           <w:rFonts w:hint="eastAsia"/>
         </w:rPr>
         <w:t>将排线和接口对齐接上。注意下载器的排线两头间距要适配焊的排针间距</w:t>
       </w:r>
+      <w:proofErr w:type="gramStart"/>
       <w:r>
         <w:rPr>
           <w:rFonts w:hint="eastAsia"/>
@@ -12480,7 +12765,14 @@
         <w:rPr>
           <w:rFonts w:hint="eastAsia"/>
         </w:rPr>
-        <w:t>2.54mm),</w:t>
+        <w:t>2.54mm)</w:t>
+      </w:r>
+      <w:proofErr w:type="gramEnd"/>
+      <w:r>
+        <w:rPr>
+          <w:rFonts w:hint="eastAsia"/>
+        </w:rPr>
+        <w:t>,</w:t>
       </w:r>
       <w:r>
         <w:rPr>
@@ -12500,17 +12792,26 @@
         </w:rPr>
         <w:t>和</w:t>
       </w:r>
+      <w:proofErr w:type="spellStart"/>
       <w:r>
         <w:rPr>
           <w:rFonts w:hint="eastAsia"/>
         </w:rPr>
         <w:t>Vref</w:t>
       </w:r>
-      <w:r>
-        <w:rPr>
-          <w:rFonts w:hint="eastAsia"/>
-        </w:rPr>
-        <w:t>不要接反</w:t>
+      <w:proofErr w:type="spellEnd"/>
+      <w:r>
+        <w:rPr>
+          <w:rFonts w:hint="eastAsia"/>
+        </w:rPr>
+        <w:t>不要接</w:t>
+      </w:r>
+      <w:proofErr w:type="gramStart"/>
+      <w:r>
+        <w:rPr>
+          <w:rFonts w:hint="eastAsia"/>
+        </w:rPr>
+        <w:t>反</w:t>
       </w:r>
       <w:r>
         <w:rPr>
@@ -12518,6 +12819,7 @@
         </w:rPr>
         <w:t>,</w:t>
       </w:r>
+      <w:proofErr w:type="gramEnd"/>
       <w:r>
         <w:rPr>
           <w:rFonts w:hint="eastAsia"/>
@@ -12600,12 +12902,26 @@
         <w:rPr>
           <w:rFonts w:ascii="Noto Sans" w:eastAsia="微软雅黑" w:hAnsi="Noto Sans" w:cs="Noto Sans"/>
         </w:rPr>
-        <w:t xml:space="preserve"> Vivado </w:t>
-      </w:r>
+        <w:t xml:space="preserve"> </w:t>
+      </w:r>
+      <w:proofErr w:type="spellStart"/>
       <w:r>
         <w:rPr>
           <w:rFonts w:ascii="Noto Sans" w:eastAsia="微软雅黑" w:hAnsi="Noto Sans" w:cs="Noto Sans"/>
         </w:rPr>
+        <w:t>Vivado</w:t>
+      </w:r>
+      <w:proofErr w:type="spellEnd"/>
+      <w:r>
+        <w:rPr>
+          <w:rFonts w:ascii="Noto Sans" w:eastAsia="微软雅黑" w:hAnsi="Noto Sans" w:cs="Noto Sans"/>
+        </w:rPr>
+        <w:t xml:space="preserve"> </w:t>
+      </w:r>
+      <w:r>
+        <w:rPr>
+          <w:rFonts w:ascii="Noto Sans" w:eastAsia="微软雅黑" w:hAnsi="Noto Sans" w:cs="Noto Sans"/>
+        </w:rPr>
         <w:t>到</w:t>
       </w:r>
       <w:r>
@@ -12623,8 +12939,13 @@
       <w:r>
         <w:t>这一节只建立最小闭环：</w:t>
       </w:r>
-      <w:r>
-        <w:t xml:space="preserve">Vivado </w:t>
+      <w:proofErr w:type="spellStart"/>
+      <w:r>
+        <w:t>Vivado</w:t>
+      </w:r>
+      <w:proofErr w:type="spellEnd"/>
+      <w:r>
+        <w:t xml:space="preserve"> </w:t>
       </w:r>
       <w:r>
         <w:t>能生成比特流，</w:t>
@@ -12674,7 +12995,14 @@
         <w:rPr>
           <w:rFonts w:hint="eastAsia"/>
         </w:rPr>
-        <w:t>在进行搭建过程时若时间充裕</w:t>
+        <w:t>在进行搭建过程时若时间</w:t>
+      </w:r>
+      <w:proofErr w:type="gramStart"/>
+      <w:r>
+        <w:rPr>
+          <w:rFonts w:hint="eastAsia"/>
+        </w:rPr>
+        <w:t>充裕</w:t>
       </w:r>
       <w:r>
         <w:rPr>
@@ -12682,6 +13010,7 @@
         </w:rPr>
         <w:t>,</w:t>
       </w:r>
+      <w:proofErr w:type="gramEnd"/>
       <w:r>
         <w:rPr>
           <w:rFonts w:hint="eastAsia"/>
@@ -12704,12 +13033,14 @@
         </w:rPr>
         <w:t>先在</w:t>
       </w:r>
+      <w:proofErr w:type="spellStart"/>
       <w:r>
         <w:rPr>
           <w:rFonts w:hint="eastAsia"/>
         </w:rPr>
         <w:t>vivado</w:t>
       </w:r>
+      <w:proofErr w:type="spellEnd"/>
       <w:r>
         <w:rPr>
           <w:rFonts w:hint="eastAsia"/>
@@ -12773,12 +13104,14 @@
         </w:rPr>
         <w:t>（这里</w:t>
       </w:r>
+      <w:proofErr w:type="spellStart"/>
       <w:r>
         <w:rPr>
           <w:rFonts w:hint="eastAsia"/>
         </w:rPr>
         <w:t>vivado</w:t>
       </w:r>
+      <w:proofErr w:type="spellEnd"/>
       <w:r>
         <w:rPr>
           <w:rFonts w:hint="eastAsia"/>
@@ -12877,7 +13210,15 @@
         <w:t>中</w:t>
       </w:r>
       <w:r>
-        <w:t xml:space="preserve"> led_red </w:t>
+        <w:t xml:space="preserve"> </w:t>
+      </w:r>
+      <w:proofErr w:type="spellStart"/>
+      <w:r>
+        <w:t>led_red</w:t>
+      </w:r>
+      <w:proofErr w:type="spellEnd"/>
+      <w:r>
+        <w:t xml:space="preserve"> </w:t>
       </w:r>
       <w:r>
         <w:t>的引脚约束。</w:t>
@@ -13249,8 +13590,13 @@
         <w:t>先接到</w:t>
       </w:r>
       <w:r>
-        <w:t xml:space="preserve"> axi_interconnect</w:t>
-      </w:r>
+        <w:t xml:space="preserve"> </w:t>
+      </w:r>
+      <w:proofErr w:type="spellStart"/>
+      <w:r>
+        <w:t>axi_interconnect</w:t>
+      </w:r>
+      <w:proofErr w:type="spellEnd"/>
       <w:r>
         <w:t>，再接到</w:t>
       </w:r>
@@ -13288,13 +13634,26 @@
         <w:t>位输出</w:t>
       </w:r>
       <w:r>
-        <w:t xml:space="preserve"> gpio_io_o</w:t>
-      </w:r>
+        <w:t xml:space="preserve"> </w:t>
+      </w:r>
+      <w:proofErr w:type="spellStart"/>
+      <w:r>
+        <w:t>gpio_io_o</w:t>
+      </w:r>
+      <w:proofErr w:type="spellEnd"/>
       <w:r>
         <w:t>，再驱动</w:t>
       </w:r>
       <w:r>
-        <w:t xml:space="preserve"> led_ctl </w:t>
+        <w:t xml:space="preserve"> </w:t>
+      </w:r>
+      <w:proofErr w:type="spellStart"/>
+      <w:r>
+        <w:t>led_ctl</w:t>
+      </w:r>
+      <w:proofErr w:type="spellEnd"/>
+      <w:r>
+        <w:t xml:space="preserve"> </w:t>
       </w:r>
       <w:r>
         <w:t>的</w:t>
@@ -13622,7 +13981,15 @@
         <w:t>表</w:t>
       </w:r>
       <w:r>
-        <w:t xml:space="preserve"> 3-2  AXI </w:t>
+        <w:t xml:space="preserve"> 3-</w:t>
+      </w:r>
+      <w:proofErr w:type="gramStart"/>
+      <w:r>
+        <w:t>2  AXI</w:t>
+      </w:r>
+      <w:proofErr w:type="gramEnd"/>
+      <w:r>
+        <w:t xml:space="preserve"> </w:t>
       </w:r>
       <w:r>
         <w:t>五个独立事务通道</w:t>
@@ -13649,7 +14016,6 @@
           <w:right w:w="100" w:type="dxa"/>
         </w:tblCellMar>
         <w:tblLook w:val="0020" w:firstRow="1" w:lastRow="0" w:firstColumn="0" w:lastColumn="0" w:noHBand="0" w:noVBand="0"/>
-        <w:tblCaption w:val="AXI协议五个独立事务通道说明"/>
       </w:tblPr>
       <w:tblGrid>
         <w:gridCol w:w="1944"/>
@@ -14356,24 +14722,28 @@
         </w:rPr>
         <w:t>可以处理突发事件，用</w:t>
       </w:r>
+      <w:proofErr w:type="spellStart"/>
       <w:r>
         <w:rPr>
           <w:rFonts w:hint="eastAsia"/>
         </w:rPr>
         <w:t>AxSIZE</w:t>
       </w:r>
+      <w:proofErr w:type="spellEnd"/>
       <w:r>
         <w:rPr>
           <w:rFonts w:hint="eastAsia"/>
         </w:rPr>
         <w:t>表示突发大小，</w:t>
       </w:r>
+      <w:proofErr w:type="spellStart"/>
       <w:r>
         <w:rPr>
           <w:rFonts w:hint="eastAsia"/>
         </w:rPr>
         <w:t>AxBURST</w:t>
       </w:r>
+      <w:proofErr w:type="spellEnd"/>
       <w:r>
         <w:rPr>
           <w:rFonts w:hint="eastAsia"/>
@@ -14853,12 +15223,14 @@
         </w:rPr>
         <w:t>这就意味着输入的命令需要名字，文件</w:t>
       </w:r>
+      <w:proofErr w:type="spellStart"/>
       <w:r>
         <w:rPr>
           <w:rFonts w:hint="eastAsia"/>
         </w:rPr>
         <w:t>shell.h</w:t>
       </w:r>
+      <w:proofErr w:type="spellEnd"/>
       <w:r>
         <w:rPr>
           <w:rFonts w:hint="eastAsia"/>
@@ -14877,7 +15249,61 @@
           <w:rFonts w:cs="Consolas"/>
           <w:sz w:val="18"/>
         </w:rPr>
-        <w:t>#define SHELL_EXPORT_CMD(_attr, _name, _func, _desc)</w:t>
+        <w:t>#define SHELL_EXPORT_</w:t>
+      </w:r>
+      <w:proofErr w:type="gramStart"/>
+      <w:r>
+        <w:rPr>
+          <w:rStyle w:val="VerbatimChar"/>
+          <w:rFonts w:cs="Consolas"/>
+          <w:sz w:val="18"/>
+        </w:rPr>
+        <w:t>CMD(</w:t>
+      </w:r>
+      <w:proofErr w:type="gramEnd"/>
+      <w:r>
+        <w:rPr>
+          <w:rStyle w:val="VerbatimChar"/>
+          <w:rFonts w:cs="Consolas"/>
+          <w:sz w:val="18"/>
+        </w:rPr>
+        <w:t>_</w:t>
+      </w:r>
+      <w:proofErr w:type="spellStart"/>
+      <w:r>
+        <w:rPr>
+          <w:rStyle w:val="VerbatimChar"/>
+          <w:rFonts w:cs="Consolas"/>
+          <w:sz w:val="18"/>
+        </w:rPr>
+        <w:t>attr</w:t>
+      </w:r>
+      <w:proofErr w:type="spellEnd"/>
+      <w:r>
+        <w:rPr>
+          <w:rStyle w:val="VerbatimChar"/>
+          <w:rFonts w:cs="Consolas"/>
+          <w:sz w:val="18"/>
+        </w:rPr>
+        <w:t>, _name, _</w:t>
+      </w:r>
+      <w:proofErr w:type="spellStart"/>
+      <w:r>
+        <w:rPr>
+          <w:rStyle w:val="VerbatimChar"/>
+          <w:rFonts w:cs="Consolas"/>
+          <w:sz w:val="18"/>
+        </w:rPr>
+        <w:t>func</w:t>
+      </w:r>
+      <w:proofErr w:type="spellEnd"/>
+      <w:r>
+        <w:rPr>
+          <w:rStyle w:val="VerbatimChar"/>
+          <w:rFonts w:cs="Consolas"/>
+          <w:sz w:val="18"/>
+        </w:rPr>
+        <w:t>, _desc)</w:t>
       </w:r>
     </w:p>
     <w:p>
@@ -14891,12 +15317,14 @@
         <w:lastRenderedPageBreak/>
         <w:t>这个宏定义在给自己建立的命令进行设置并纳入</w:t>
       </w:r>
+      <w:proofErr w:type="spellStart"/>
       <w:r>
         <w:rPr>
           <w:rFonts w:hint="eastAsia"/>
         </w:rPr>
         <w:t>shellCommandList</w:t>
       </w:r>
+      <w:proofErr w:type="spellEnd"/>
       <w:r>
         <w:rPr>
           <w:rFonts w:hint="eastAsia"/>
@@ -14912,7 +15340,15 @@
         <w:t>表</w:t>
       </w:r>
       <w:r>
-        <w:t xml:space="preserve"> 3-3  shell </w:t>
+        <w:t xml:space="preserve"> 3-</w:t>
+      </w:r>
+      <w:proofErr w:type="gramStart"/>
+      <w:r>
+        <w:t>3  shell</w:t>
+      </w:r>
+      <w:proofErr w:type="gramEnd"/>
+      <w:r>
+        <w:t xml:space="preserve"> </w:t>
       </w:r>
       <w:r>
         <w:t>命令导出宏参数</w:t>
@@ -14939,7 +15375,6 @@
           <w:right w:w="100" w:type="dxa"/>
         </w:tblCellMar>
         <w:tblLook w:val="0020" w:firstRow="1" w:lastRow="0" w:firstColumn="0" w:lastColumn="0" w:noHBand="0" w:noVBand="0"/>
-        <w:tblCaption w:val="参数解释"/>
       </w:tblPr>
       <w:tblGrid>
         <w:gridCol w:w="1224"/>
@@ -15136,8 +15571,19 @@
                 <w:color w:val="000000"/>
                 <w:sz w:val="17"/>
               </w:rPr>
-              <w:t>_attr</w:t>
-            </w:r>
+              <w:t>_</w:t>
+            </w:r>
+            <w:proofErr w:type="spellStart"/>
+            <w:r>
+              <w:rPr>
+                <w:rStyle w:val="VerbatimChar"/>
+                <w:rFonts w:ascii="Noto Sans" w:hAnsi="Noto Sans"/>
+                <w:color w:val="000000"/>
+                <w:sz w:val="17"/>
+              </w:rPr>
+              <w:t>attr</w:t>
+            </w:r>
+            <w:proofErr w:type="spellEnd"/>
           </w:p>
         </w:tc>
         <w:tc>
@@ -15364,8 +15810,19 @@
                 <w:color w:val="000000"/>
                 <w:sz w:val="17"/>
               </w:rPr>
-              <w:t>_func</w:t>
-            </w:r>
+              <w:t>_</w:t>
+            </w:r>
+            <w:proofErr w:type="spellStart"/>
+            <w:r>
+              <w:rPr>
+                <w:rStyle w:val="VerbatimChar"/>
+                <w:rFonts w:ascii="Noto Sans" w:hAnsi="Noto Sans"/>
+                <w:color w:val="000000"/>
+                <w:sz w:val="17"/>
+              </w:rPr>
+              <w:t>func</w:t>
+            </w:r>
+            <w:proofErr w:type="spellEnd"/>
           </w:p>
         </w:tc>
         <w:tc>
@@ -15434,6 +15891,7 @@
               <w:pStyle w:val="Compact"/>
               <w:spacing w:before="0" w:after="0" w:line="252" w:lineRule="auto"/>
             </w:pPr>
+            <w:proofErr w:type="spellStart"/>
             <w:r>
               <w:rPr>
                 <w:rStyle w:val="VerbatimChar"/>
@@ -15443,6 +15901,7 @@
               </w:rPr>
               <w:t>led_cmd</w:t>
             </w:r>
+            <w:proofErr w:type="spellEnd"/>
           </w:p>
         </w:tc>
       </w:tr>
@@ -15616,17 +16075,26 @@
         </w:rPr>
         <w:t>在</w:t>
       </w:r>
+      <w:proofErr w:type="spellStart"/>
       <w:r>
         <w:rPr>
           <w:rFonts w:hint="eastAsia"/>
         </w:rPr>
         <w:t>shell.h</w:t>
       </w:r>
-      <w:r>
-        <w:rPr>
-          <w:rFonts w:hint="eastAsia"/>
-        </w:rPr>
-        <w:t>文件里提到了读写函数设置规则</w:t>
+      <w:proofErr w:type="spellEnd"/>
+      <w:r>
+        <w:rPr>
+          <w:rFonts w:hint="eastAsia"/>
+        </w:rPr>
+        <w:t>文件里提到了读写函数设置</w:t>
+      </w:r>
+      <w:proofErr w:type="gramStart"/>
+      <w:r>
+        <w:rPr>
+          <w:rFonts w:hint="eastAsia"/>
+        </w:rPr>
+        <w:t>规则</w:t>
       </w:r>
       <w:r>
         <w:rPr>
@@ -15634,6 +16102,7 @@
         </w:rPr>
         <w:t>:</w:t>
       </w:r>
+      <w:proofErr w:type="gramEnd"/>
     </w:p>
     <w:p>
       <w:pPr>
@@ -15646,21 +16115,57 @@
           <w:rFonts w:cs="Consolas"/>
           <w:sz w:val="18"/>
         </w:rPr>
-        <w:t xml:space="preserve">    signed short (*read)(char *, unsigned short); </w:t>
-      </w:r>
-      <w:r>
-        <w:rPr>
-          <w:rFonts w:cs="Consolas"/>
-        </w:rPr>
-        <w:br/>
-      </w:r>
+        <w:t xml:space="preserve">    signed short (*</w:t>
+      </w:r>
+      <w:proofErr w:type="gramStart"/>
       <w:r>
         <w:rPr>
           <w:rStyle w:val="VerbatimChar"/>
           <w:rFonts w:cs="Consolas"/>
           <w:sz w:val="18"/>
         </w:rPr>
-        <w:t xml:space="preserve">    signed short (*write)(char *, unsigned short);</w:t>
+        <w:t>read)(</w:t>
+      </w:r>
+      <w:proofErr w:type="gramEnd"/>
+      <w:r>
+        <w:rPr>
+          <w:rStyle w:val="VerbatimChar"/>
+          <w:rFonts w:cs="Consolas"/>
+          <w:sz w:val="18"/>
+        </w:rPr>
+        <w:t xml:space="preserve">char *, unsigned short); </w:t>
+      </w:r>
+      <w:r>
+        <w:rPr>
+          <w:rFonts w:cs="Consolas"/>
+        </w:rPr>
+        <w:br/>
+      </w:r>
+      <w:r>
+        <w:rPr>
+          <w:rStyle w:val="VerbatimChar"/>
+          <w:rFonts w:cs="Consolas"/>
+          <w:sz w:val="18"/>
+        </w:rPr>
+        <w:t xml:space="preserve">    signed short (*</w:t>
+      </w:r>
+      <w:proofErr w:type="gramStart"/>
+      <w:r>
+        <w:rPr>
+          <w:rStyle w:val="VerbatimChar"/>
+          <w:rFonts w:cs="Consolas"/>
+          <w:sz w:val="18"/>
+        </w:rPr>
+        <w:t>write)(</w:t>
+      </w:r>
+      <w:proofErr w:type="gramEnd"/>
+      <w:r>
+        <w:rPr>
+          <w:rStyle w:val="VerbatimChar"/>
+          <w:rFonts w:cs="Consolas"/>
+          <w:sz w:val="18"/>
+        </w:rPr>
+        <w:t>char *, unsigned short);</w:t>
       </w:r>
     </w:p>
     <w:p>
@@ -15673,24 +16178,28 @@
         </w:rPr>
         <w:t>在此引入两个参量，即数据指针和字符长度，通过</w:t>
       </w:r>
+      <w:proofErr w:type="spellStart"/>
       <w:r>
         <w:rPr>
           <w:rFonts w:hint="eastAsia"/>
         </w:rPr>
         <w:t>xuartps.h</w:t>
       </w:r>
+      <w:proofErr w:type="spellEnd"/>
       <w:r>
         <w:rPr>
           <w:rFonts w:hint="eastAsia"/>
         </w:rPr>
         <w:t>文件中的函数去进行数据读取，这里需要设置读取地址，推荐使用结构体，这样可以在换平台是由运行</w:t>
       </w:r>
+      <w:proofErr w:type="spellStart"/>
       <w:r>
         <w:rPr>
           <w:rFonts w:hint="eastAsia"/>
         </w:rPr>
         <w:t>bsp</w:t>
       </w:r>
+      <w:proofErr w:type="spellEnd"/>
       <w:r>
         <w:rPr>
           <w:rFonts w:hint="eastAsia"/>
@@ -15909,7 +16418,15 @@
         <w:t>位宽配置；实际颗粒和容量应以板卡丝印、原理图和</w:t>
       </w:r>
       <w:r>
-        <w:t xml:space="preserve"> Vivado PS </w:t>
+        <w:t xml:space="preserve"> </w:t>
+      </w:r>
+      <w:proofErr w:type="spellStart"/>
+      <w:r>
+        <w:t>Vivado</w:t>
+      </w:r>
+      <w:proofErr w:type="spellEnd"/>
+      <w:r>
+        <w:t xml:space="preserve"> PS </w:t>
       </w:r>
       <w:r>
         <w:t>配置为准。</w:t>
@@ -16041,7 +16558,15 @@
         <w:t>启动、程序加载和栈空间；更换颗粒时必须同步修改</w:t>
       </w:r>
       <w:r>
-        <w:t xml:space="preserve"> Vivado </w:t>
+        <w:t xml:space="preserve"> </w:t>
+      </w:r>
+      <w:proofErr w:type="spellStart"/>
+      <w:r>
+        <w:t>Vivado</w:t>
+      </w:r>
+      <w:proofErr w:type="spellEnd"/>
+      <w:r>
+        <w:t xml:space="preserve"> </w:t>
       </w:r>
       <w:r>
         <w:t>中的</w:t>
@@ -16201,13 +16726,29 @@
         <w:t>检查</w:t>
       </w:r>
       <w:r>
-        <w:t xml:space="preserve"> lscript.ld </w:t>
+        <w:t xml:space="preserve"> </w:t>
+      </w:r>
+      <w:proofErr w:type="spellStart"/>
+      <w:r>
+        <w:t>lscript.ld</w:t>
+      </w:r>
+      <w:proofErr w:type="spellEnd"/>
+      <w:r>
+        <w:t xml:space="preserve"> </w:t>
       </w:r>
       <w:r>
         <w:t>是否保留</w:t>
       </w:r>
       <w:r>
-        <w:t xml:space="preserve"> shellCommand </w:t>
+        <w:t xml:space="preserve"> </w:t>
+      </w:r>
+      <w:proofErr w:type="spellStart"/>
+      <w:r>
+        <w:t>shellCommand</w:t>
+      </w:r>
+      <w:proofErr w:type="spellEnd"/>
+      <w:r>
+        <w:t xml:space="preserve"> </w:t>
       </w:r>
       <w:r>
         <w:t>段的起止符号。</w:t>
@@ -16457,12 +16998,14 @@
         </w:rPr>
         <w:t>部分：给</w:t>
       </w:r>
+      <w:proofErr w:type="spellStart"/>
       <w:r>
         <w:rPr>
           <w:rFonts w:hint="eastAsia"/>
         </w:rPr>
         <w:t>shellCommand</w:t>
       </w:r>
+      <w:proofErr w:type="spellEnd"/>
       <w:r>
         <w:rPr>
           <w:rFonts w:hint="eastAsia"/>
@@ -16473,8 +17016,16 @@
         <w:rPr>
           <w:rFonts w:hint="eastAsia"/>
         </w:rPr>
-        <w:t>.ld</w:t>
-      </w:r>
+        <w:t>.</w:t>
+      </w:r>
+      <w:proofErr w:type="spellStart"/>
+      <w:r>
+        <w:rPr>
+          <w:rFonts w:hint="eastAsia"/>
+        </w:rPr>
+        <w:t>ld</w:t>
+      </w:r>
+      <w:proofErr w:type="spellEnd"/>
       <w:r>
         <w:rPr>
           <w:rFonts w:hint="eastAsia"/>
@@ -16546,24 +17097,28 @@
         </w:rPr>
         <w:t>详细</w:t>
       </w:r>
+      <w:proofErr w:type="spellStart"/>
       <w:r>
         <w:rPr>
           <w:rFonts w:hint="eastAsia"/>
         </w:rPr>
         <w:t>verilog</w:t>
       </w:r>
+      <w:proofErr w:type="spellEnd"/>
       <w:r>
         <w:rPr>
           <w:rFonts w:hint="eastAsia"/>
         </w:rPr>
         <w:t>语法和</w:t>
       </w:r>
+      <w:proofErr w:type="spellStart"/>
       <w:r>
         <w:rPr>
           <w:rFonts w:hint="eastAsia"/>
         </w:rPr>
         <w:t>Vivado</w:t>
       </w:r>
+      <w:proofErr w:type="spellEnd"/>
       <w:r>
         <w:rPr>
           <w:rFonts w:hint="eastAsia"/>
@@ -16946,12 +17501,14 @@
         </w:rPr>
         <w:t>登录时在</w:t>
       </w:r>
+      <w:proofErr w:type="spellStart"/>
       <w:r>
         <w:rPr>
           <w:rFonts w:hint="eastAsia"/>
         </w:rPr>
         <w:t>VScode</w:t>
       </w:r>
+      <w:proofErr w:type="spellEnd"/>
       <w:r>
         <w:rPr>
           <w:rFonts w:hint="eastAsia"/>
@@ -17281,7 +17838,40 @@
           <w:color w:val="4B5563"/>
           <w:sz w:val="18"/>
         </w:rPr>
-        <w:t xml:space="preserve">  ·  _xiaohu_  |  11:11:28</w:t>
+        <w:t xml:space="preserve">  ·  _</w:t>
+      </w:r>
+      <w:proofErr w:type="spellStart"/>
+      <w:r>
+        <w:rPr>
+          <w:color w:val="4B5563"/>
+          <w:sz w:val="18"/>
+        </w:rPr>
+        <w:t>xiaohu</w:t>
+      </w:r>
+      <w:proofErr w:type="spellEnd"/>
+      <w:proofErr w:type="gramStart"/>
+      <w:r>
+        <w:rPr>
+          <w:color w:val="4B5563"/>
+          <w:sz w:val="18"/>
+        </w:rPr>
+        <w:t>_  |</w:t>
+      </w:r>
+      <w:proofErr w:type="gramEnd"/>
+      <w:r>
+        <w:rPr>
+          <w:color w:val="4B5563"/>
+          <w:sz w:val="18"/>
+        </w:rPr>
+        <w:t xml:space="preserve">  </w:t>
+      </w:r>
+      <w:proofErr w:type="gramStart"/>
+      <w:r>
+        <w:rPr>
+          <w:color w:val="4B5563"/>
+          <w:sz w:val="18"/>
+        </w:rPr>
+        <w:t>11:11:28</w:t>
       </w:r>
       <w:r>
         <w:rPr>
@@ -17289,7 +17879,16 @@
           <w:color w:val="4B5563"/>
           <w:sz w:val="18"/>
         </w:rPr>
-        <w:t xml:space="preserve">  |  </w:t>
+        <w:t xml:space="preserve">  |</w:t>
+      </w:r>
+      <w:proofErr w:type="gramEnd"/>
+      <w:r>
+        <w:rPr>
+          <w:i/>
+          <w:color w:val="4B5563"/>
+          <w:sz w:val="18"/>
+        </w:rPr>
+        <w:t xml:space="preserve">  </w:t>
       </w:r>
       <w:r>
         <w:rPr>
@@ -17352,6 +17951,7 @@
         </w:rPr>
         <w:t xml:space="preserve">  ·  </w:t>
       </w:r>
+      <w:proofErr w:type="gramStart"/>
       <w:r>
         <w:rPr>
           <w:color w:val="4B5563"/>
@@ -17364,7 +17964,23 @@
           <w:color w:val="4B5563"/>
           <w:sz w:val="18"/>
         </w:rPr>
-        <w:t xml:space="preserve">  |  7:59:36</w:t>
+        <w:t xml:space="preserve">  |</w:t>
+      </w:r>
+      <w:proofErr w:type="gramEnd"/>
+      <w:r>
+        <w:rPr>
+          <w:color w:val="4B5563"/>
+          <w:sz w:val="18"/>
+        </w:rPr>
+        <w:t xml:space="preserve">  </w:t>
+      </w:r>
+      <w:proofErr w:type="gramStart"/>
+      <w:r>
+        <w:rPr>
+          <w:color w:val="4B5563"/>
+          <w:sz w:val="18"/>
+        </w:rPr>
+        <w:t>7:59:36</w:t>
       </w:r>
       <w:r>
         <w:rPr>
@@ -17372,7 +17988,16 @@
           <w:color w:val="4B5563"/>
           <w:sz w:val="18"/>
         </w:rPr>
-        <w:t xml:space="preserve">  |  </w:t>
+        <w:t xml:space="preserve">  |</w:t>
+      </w:r>
+      <w:proofErr w:type="gramEnd"/>
+      <w:r>
+        <w:rPr>
+          <w:i/>
+          <w:color w:val="4B5563"/>
+          <w:sz w:val="18"/>
+        </w:rPr>
+        <w:t xml:space="preserve">  </w:t>
       </w:r>
       <w:r>
         <w:rPr>
@@ -17467,6 +18092,7 @@
         </w:rPr>
         <w:t xml:space="preserve">  ·  </w:t>
       </w:r>
+      <w:proofErr w:type="gramStart"/>
       <w:r>
         <w:rPr>
           <w:color w:val="4B5563"/>
@@ -17479,7 +18105,23 @@
           <w:color w:val="4B5563"/>
           <w:sz w:val="18"/>
         </w:rPr>
-        <w:t xml:space="preserve">  |  14:37</w:t>
+        <w:t xml:space="preserve">  |</w:t>
+      </w:r>
+      <w:proofErr w:type="gramEnd"/>
+      <w:r>
+        <w:rPr>
+          <w:color w:val="4B5563"/>
+          <w:sz w:val="18"/>
+        </w:rPr>
+        <w:t xml:space="preserve">  </w:t>
+      </w:r>
+      <w:proofErr w:type="gramStart"/>
+      <w:r>
+        <w:rPr>
+          <w:color w:val="4B5563"/>
+          <w:sz w:val="18"/>
+        </w:rPr>
+        <w:t>14:37</w:t>
       </w:r>
       <w:r>
         <w:rPr>
@@ -17487,7 +18129,16 @@
           <w:color w:val="4B5563"/>
           <w:sz w:val="18"/>
         </w:rPr>
-        <w:t xml:space="preserve">  |  Windows </w:t>
+        <w:t xml:space="preserve">  |</w:t>
+      </w:r>
+      <w:proofErr w:type="gramEnd"/>
+      <w:r>
+        <w:rPr>
+          <w:i/>
+          <w:color w:val="4B5563"/>
+          <w:sz w:val="18"/>
+        </w:rPr>
+        <w:t xml:space="preserve">  Windows </w:t>
       </w:r>
       <w:r>
         <w:rPr>
@@ -17542,6 +18193,7 @@
         </w:rPr>
         <w:t xml:space="preserve">  ·  </w:t>
       </w:r>
+      <w:proofErr w:type="gramStart"/>
       <w:r>
         <w:rPr>
           <w:color w:val="4B5563"/>
@@ -17554,7 +18206,23 @@
           <w:color w:val="4B5563"/>
           <w:sz w:val="18"/>
         </w:rPr>
-        <w:t xml:space="preserve">  |  24:33:44</w:t>
+        <w:t xml:space="preserve">  |</w:t>
+      </w:r>
+      <w:proofErr w:type="gramEnd"/>
+      <w:r>
+        <w:rPr>
+          <w:color w:val="4B5563"/>
+          <w:sz w:val="18"/>
+        </w:rPr>
+        <w:t xml:space="preserve">  </w:t>
+      </w:r>
+      <w:proofErr w:type="gramStart"/>
+      <w:r>
+        <w:rPr>
+          <w:color w:val="4B5563"/>
+          <w:sz w:val="18"/>
+        </w:rPr>
+        <w:t>24:33:44</w:t>
       </w:r>
       <w:r>
         <w:rPr>
@@ -17562,7 +18230,16 @@
           <w:color w:val="4B5563"/>
           <w:sz w:val="18"/>
         </w:rPr>
-        <w:t xml:space="preserve">  |  </w:t>
+        <w:t xml:space="preserve">  |</w:t>
+      </w:r>
+      <w:proofErr w:type="gramEnd"/>
+      <w:r>
+        <w:rPr>
+          <w:i/>
+          <w:color w:val="4B5563"/>
+          <w:sz w:val="18"/>
+        </w:rPr>
+        <w:t xml:space="preserve">  </w:t>
       </w:r>
       <w:r>
         <w:rPr>
@@ -17632,12 +18309,29 @@
         </w:rPr>
         <w:t>嵌入式</w:t>
       </w:r>
-      <w:r>
-        <w:rPr>
-          <w:color w:val="4B5563"/>
-          <w:sz w:val="18"/>
-        </w:rPr>
-        <w:t>-  |  12:02:26</w:t>
+      <w:proofErr w:type="gramStart"/>
+      <w:r>
+        <w:rPr>
+          <w:color w:val="4B5563"/>
+          <w:sz w:val="18"/>
+        </w:rPr>
+        <w:t>-  |</w:t>
+      </w:r>
+      <w:proofErr w:type="gramEnd"/>
+      <w:r>
+        <w:rPr>
+          <w:color w:val="4B5563"/>
+          <w:sz w:val="18"/>
+        </w:rPr>
+        <w:t xml:space="preserve">  </w:t>
+      </w:r>
+      <w:proofErr w:type="gramStart"/>
+      <w:r>
+        <w:rPr>
+          <w:color w:val="4B5563"/>
+          <w:sz w:val="18"/>
+        </w:rPr>
+        <w:t>12:02:26</w:t>
       </w:r>
       <w:r>
         <w:rPr>
@@ -17645,7 +18339,16 @@
           <w:color w:val="4B5563"/>
           <w:sz w:val="18"/>
         </w:rPr>
-        <w:t xml:space="preserve">  |  RTOS </w:t>
+        <w:t xml:space="preserve">  |</w:t>
+      </w:r>
+      <w:proofErr w:type="gramEnd"/>
+      <w:r>
+        <w:rPr>
+          <w:i/>
+          <w:color w:val="4B5563"/>
+          <w:sz w:val="18"/>
+        </w:rPr>
+        <w:t xml:space="preserve">  RTOS </w:t>
       </w:r>
       <w:r>
         <w:rPr>
@@ -17752,12 +18455,29 @@
         </w:rPr>
         <w:t>电子</w:t>
       </w:r>
-      <w:r>
-        <w:rPr>
-          <w:color w:val="4B5563"/>
-          <w:sz w:val="18"/>
-        </w:rPr>
-        <w:t>online  |  21:07:59</w:t>
+      <w:proofErr w:type="gramStart"/>
+      <w:r>
+        <w:rPr>
+          <w:color w:val="4B5563"/>
+          <w:sz w:val="18"/>
+        </w:rPr>
+        <w:t>online  |</w:t>
+      </w:r>
+      <w:proofErr w:type="gramEnd"/>
+      <w:r>
+        <w:rPr>
+          <w:color w:val="4B5563"/>
+          <w:sz w:val="18"/>
+        </w:rPr>
+        <w:t xml:space="preserve">  </w:t>
+      </w:r>
+      <w:proofErr w:type="gramStart"/>
+      <w:r>
+        <w:rPr>
+          <w:color w:val="4B5563"/>
+          <w:sz w:val="18"/>
+        </w:rPr>
+        <w:t>21:07:59</w:t>
       </w:r>
       <w:r>
         <w:rPr>
@@ -17765,7 +18485,16 @@
           <w:color w:val="4B5563"/>
           <w:sz w:val="18"/>
         </w:rPr>
-        <w:t xml:space="preserve">  |  </w:t>
+        <w:t xml:space="preserve">  |</w:t>
+      </w:r>
+      <w:proofErr w:type="gramEnd"/>
+      <w:r>
+        <w:rPr>
+          <w:i/>
+          <w:color w:val="4B5563"/>
+          <w:sz w:val="18"/>
+        </w:rPr>
+        <w:t xml:space="preserve">  </w:t>
       </w:r>
       <w:r>
         <w:rPr>
@@ -17844,6 +18573,7 @@
         </w:rPr>
         <w:t xml:space="preserve">  ·  </w:t>
       </w:r>
+      <w:proofErr w:type="gramStart"/>
       <w:r>
         <w:rPr>
           <w:color w:val="4B5563"/>
@@ -17856,7 +18586,23 @@
           <w:color w:val="4B5563"/>
           <w:sz w:val="18"/>
         </w:rPr>
-        <w:t xml:space="preserve">  |  11:11:29</w:t>
+        <w:t xml:space="preserve">  |</w:t>
+      </w:r>
+      <w:proofErr w:type="gramEnd"/>
+      <w:r>
+        <w:rPr>
+          <w:color w:val="4B5563"/>
+          <w:sz w:val="18"/>
+        </w:rPr>
+        <w:t xml:space="preserve">  </w:t>
+      </w:r>
+      <w:proofErr w:type="gramStart"/>
+      <w:r>
+        <w:rPr>
+          <w:color w:val="4B5563"/>
+          <w:sz w:val="18"/>
+        </w:rPr>
+        <w:t>11:11:29</w:t>
       </w:r>
       <w:r>
         <w:rPr>
@@ -17864,7 +18610,16 @@
           <w:color w:val="4B5563"/>
           <w:sz w:val="18"/>
         </w:rPr>
-        <w:t xml:space="preserve">  |  STM32 </w:t>
+        <w:t xml:space="preserve">  |</w:t>
+      </w:r>
+      <w:proofErr w:type="gramEnd"/>
+      <w:r>
+        <w:rPr>
+          <w:i/>
+          <w:color w:val="4B5563"/>
+          <w:sz w:val="18"/>
+        </w:rPr>
+        <w:t xml:space="preserve">  STM32 </w:t>
       </w:r>
       <w:r>
         <w:rPr>
@@ -17919,6 +18674,7 @@
         </w:rPr>
         <w:t xml:space="preserve">  ·  </w:t>
       </w:r>
+      <w:proofErr w:type="gramStart"/>
       <w:r>
         <w:rPr>
           <w:color w:val="4B5563"/>
@@ -17931,7 +18687,23 @@
           <w:color w:val="4B5563"/>
           <w:sz w:val="18"/>
         </w:rPr>
-        <w:t xml:space="preserve">  |  2:01:46</w:t>
+        <w:t xml:space="preserve">  |</w:t>
+      </w:r>
+      <w:proofErr w:type="gramEnd"/>
+      <w:r>
+        <w:rPr>
+          <w:color w:val="4B5563"/>
+          <w:sz w:val="18"/>
+        </w:rPr>
+        <w:t xml:space="preserve">  </w:t>
+      </w:r>
+      <w:proofErr w:type="gramStart"/>
+      <w:r>
+        <w:rPr>
+          <w:color w:val="4B5563"/>
+          <w:sz w:val="18"/>
+        </w:rPr>
+        <w:t>2:01:46</w:t>
       </w:r>
       <w:r>
         <w:rPr>
@@ -17939,7 +18711,16 @@
           <w:color w:val="4B5563"/>
           <w:sz w:val="18"/>
         </w:rPr>
-        <w:t xml:space="preserve">  |  </w:t>
+        <w:t xml:space="preserve">  |</w:t>
+      </w:r>
+      <w:proofErr w:type="gramEnd"/>
+      <w:r>
+        <w:rPr>
+          <w:i/>
+          <w:color w:val="4B5563"/>
+          <w:sz w:val="18"/>
+        </w:rPr>
+        <w:t xml:space="preserve">  </w:t>
       </w:r>
       <w:r>
         <w:rPr>
@@ -17994,6 +18775,7 @@
         </w:rPr>
         <w:t xml:space="preserve">  ·  </w:t>
       </w:r>
+      <w:proofErr w:type="gramStart"/>
       <w:r>
         <w:rPr>
           <w:color w:val="4B5563"/>
@@ -18006,7 +18788,23 @@
           <w:color w:val="4B5563"/>
           <w:sz w:val="18"/>
         </w:rPr>
-        <w:t xml:space="preserve">  |  12:19:57</w:t>
+        <w:t xml:space="preserve">  |</w:t>
+      </w:r>
+      <w:proofErr w:type="gramEnd"/>
+      <w:r>
+        <w:rPr>
+          <w:color w:val="4B5563"/>
+          <w:sz w:val="18"/>
+        </w:rPr>
+        <w:t xml:space="preserve">  </w:t>
+      </w:r>
+      <w:proofErr w:type="gramStart"/>
+      <w:r>
+        <w:rPr>
+          <w:color w:val="4B5563"/>
+          <w:sz w:val="18"/>
+        </w:rPr>
+        <w:t>12:19:57</w:t>
       </w:r>
       <w:r>
         <w:rPr>
@@ -18014,7 +18812,16 @@
           <w:color w:val="4B5563"/>
           <w:sz w:val="18"/>
         </w:rPr>
-        <w:t xml:space="preserve">  |  </w:t>
+        <w:t xml:space="preserve">  |</w:t>
+      </w:r>
+      <w:proofErr w:type="gramEnd"/>
+      <w:r>
+        <w:rPr>
+          <w:i/>
+          <w:color w:val="4B5563"/>
+          <w:sz w:val="18"/>
+        </w:rPr>
+        <w:t xml:space="preserve">  </w:t>
       </w:r>
       <w:r>
         <w:rPr>
@@ -18101,6 +18908,7 @@
         </w:rPr>
         <w:t xml:space="preserve">  ·  </w:t>
       </w:r>
+      <w:proofErr w:type="gramStart"/>
       <w:r>
         <w:rPr>
           <w:color w:val="4B5563"/>
@@ -18113,7 +18921,23 @@
           <w:color w:val="4B5563"/>
           <w:sz w:val="18"/>
         </w:rPr>
-        <w:t xml:space="preserve">  |  19:44:16</w:t>
+        <w:t xml:space="preserve">  |</w:t>
+      </w:r>
+      <w:proofErr w:type="gramEnd"/>
+      <w:r>
+        <w:rPr>
+          <w:color w:val="4B5563"/>
+          <w:sz w:val="18"/>
+        </w:rPr>
+        <w:t xml:space="preserve">  19:44:</w:t>
+      </w:r>
+      <w:proofErr w:type="gramStart"/>
+      <w:r>
+        <w:rPr>
+          <w:color w:val="4B5563"/>
+          <w:sz w:val="18"/>
+        </w:rPr>
+        <w:t>16</w:t>
       </w:r>
       <w:r>
         <w:rPr>
@@ -18121,7 +18945,16 @@
           <w:color w:val="4B5563"/>
           <w:sz w:val="18"/>
         </w:rPr>
-        <w:t xml:space="preserve">  |  </w:t>
+        <w:t xml:space="preserve">  |</w:t>
+      </w:r>
+      <w:proofErr w:type="gramEnd"/>
+      <w:r>
+        <w:rPr>
+          <w:i/>
+          <w:color w:val="4B5563"/>
+          <w:sz w:val="18"/>
+        </w:rPr>
+        <w:t xml:space="preserve">  </w:t>
       </w:r>
       <w:r>
         <w:rPr>
@@ -18254,7 +19087,31 @@
           <w:color w:val="4B5563"/>
           <w:sz w:val="18"/>
         </w:rPr>
-        <w:t>-H2O  |  44:29</w:t>
+        <w:t>-</w:t>
+      </w:r>
+      <w:proofErr w:type="gramStart"/>
+      <w:r>
+        <w:rPr>
+          <w:color w:val="4B5563"/>
+          <w:sz w:val="18"/>
+        </w:rPr>
+        <w:t>H2O  |</w:t>
+      </w:r>
+      <w:proofErr w:type="gramEnd"/>
+      <w:r>
+        <w:rPr>
+          <w:color w:val="4B5563"/>
+          <w:sz w:val="18"/>
+        </w:rPr>
+        <w:t xml:space="preserve">  </w:t>
+      </w:r>
+      <w:proofErr w:type="gramStart"/>
+      <w:r>
+        <w:rPr>
+          <w:color w:val="4B5563"/>
+          <w:sz w:val="18"/>
+        </w:rPr>
+        <w:t>44:29</w:t>
       </w:r>
       <w:r>
         <w:rPr>
@@ -18262,7 +19119,16 @@
           <w:color w:val="4B5563"/>
           <w:sz w:val="18"/>
         </w:rPr>
-        <w:t xml:space="preserve">  |  </w:t>
+        <w:t xml:space="preserve">  |</w:t>
+      </w:r>
+      <w:proofErr w:type="gramEnd"/>
+      <w:r>
+        <w:rPr>
+          <w:i/>
+          <w:color w:val="4B5563"/>
+          <w:sz w:val="18"/>
+        </w:rPr>
+        <w:t xml:space="preserve">  </w:t>
       </w:r>
       <w:r>
         <w:rPr>
@@ -18317,6 +19183,7 @@
         </w:rPr>
         <w:t xml:space="preserve">  ·  CPP</w:t>
       </w:r>
+      <w:proofErr w:type="gramStart"/>
       <w:r>
         <w:rPr>
           <w:color w:val="4B5563"/>
@@ -18329,7 +19196,23 @@
           <w:color w:val="4B5563"/>
           <w:sz w:val="18"/>
         </w:rPr>
-        <w:t xml:space="preserve">  |  43:31:10</w:t>
+        <w:t xml:space="preserve">  |</w:t>
+      </w:r>
+      <w:proofErr w:type="gramEnd"/>
+      <w:r>
+        <w:rPr>
+          <w:color w:val="4B5563"/>
+          <w:sz w:val="18"/>
+        </w:rPr>
+        <w:t xml:space="preserve">  </w:t>
+      </w:r>
+      <w:proofErr w:type="gramStart"/>
+      <w:r>
+        <w:rPr>
+          <w:color w:val="4B5563"/>
+          <w:sz w:val="18"/>
+        </w:rPr>
+        <w:t>43:31:10</w:t>
       </w:r>
       <w:r>
         <w:rPr>
@@ -18337,23 +19220,42 @@
           <w:color w:val="4B5563"/>
           <w:sz w:val="18"/>
         </w:rPr>
-        <w:t xml:space="preserve">  |  socket</w:t>
-      </w:r>
+        <w:t xml:space="preserve">  |</w:t>
+      </w:r>
+      <w:proofErr w:type="gramEnd"/>
       <w:r>
         <w:rPr>
           <w:i/>
           <w:color w:val="4B5563"/>
           <w:sz w:val="18"/>
         </w:rPr>
+        <w:t xml:space="preserve">  socket</w:t>
+      </w:r>
+      <w:r>
+        <w:rPr>
+          <w:i/>
+          <w:color w:val="4B5563"/>
+          <w:sz w:val="18"/>
+        </w:rPr>
         <w:t>、</w:t>
       </w:r>
+      <w:proofErr w:type="spellStart"/>
       <w:r>
         <w:rPr>
           <w:i/>
           <w:color w:val="4B5563"/>
           <w:sz w:val="18"/>
         </w:rPr>
-        <w:t xml:space="preserve">epoll </w:t>
+        <w:t>epoll</w:t>
+      </w:r>
+      <w:proofErr w:type="spellEnd"/>
+      <w:r>
+        <w:rPr>
+          <w:i/>
+          <w:color w:val="4B5563"/>
+          <w:sz w:val="18"/>
+        </w:rPr>
+        <w:t xml:space="preserve"> </w:t>
       </w:r>
       <w:r>
         <w:rPr>
@@ -18424,6 +19326,7 @@
         </w:rPr>
         <w:t xml:space="preserve">  ·  </w:t>
       </w:r>
+      <w:proofErr w:type="gramStart"/>
       <w:r>
         <w:rPr>
           <w:color w:val="4B5563"/>
@@ -18436,7 +19339,23 @@
           <w:color w:val="4B5563"/>
           <w:sz w:val="18"/>
         </w:rPr>
-        <w:t xml:space="preserve">  |  28:02:56</w:t>
+        <w:t xml:space="preserve">  |</w:t>
+      </w:r>
+      <w:proofErr w:type="gramEnd"/>
+      <w:r>
+        <w:rPr>
+          <w:color w:val="4B5563"/>
+          <w:sz w:val="18"/>
+        </w:rPr>
+        <w:t xml:space="preserve">  </w:t>
+      </w:r>
+      <w:proofErr w:type="gramStart"/>
+      <w:r>
+        <w:rPr>
+          <w:color w:val="4B5563"/>
+          <w:sz w:val="18"/>
+        </w:rPr>
+        <w:t>28:02:56</w:t>
       </w:r>
       <w:r>
         <w:rPr>
@@ -18444,7 +19363,16 @@
           <w:color w:val="4B5563"/>
           <w:sz w:val="18"/>
         </w:rPr>
-        <w:t xml:space="preserve">  |  </w:t>
+        <w:t xml:space="preserve">  |</w:t>
+      </w:r>
+      <w:proofErr w:type="gramEnd"/>
+      <w:r>
+        <w:rPr>
+          <w:i/>
+          <w:color w:val="4B5563"/>
+          <w:sz w:val="18"/>
+        </w:rPr>
+        <w:t xml:space="preserve">  </w:t>
       </w:r>
       <w:r>
         <w:rPr>
@@ -18516,6 +19444,7 @@
         </w:rPr>
         <w:t xml:space="preserve">  ·  </w:t>
       </w:r>
+      <w:proofErr w:type="gramStart"/>
       <w:r>
         <w:rPr>
           <w:color w:val="4B5563"/>
@@ -18528,7 +19457,23 @@
           <w:color w:val="4B5563"/>
           <w:sz w:val="18"/>
         </w:rPr>
-        <w:t xml:space="preserve">  |  12:28:24</w:t>
+        <w:t xml:space="preserve">  |</w:t>
+      </w:r>
+      <w:proofErr w:type="gramEnd"/>
+      <w:r>
+        <w:rPr>
+          <w:color w:val="4B5563"/>
+          <w:sz w:val="18"/>
+        </w:rPr>
+        <w:t xml:space="preserve">  </w:t>
+      </w:r>
+      <w:proofErr w:type="gramStart"/>
+      <w:r>
+        <w:rPr>
+          <w:color w:val="4B5563"/>
+          <w:sz w:val="18"/>
+        </w:rPr>
+        <w:t>12:28:24</w:t>
       </w:r>
       <w:r>
         <w:rPr>
@@ -18536,7 +19481,16 @@
           <w:color w:val="4B5563"/>
           <w:sz w:val="18"/>
         </w:rPr>
-        <w:t xml:space="preserve">  |  </w:t>
+        <w:t xml:space="preserve">  |</w:t>
+      </w:r>
+      <w:proofErr w:type="gramEnd"/>
+      <w:r>
+        <w:rPr>
+          <w:i/>
+          <w:color w:val="4B5563"/>
+          <w:sz w:val="18"/>
+        </w:rPr>
+        <w:t xml:space="preserve">  </w:t>
       </w:r>
       <w:r>
         <w:rPr>
@@ -18596,7 +19550,23 @@
           <w:color w:val="000000"/>
           <w:sz w:val="21"/>
         </w:rPr>
-        <w:t xml:space="preserve"> Vivado/Verilog</w:t>
+        <w:t xml:space="preserve"> </w:t>
+      </w:r>
+      <w:proofErr w:type="spellStart"/>
+      <w:r>
+        <w:rPr>
+          <w:color w:val="000000"/>
+          <w:sz w:val="21"/>
+        </w:rPr>
+        <w:t>Vivado</w:t>
+      </w:r>
+      <w:proofErr w:type="spellEnd"/>
+      <w:r>
+        <w:rPr>
+          <w:color w:val="000000"/>
+          <w:sz w:val="21"/>
+        </w:rPr>
+        <w:t>/Verilog</w:t>
       </w:r>
       <w:r>
         <w:rPr>
@@ -18678,7 +19648,40 @@
           <w:color w:val="4B5563"/>
           <w:sz w:val="18"/>
         </w:rPr>
-        <w:t xml:space="preserve">  ·  ICShen  |  11:56:12</w:t>
+        <w:t xml:space="preserve">  ·  </w:t>
+      </w:r>
+      <w:proofErr w:type="spellStart"/>
+      <w:proofErr w:type="gramStart"/>
+      <w:r>
+        <w:rPr>
+          <w:color w:val="4B5563"/>
+          <w:sz w:val="18"/>
+        </w:rPr>
+        <w:t>ICShen</w:t>
+      </w:r>
+      <w:proofErr w:type="spellEnd"/>
+      <w:r>
+        <w:rPr>
+          <w:color w:val="4B5563"/>
+          <w:sz w:val="18"/>
+        </w:rPr>
+        <w:t xml:space="preserve">  |</w:t>
+      </w:r>
+      <w:proofErr w:type="gramEnd"/>
+      <w:r>
+        <w:rPr>
+          <w:color w:val="4B5563"/>
+          <w:sz w:val="18"/>
+        </w:rPr>
+        <w:t xml:space="preserve">  </w:t>
+      </w:r>
+      <w:proofErr w:type="gramStart"/>
+      <w:r>
+        <w:rPr>
+          <w:color w:val="4B5563"/>
+          <w:sz w:val="18"/>
+        </w:rPr>
+        <w:t>11:56:12</w:t>
       </w:r>
       <w:r>
         <w:rPr>
@@ -18686,7 +19689,34 @@
           <w:color w:val="4B5563"/>
           <w:sz w:val="18"/>
         </w:rPr>
-        <w:t xml:space="preserve">  |  Vivado </w:t>
+        <w:t xml:space="preserve">  |</w:t>
+      </w:r>
+      <w:proofErr w:type="gramEnd"/>
+      <w:r>
+        <w:rPr>
+          <w:i/>
+          <w:color w:val="4B5563"/>
+          <w:sz w:val="18"/>
+        </w:rPr>
+        <w:t xml:space="preserve">  </w:t>
+      </w:r>
+      <w:proofErr w:type="spellStart"/>
+      <w:r>
+        <w:rPr>
+          <w:i/>
+          <w:color w:val="4B5563"/>
+          <w:sz w:val="18"/>
+        </w:rPr>
+        <w:t>Vivado</w:t>
+      </w:r>
+      <w:proofErr w:type="spellEnd"/>
+      <w:r>
+        <w:rPr>
+          <w:i/>
+          <w:color w:val="4B5563"/>
+          <w:sz w:val="18"/>
+        </w:rPr>
+        <w:t xml:space="preserve"> </w:t>
       </w:r>
       <w:r>
         <w:rPr>
@@ -18749,6 +19779,7 @@
         </w:rPr>
         <w:t xml:space="preserve">  ·  </w:t>
       </w:r>
+      <w:proofErr w:type="gramStart"/>
       <w:r>
         <w:rPr>
           <w:color w:val="4B5563"/>
@@ -18761,7 +19792,23 @@
           <w:color w:val="4B5563"/>
           <w:sz w:val="18"/>
         </w:rPr>
-        <w:t xml:space="preserve">  |  46:59:35</w:t>
+        <w:t xml:space="preserve">  |</w:t>
+      </w:r>
+      <w:proofErr w:type="gramEnd"/>
+      <w:r>
+        <w:rPr>
+          <w:color w:val="4B5563"/>
+          <w:sz w:val="18"/>
+        </w:rPr>
+        <w:t xml:space="preserve">  </w:t>
+      </w:r>
+      <w:proofErr w:type="gramStart"/>
+      <w:r>
+        <w:rPr>
+          <w:color w:val="4B5563"/>
+          <w:sz w:val="18"/>
+        </w:rPr>
+        <w:t>46:59:35</w:t>
       </w:r>
       <w:r>
         <w:rPr>
@@ -18769,7 +19816,16 @@
           <w:color w:val="4B5563"/>
           <w:sz w:val="18"/>
         </w:rPr>
-        <w:t xml:space="preserve">  |  PL </w:t>
+        <w:t xml:space="preserve">  |</w:t>
+      </w:r>
+      <w:proofErr w:type="gramEnd"/>
+      <w:r>
+        <w:rPr>
+          <w:i/>
+          <w:color w:val="4B5563"/>
+          <w:sz w:val="18"/>
+        </w:rPr>
+        <w:t xml:space="preserve">  PL </w:t>
       </w:r>
       <w:r>
         <w:rPr>
@@ -18832,6 +19888,7 @@
         </w:rPr>
         <w:t xml:space="preserve">  ·  </w:t>
       </w:r>
+      <w:proofErr w:type="gramStart"/>
       <w:r>
         <w:rPr>
           <w:color w:val="4B5563"/>
@@ -18844,7 +19901,23 @@
           <w:color w:val="4B5563"/>
           <w:sz w:val="18"/>
         </w:rPr>
-        <w:t xml:space="preserve">  |  41:14:02</w:t>
+        <w:t xml:space="preserve">  |</w:t>
+      </w:r>
+      <w:proofErr w:type="gramEnd"/>
+      <w:r>
+        <w:rPr>
+          <w:color w:val="4B5563"/>
+          <w:sz w:val="18"/>
+        </w:rPr>
+        <w:t xml:space="preserve">  </w:t>
+      </w:r>
+      <w:proofErr w:type="gramStart"/>
+      <w:r>
+        <w:rPr>
+          <w:color w:val="4B5563"/>
+          <w:sz w:val="18"/>
+        </w:rPr>
+        <w:t>41:14:02</w:t>
       </w:r>
       <w:r>
         <w:rPr>
@@ -18852,7 +19925,16 @@
           <w:color w:val="4B5563"/>
           <w:sz w:val="18"/>
         </w:rPr>
-        <w:t xml:space="preserve">  |  PS</w:t>
+        <w:t xml:space="preserve">  |</w:t>
+      </w:r>
+      <w:proofErr w:type="gramEnd"/>
+      <w:r>
+        <w:rPr>
+          <w:i/>
+          <w:color w:val="4B5563"/>
+          <w:sz w:val="18"/>
+        </w:rPr>
+        <w:t xml:space="preserve">  PS</w:t>
       </w:r>
       <w:r>
         <w:rPr>
@@ -18938,12 +20020,29 @@
         </w:rPr>
         <w:t>小梅哥</w:t>
       </w:r>
-      <w:r>
-        <w:rPr>
-          <w:color w:val="4B5563"/>
-          <w:sz w:val="18"/>
-        </w:rPr>
-        <w:t>FPGA  |  48:37:01</w:t>
+      <w:proofErr w:type="gramStart"/>
+      <w:r>
+        <w:rPr>
+          <w:color w:val="4B5563"/>
+          <w:sz w:val="18"/>
+        </w:rPr>
+        <w:t>FPGA  |</w:t>
+      </w:r>
+      <w:proofErr w:type="gramEnd"/>
+      <w:r>
+        <w:rPr>
+          <w:color w:val="4B5563"/>
+          <w:sz w:val="18"/>
+        </w:rPr>
+        <w:t xml:space="preserve">  </w:t>
+      </w:r>
+      <w:proofErr w:type="gramStart"/>
+      <w:r>
+        <w:rPr>
+          <w:color w:val="4B5563"/>
+          <w:sz w:val="18"/>
+        </w:rPr>
+        <w:t>48:37:01</w:t>
       </w:r>
       <w:r>
         <w:rPr>
@@ -18951,7 +20050,16 @@
           <w:color w:val="4B5563"/>
           <w:sz w:val="18"/>
         </w:rPr>
-        <w:t xml:space="preserve">  |  Verilog </w:t>
+        <w:t xml:space="preserve">  |</w:t>
+      </w:r>
+      <w:proofErr w:type="gramEnd"/>
+      <w:r>
+        <w:rPr>
+          <w:i/>
+          <w:color w:val="4B5563"/>
+          <w:sz w:val="18"/>
+        </w:rPr>
+        <w:t xml:space="preserve">  Verilog </w:t>
       </w:r>
       <w:r>
         <w:rPr>
@@ -19021,12 +20129,29 @@
         </w:rPr>
         <w:t>学习使我快乐</w:t>
       </w:r>
-      <w:r>
-        <w:rPr>
-          <w:color w:val="4B5563"/>
-          <w:sz w:val="18"/>
-        </w:rPr>
-        <w:t>100  |  1:35:02</w:t>
+      <w:proofErr w:type="gramStart"/>
+      <w:r>
+        <w:rPr>
+          <w:color w:val="4B5563"/>
+          <w:sz w:val="18"/>
+        </w:rPr>
+        <w:t>100  |</w:t>
+      </w:r>
+      <w:proofErr w:type="gramEnd"/>
+      <w:r>
+        <w:rPr>
+          <w:color w:val="4B5563"/>
+          <w:sz w:val="18"/>
+        </w:rPr>
+        <w:t xml:space="preserve">  </w:t>
+      </w:r>
+      <w:proofErr w:type="gramStart"/>
+      <w:r>
+        <w:rPr>
+          <w:color w:val="4B5563"/>
+          <w:sz w:val="18"/>
+        </w:rPr>
+        <w:t>1:35:02</w:t>
       </w:r>
       <w:r>
         <w:rPr>
@@ -19034,7 +20159,16 @@
           <w:color w:val="4B5563"/>
           <w:sz w:val="18"/>
         </w:rPr>
-        <w:t xml:space="preserve">  |  </w:t>
+        <w:t xml:space="preserve">  |</w:t>
+      </w:r>
+      <w:proofErr w:type="gramEnd"/>
+      <w:r>
+        <w:rPr>
+          <w:i/>
+          <w:color w:val="4B5563"/>
+          <w:sz w:val="18"/>
+        </w:rPr>
+        <w:t xml:space="preserve">  </w:t>
       </w:r>
       <w:r>
         <w:rPr>
@@ -19113,6 +20247,7 @@
         </w:rPr>
         <w:t xml:space="preserve">  ·  </w:t>
       </w:r>
+      <w:proofErr w:type="gramStart"/>
       <w:r>
         <w:rPr>
           <w:color w:val="4B5563"/>
@@ -19125,7 +20260,23 @@
           <w:color w:val="4B5563"/>
           <w:sz w:val="18"/>
         </w:rPr>
-        <w:t xml:space="preserve">  |  4:52:07</w:t>
+        <w:t xml:space="preserve">  |</w:t>
+      </w:r>
+      <w:proofErr w:type="gramEnd"/>
+      <w:r>
+        <w:rPr>
+          <w:color w:val="4B5563"/>
+          <w:sz w:val="18"/>
+        </w:rPr>
+        <w:t xml:space="preserve">  </w:t>
+      </w:r>
+      <w:proofErr w:type="gramStart"/>
+      <w:r>
+        <w:rPr>
+          <w:color w:val="4B5563"/>
+          <w:sz w:val="18"/>
+        </w:rPr>
+        <w:t>4:52:07</w:t>
       </w:r>
       <w:r>
         <w:rPr>
@@ -19133,7 +20284,16 @@
           <w:color w:val="4B5563"/>
           <w:sz w:val="18"/>
         </w:rPr>
-        <w:t xml:space="preserve">  |  C/C++ </w:t>
+        <w:t xml:space="preserve">  |</w:t>
+      </w:r>
+      <w:proofErr w:type="gramEnd"/>
+      <w:r>
+        <w:rPr>
+          <w:i/>
+          <w:color w:val="4B5563"/>
+          <w:sz w:val="18"/>
+        </w:rPr>
+        <w:t xml:space="preserve">  C/C++ </w:t>
       </w:r>
       <w:r>
         <w:rPr>
@@ -19195,12 +20355,29 @@
         </w:rPr>
         <w:t>开源骚客</w:t>
       </w:r>
-      <w:r>
-        <w:rPr>
-          <w:color w:val="4B5563"/>
-          <w:sz w:val="18"/>
-        </w:rPr>
-        <w:t>FPGA  |  11:40:39</w:t>
+      <w:proofErr w:type="gramStart"/>
+      <w:r>
+        <w:rPr>
+          <w:color w:val="4B5563"/>
+          <w:sz w:val="18"/>
+        </w:rPr>
+        <w:t>FPGA  |</w:t>
+      </w:r>
+      <w:proofErr w:type="gramEnd"/>
+      <w:r>
+        <w:rPr>
+          <w:color w:val="4B5563"/>
+          <w:sz w:val="18"/>
+        </w:rPr>
+        <w:t xml:space="preserve">  </w:t>
+      </w:r>
+      <w:proofErr w:type="gramStart"/>
+      <w:r>
+        <w:rPr>
+          <w:color w:val="4B5563"/>
+          <w:sz w:val="18"/>
+        </w:rPr>
+        <w:t>11:40:39</w:t>
       </w:r>
       <w:r>
         <w:rPr>
@@ -19208,7 +20385,16 @@
           <w:color w:val="4B5563"/>
           <w:sz w:val="18"/>
         </w:rPr>
-        <w:t xml:space="preserve">  |  </w:t>
+        <w:t xml:space="preserve">  |</w:t>
+      </w:r>
+      <w:proofErr w:type="gramEnd"/>
+      <w:r>
+        <w:rPr>
+          <w:i/>
+          <w:color w:val="4B5563"/>
+          <w:sz w:val="18"/>
+        </w:rPr>
+        <w:t xml:space="preserve">  </w:t>
       </w:r>
       <w:r>
         <w:rPr>
@@ -19295,6 +20481,7 @@
         </w:rPr>
         <w:t xml:space="preserve">  ·  FPGA</w:t>
       </w:r>
+      <w:proofErr w:type="gramStart"/>
       <w:r>
         <w:rPr>
           <w:color w:val="4B5563"/>
@@ -19307,7 +20494,23 @@
           <w:color w:val="4B5563"/>
           <w:sz w:val="18"/>
         </w:rPr>
-        <w:t xml:space="preserve">  |  2:17:22</w:t>
+        <w:t xml:space="preserve">  |</w:t>
+      </w:r>
+      <w:proofErr w:type="gramEnd"/>
+      <w:r>
+        <w:rPr>
+          <w:color w:val="4B5563"/>
+          <w:sz w:val="18"/>
+        </w:rPr>
+        <w:t xml:space="preserve">  </w:t>
+      </w:r>
+      <w:proofErr w:type="gramStart"/>
+      <w:r>
+        <w:rPr>
+          <w:color w:val="4B5563"/>
+          <w:sz w:val="18"/>
+        </w:rPr>
+        <w:t>2:17:22</w:t>
       </w:r>
       <w:r>
         <w:rPr>
@@ -19315,7 +20518,16 @@
           <w:color w:val="4B5563"/>
           <w:sz w:val="18"/>
         </w:rPr>
-        <w:t xml:space="preserve">  |  PS-PL </w:t>
+        <w:t xml:space="preserve">  |</w:t>
+      </w:r>
+      <w:proofErr w:type="gramEnd"/>
+      <w:r>
+        <w:rPr>
+          <w:i/>
+          <w:color w:val="4B5563"/>
+          <w:sz w:val="18"/>
+        </w:rPr>
+        <w:t xml:space="preserve">  PS-PL </w:t>
       </w:r>
       <w:r>
         <w:rPr>
@@ -19383,8 +20595,17 @@
           <w:color w:val="000000"/>
           <w:sz w:val="21"/>
         </w:rPr>
-        <w:t xml:space="preserve"> PyTorch</w:t>
-      </w:r>
+        <w:t xml:space="preserve"> </w:t>
+      </w:r>
+      <w:proofErr w:type="spellStart"/>
+      <w:r>
+        <w:rPr>
+          <w:color w:val="000000"/>
+          <w:sz w:val="21"/>
+        </w:rPr>
+        <w:t>PyTorch</w:t>
+      </w:r>
+      <w:proofErr w:type="spellEnd"/>
       <w:r>
         <w:rPr>
           <w:color w:val="000000"/>
@@ -19539,6 +20760,7 @@
         </w:rPr>
         <w:t>C-</w:t>
       </w:r>
+      <w:proofErr w:type="gramStart"/>
       <w:r>
         <w:rPr>
           <w:color w:val="4B5563"/>
@@ -19551,7 +20773,23 @@
           <w:color w:val="4B5563"/>
           <w:sz w:val="18"/>
         </w:rPr>
-        <w:t xml:space="preserve">  |  17:35:28</w:t>
+        <w:t xml:space="preserve">  |</w:t>
+      </w:r>
+      <w:proofErr w:type="gramEnd"/>
+      <w:r>
+        <w:rPr>
+          <w:color w:val="4B5563"/>
+          <w:sz w:val="18"/>
+        </w:rPr>
+        <w:t xml:space="preserve">  </w:t>
+      </w:r>
+      <w:proofErr w:type="gramStart"/>
+      <w:r>
+        <w:rPr>
+          <w:color w:val="4B5563"/>
+          <w:sz w:val="18"/>
+        </w:rPr>
+        <w:t>17:35:28</w:t>
       </w:r>
       <w:r>
         <w:rPr>
@@ -19559,7 +20797,16 @@
           <w:color w:val="4B5563"/>
           <w:sz w:val="18"/>
         </w:rPr>
-        <w:t xml:space="preserve">  |  Python </w:t>
+        <w:t xml:space="preserve">  |</w:t>
+      </w:r>
+      <w:proofErr w:type="gramEnd"/>
+      <w:r>
+        <w:rPr>
+          <w:i/>
+          <w:color w:val="4B5563"/>
+          <w:sz w:val="18"/>
+        </w:rPr>
+        <w:t xml:space="preserve">  Python </w:t>
       </w:r>
       <w:r>
         <w:rPr>
@@ -19614,6 +20861,7 @@
         </w:rPr>
         <w:t xml:space="preserve">  ·  </w:t>
       </w:r>
+      <w:proofErr w:type="gramStart"/>
       <w:r>
         <w:rPr>
           <w:color w:val="4B5563"/>
@@ -19626,7 +20874,23 @@
           <w:color w:val="4B5563"/>
           <w:sz w:val="18"/>
         </w:rPr>
-        <w:t xml:space="preserve">  |  9:50:38</w:t>
+        <w:t xml:space="preserve">  |</w:t>
+      </w:r>
+      <w:proofErr w:type="gramEnd"/>
+      <w:r>
+        <w:rPr>
+          <w:color w:val="4B5563"/>
+          <w:sz w:val="18"/>
+        </w:rPr>
+        <w:t xml:space="preserve">  </w:t>
+      </w:r>
+      <w:proofErr w:type="gramStart"/>
+      <w:r>
+        <w:rPr>
+          <w:color w:val="4B5563"/>
+          <w:sz w:val="18"/>
+        </w:rPr>
+        <w:t>9:50:38</w:t>
       </w:r>
       <w:r>
         <w:rPr>
@@ -19634,7 +20898,16 @@
           <w:color w:val="4B5563"/>
           <w:sz w:val="18"/>
         </w:rPr>
-        <w:t xml:space="preserve">  |  </w:t>
+        <w:t xml:space="preserve">  |</w:t>
+      </w:r>
+      <w:proofErr w:type="gramEnd"/>
+      <w:r>
+        <w:rPr>
+          <w:i/>
+          <w:color w:val="4B5563"/>
+          <w:sz w:val="18"/>
+        </w:rPr>
+        <w:t xml:space="preserve">  </w:t>
       </w:r>
       <w:r>
         <w:rPr>
@@ -19689,6 +20962,7 @@
         </w:rPr>
         <w:t xml:space="preserve">  ·  </w:t>
       </w:r>
+      <w:proofErr w:type="gramStart"/>
       <w:r>
         <w:rPr>
           <w:color w:val="4B5563"/>
@@ -19701,7 +20975,23 @@
           <w:color w:val="4B5563"/>
           <w:sz w:val="18"/>
         </w:rPr>
-        <w:t xml:space="preserve">  |  4:47:31</w:t>
+        <w:t xml:space="preserve">  |</w:t>
+      </w:r>
+      <w:proofErr w:type="gramEnd"/>
+      <w:r>
+        <w:rPr>
+          <w:color w:val="4B5563"/>
+          <w:sz w:val="18"/>
+        </w:rPr>
+        <w:t xml:space="preserve">  </w:t>
+      </w:r>
+      <w:proofErr w:type="gramStart"/>
+      <w:r>
+        <w:rPr>
+          <w:color w:val="4B5563"/>
+          <w:sz w:val="18"/>
+        </w:rPr>
+        <w:t>4:47:31</w:t>
       </w:r>
       <w:r>
         <w:rPr>
@@ -19709,7 +20999,16 @@
           <w:color w:val="4B5563"/>
           <w:sz w:val="18"/>
         </w:rPr>
-        <w:t xml:space="preserve">  |  GPU </w:t>
+        <w:t xml:space="preserve">  |</w:t>
+      </w:r>
+      <w:proofErr w:type="gramEnd"/>
+      <w:r>
+        <w:rPr>
+          <w:i/>
+          <w:color w:val="4B5563"/>
+          <w:sz w:val="18"/>
+        </w:rPr>
+        <w:t xml:space="preserve">  GPU </w:t>
       </w:r>
       <w:r>
         <w:rPr>
@@ -19788,6 +21087,7 @@
         </w:rPr>
         <w:t xml:space="preserve">  ·  </w:t>
       </w:r>
+      <w:proofErr w:type="gramStart"/>
       <w:r>
         <w:rPr>
           <w:color w:val="4B5563"/>
@@ -19800,7 +21100,23 @@
           <w:color w:val="4B5563"/>
           <w:sz w:val="18"/>
         </w:rPr>
-        <w:t xml:space="preserve">  |  10:01:22</w:t>
+        <w:t xml:space="preserve">  |</w:t>
+      </w:r>
+      <w:proofErr w:type="gramEnd"/>
+      <w:r>
+        <w:rPr>
+          <w:color w:val="4B5563"/>
+          <w:sz w:val="18"/>
+        </w:rPr>
+        <w:t xml:space="preserve">  </w:t>
+      </w:r>
+      <w:proofErr w:type="gramStart"/>
+      <w:r>
+        <w:rPr>
+          <w:color w:val="4B5563"/>
+          <w:sz w:val="18"/>
+        </w:rPr>
+        <w:t>10:01:22</w:t>
       </w:r>
       <w:r>
         <w:rPr>
@@ -19808,7 +21124,16 @@
           <w:color w:val="4B5563"/>
           <w:sz w:val="18"/>
         </w:rPr>
-        <w:t xml:space="preserve">  |  AI </w:t>
+        <w:t xml:space="preserve">  |</w:t>
+      </w:r>
+      <w:proofErr w:type="gramEnd"/>
+      <w:r>
+        <w:rPr>
+          <w:i/>
+          <w:color w:val="4B5563"/>
+          <w:sz w:val="18"/>
+        </w:rPr>
+        <w:t xml:space="preserve">  AI </w:t>
       </w:r>
       <w:r>
         <w:rPr>
@@ -19903,6 +21228,7 @@
         </w:rPr>
         <w:t xml:space="preserve">  ·  </w:t>
       </w:r>
+      <w:proofErr w:type="gramStart"/>
       <w:r>
         <w:rPr>
           <w:color w:val="4B5563"/>
@@ -19915,7 +21241,23 @@
           <w:color w:val="4B5563"/>
           <w:sz w:val="18"/>
         </w:rPr>
-        <w:t xml:space="preserve">  |  15:31:31</w:t>
+        <w:t xml:space="preserve">  |</w:t>
+      </w:r>
+      <w:proofErr w:type="gramEnd"/>
+      <w:r>
+        <w:rPr>
+          <w:color w:val="4B5563"/>
+          <w:sz w:val="18"/>
+        </w:rPr>
+        <w:t xml:space="preserve">  </w:t>
+      </w:r>
+      <w:proofErr w:type="gramStart"/>
+      <w:r>
+        <w:rPr>
+          <w:color w:val="4B5563"/>
+          <w:sz w:val="18"/>
+        </w:rPr>
+        <w:t>15:31:31</w:t>
       </w:r>
       <w:r>
         <w:rPr>
@@ -19923,7 +21265,16 @@
           <w:color w:val="4B5563"/>
           <w:sz w:val="18"/>
         </w:rPr>
-        <w:t xml:space="preserve">  |  RAG </w:t>
+        <w:t xml:space="preserve">  |</w:t>
+      </w:r>
+      <w:proofErr w:type="gramEnd"/>
+      <w:r>
+        <w:rPr>
+          <w:i/>
+          <w:color w:val="4B5563"/>
+          <w:sz w:val="18"/>
+        </w:rPr>
+        <w:t xml:space="preserve">  RAG </w:t>
       </w:r>
       <w:r>
         <w:rPr>
@@ -19994,6 +21345,7 @@
         </w:rPr>
         <w:t xml:space="preserve">  ·  </w:t>
       </w:r>
+      <w:proofErr w:type="gramStart"/>
       <w:r>
         <w:rPr>
           <w:color w:val="4B5563"/>
@@ -20006,7 +21358,23 @@
           <w:color w:val="4B5563"/>
           <w:sz w:val="18"/>
         </w:rPr>
-        <w:t xml:space="preserve">  |  27:06</w:t>
+        <w:t xml:space="preserve">  |</w:t>
+      </w:r>
+      <w:proofErr w:type="gramEnd"/>
+      <w:r>
+        <w:rPr>
+          <w:color w:val="4B5563"/>
+          <w:sz w:val="18"/>
+        </w:rPr>
+        <w:t xml:space="preserve">  </w:t>
+      </w:r>
+      <w:proofErr w:type="gramStart"/>
+      <w:r>
+        <w:rPr>
+          <w:color w:val="4B5563"/>
+          <w:sz w:val="18"/>
+        </w:rPr>
+        <w:t>27:06</w:t>
       </w:r>
       <w:r>
         <w:rPr>
@@ -20014,7 +21382,16 @@
           <w:color w:val="4B5563"/>
           <w:sz w:val="18"/>
         </w:rPr>
-        <w:t xml:space="preserve">  |  MCP </w:t>
+        <w:t xml:space="preserve">  |</w:t>
+      </w:r>
+      <w:proofErr w:type="gramEnd"/>
+      <w:r>
+        <w:rPr>
+          <w:i/>
+          <w:color w:val="4B5563"/>
+          <w:sz w:val="18"/>
+        </w:rPr>
+        <w:t xml:space="preserve">  MCP </w:t>
       </w:r>
       <w:r>
         <w:rPr>
@@ -20093,6 +21470,7 @@
         </w:rPr>
         <w:t xml:space="preserve">  ·  </w:t>
       </w:r>
+      <w:proofErr w:type="gramStart"/>
       <w:r>
         <w:rPr>
           <w:color w:val="4B5563"/>
@@ -20105,7 +21483,23 @@
           <w:color w:val="4B5563"/>
           <w:sz w:val="18"/>
         </w:rPr>
-        <w:t xml:space="preserve">  |  32:31</w:t>
+        <w:t xml:space="preserve">  |</w:t>
+      </w:r>
+      <w:proofErr w:type="gramEnd"/>
+      <w:r>
+        <w:rPr>
+          <w:color w:val="4B5563"/>
+          <w:sz w:val="18"/>
+        </w:rPr>
+        <w:t xml:space="preserve">  32:</w:t>
+      </w:r>
+      <w:proofErr w:type="gramStart"/>
+      <w:r>
+        <w:rPr>
+          <w:color w:val="4B5563"/>
+          <w:sz w:val="18"/>
+        </w:rPr>
+        <w:t>31</w:t>
       </w:r>
       <w:r>
         <w:rPr>
@@ -20113,7 +21507,16 @@
           <w:color w:val="4B5563"/>
           <w:sz w:val="18"/>
         </w:rPr>
-        <w:t xml:space="preserve">  |  Agent </w:t>
+        <w:t xml:space="preserve">  |</w:t>
+      </w:r>
+      <w:proofErr w:type="gramEnd"/>
+      <w:r>
+        <w:rPr>
+          <w:i/>
+          <w:color w:val="4B5563"/>
+          <w:sz w:val="18"/>
+        </w:rPr>
+        <w:t xml:space="preserve">  Agent </w:t>
       </w:r>
       <w:r>
         <w:rPr>
@@ -20174,12 +21577,37 @@
       </w:tabs>
       <w:spacing w:before="80" w:after="0"/>
     </w:pPr>
+    <w:proofErr w:type="gramStart"/>
     <w:r>
       <w:rPr>
         <w:color w:val="4B5563"/>
         <w:sz w:val="16"/>
       </w:rPr>
-      <w:t>OPENCOLINKLAB  |  BETA  |  2026</w:t>
+      <w:t>OPENCOLINKLAB  |</w:t>
+    </w:r>
+    <w:proofErr w:type="gramEnd"/>
+    <w:r>
+      <w:rPr>
+        <w:color w:val="4B5563"/>
+        <w:sz w:val="16"/>
+      </w:rPr>
+      <w:t xml:space="preserve">  </w:t>
+    </w:r>
+    <w:proofErr w:type="gramStart"/>
+    <w:r>
+      <w:rPr>
+        <w:color w:val="4B5563"/>
+        <w:sz w:val="16"/>
+      </w:rPr>
+      <w:t>BETA  |</w:t>
+    </w:r>
+    <w:proofErr w:type="gramEnd"/>
+    <w:r>
+      <w:rPr>
+        <w:color w:val="4B5563"/>
+        <w:sz w:val="16"/>
+      </w:rPr>
+      <w:t xml:space="preserve">  2026</w:t>
     </w:r>
     <w:r>
       <w:rPr>
@@ -20290,8 +21718,24 @@
         <w:sz w:val="17"/>
       </w:rPr>
       <w:tab/>
-      <w:t xml:space="preserve">OpenColink </w:t>
     </w:r>
+    <w:proofErr w:type="spellStart"/>
+    <w:r>
+      <w:rPr>
+        <w:color w:val="4B5563"/>
+        <w:sz w:val="17"/>
+      </w:rPr>
+      <w:t>OpenColink</w:t>
+    </w:r>
+    <w:proofErr w:type="spellEnd"/>
+    <w:r>
+      <w:rPr>
+        <w:color w:val="4B5563"/>
+        <w:sz w:val="17"/>
+      </w:rPr>
+      <w:t xml:space="preserve"> </w:t>
+    </w:r>
+    <w:proofErr w:type="gramStart"/>
     <w:r>
       <w:rPr>
         <w:color w:val="4B5563"/>
@@ -20304,7 +21748,15 @@
         <w:color w:val="4B5563"/>
         <w:sz w:val="17"/>
       </w:rPr>
-      <w:t xml:space="preserve">  |  Zynq </w:t>
+      <w:t xml:space="preserve">  |</w:t>
+    </w:r>
+    <w:proofErr w:type="gramEnd"/>
+    <w:r>
+      <w:rPr>
+        <w:color w:val="4B5563"/>
+        <w:sz w:val="17"/>
+      </w:rPr>
+      <w:t xml:space="preserve">  Zynq </w:t>
     </w:r>
     <w:r>
       <w:rPr>
